--- a/02-放大电路/02-功率放大电路/F类功率放大电路/F类功率放大电路.docx
+++ b/02-放大电路/02-功率放大电路/F类功率放大电路/F类功率放大电路.docx
@@ -2858,6 +2858,20 @@
     </w:p>
     <w:bookmarkEnd w:id="26"/>
     <w:bookmarkEnd w:id="27"/>
+    <w:p>
+      <w:pPr>
+        <w:spacing w:before="360"/>
+        <w:jc w:val="center"/>
+      </w:pPr>
+      <w:r>
+        <w:rPr>
+          <w:rFonts w:ascii="Times New Roman" w:hAnsi="Times New Roman"/>
+          <w:color w:val="555555"/>
+          <w:sz w:val="21"/>
+        </w:rPr>
+        <w:t>材料收集者：杜文杰</w:t>
+      </w:r>
+    </w:p>
     <w:sectPr>
       <w:headerReference r:id="rId9" w:type="default"/>
       <w:footerReference r:id="rId10" w:type="default"/>

--- a/02-放大电路/02-功率放大电路/F类功率放大电路/F类功率放大电路.docx
+++ b/02-放大电路/02-功率放大电路/F类功率放大电路/F类功率放大电路.docx
@@ -1,6 +1,6 @@
 
 <file path=word/document.xml><?xml version="1.0" encoding="utf-8"?>
-<w:document xmlns:w="http://schemas.openxmlformats.org/wordprocessingml/2006/main" xmlns:m="http://schemas.openxmlformats.org/officeDocument/2006/math" xmlns:r="http://schemas.openxmlformats.org/officeDocument/2006/relationships" xmlns:o="urn:schemas-microsoft-com:office:office" xmlns:v="urn:schemas-microsoft-com:vml" xmlns:w10="urn:schemas-microsoft-com:office:word" xmlns:a="http://schemas.openxmlformats.org/drawingml/2006/main" xmlns:pic="http://schemas.openxmlformats.org/drawingml/2006/picture" xmlns:wp="http://schemas.openxmlformats.org/drawingml/2006/wordprocessingDrawing">
+<w:document xmlns:m="http://schemas.openxmlformats.org/officeDocument/2006/math" xmlns:r="http://schemas.openxmlformats.org/officeDocument/2006/relationships" xmlns:w="http://schemas.openxmlformats.org/wordprocessingml/2006/main" xmlns:o="urn:schemas-microsoft-com:office:office" xmlns:v="urn:schemas-microsoft-com:vml" xmlns:w10="urn:schemas-microsoft-com:office:word" xmlns:a="http://schemas.openxmlformats.org/drawingml/2006/main" xmlns:pic="http://schemas.openxmlformats.org/drawingml/2006/picture" xmlns:wp="http://schemas.openxmlformats.org/drawingml/2006/wordprocessingDrawing">
   <w:body>
     <w:bookmarkStart w:id="27" w:name="f-类功率放大电路"/>
     <w:p>
@@ -8,11 +8,14 @@
         <w:pStyle w:val="Heading1"/>
       </w:pPr>
       <w:r>
+        <w:rPr>
+          <w:rFonts w:eastAsia="黑体"/>
+        </w:rPr>
         <w:t xml:space="preserve">F </w:t>
       </w:r>
       <w:r>
         <w:rPr>
-          <w:rFonts w:hint="eastAsia"/>
+          <w:rFonts w:hint="eastAsia" w:eastAsia="黑体"/>
         </w:rPr>
         <w:t xml:space="preserve">类功率放大电路</w:t>
       </w:r>
@@ -24,7 +27,7 @@
       </w:pPr>
       <w:r>
         <w:rPr>
-          <w:rFonts w:hint="eastAsia"/>
+          <w:rFonts w:hint="eastAsia" w:eastAsia="黑体"/>
         </w:rPr>
         <w:t xml:space="preserve">拓扑描述</w:t>
       </w:r>
@@ -35,16 +38,19 @@
       </w:pPr>
       <w:r>
         <w:rPr>
-          <w:rFonts w:hint="eastAsia"/>
+          <w:rFonts w:hint="eastAsia" w:eastAsia="黑体"/>
         </w:rPr>
         <w:t xml:space="preserve">由</w:t>
       </w:r>
       <w:r>
+        <w:rPr>
+          <w:rFonts w:eastAsia="黑体"/>
+        </w:rPr>
         <w:t xml:space="preserve"> </w:t>
       </w:r>
       <w:r>
         <w:rPr>
-          <w:rFonts w:hint="eastAsia"/>
+          <w:rFonts w:hint="eastAsia" w:eastAsia="黑体"/>
           <w:b/>
           <w:bCs/>
         </w:rPr>
@@ -52,6 +58,7 @@
       </w:r>
       <w:r>
         <w:rPr>
+          <w:rFonts w:eastAsia="黑体"/>
           <w:b/>
           <w:bCs/>
         </w:rPr>
@@ -63,11 +70,14 @@
         </m:r>
       </m:oMath>
       <w:r>
+        <w:rPr>
+          <w:rFonts w:eastAsia="黑体"/>
+        </w:rPr>
         <w:t xml:space="preserve">、</w:t>
       </w:r>
       <w:r>
         <w:rPr>
-          <w:rFonts w:hint="eastAsia"/>
+          <w:rFonts w:hint="eastAsia" w:eastAsia="黑体"/>
           <w:b/>
           <w:bCs/>
         </w:rPr>
@@ -75,11 +85,14 @@
       </w:r>
       <w:r>
         <w:rPr>
-          <w:rFonts w:hint="eastAsia"/>
+          <w:rFonts w:hint="eastAsia" w:eastAsia="黑体"/>
         </w:rPr>
         <w:t xml:space="preserve">（电感</w:t>
       </w:r>
       <w:r>
+        <w:rPr>
+          <w:rFonts w:eastAsia="黑体"/>
+        </w:rPr>
         <w:t xml:space="preserve"> </w:t>
       </w:r>
       <m:oMath>
@@ -98,11 +111,14 @@
       </m:oMath>
       <w:r>
         <w:rPr>
-          <w:rFonts w:hint="eastAsia"/>
+          <w:rFonts w:hint="eastAsia" w:eastAsia="黑体"/>
         </w:rPr>
         <w:t xml:space="preserve">、电容</w:t>
       </w:r>
       <w:r>
+        <w:rPr>
+          <w:rFonts w:eastAsia="黑体"/>
+        </w:rPr>
         <w:t xml:space="preserve"> </w:t>
       </w:r>
       <m:oMath>
@@ -121,13 +137,13 @@
       </m:oMath>
       <w:r>
         <w:rPr>
-          <w:rFonts w:hint="eastAsia"/>
+          <w:rFonts w:hint="eastAsia" w:eastAsia="黑体"/>
         </w:rPr>
         <w:t xml:space="preserve">）、</w:t>
       </w:r>
       <w:r>
         <w:rPr>
-          <w:rFonts w:hint="eastAsia"/>
+          <w:rFonts w:hint="eastAsia" w:eastAsia="黑体"/>
           <w:b/>
           <w:bCs/>
         </w:rPr>
@@ -135,6 +151,7 @@
       </w:r>
       <w:r>
         <w:rPr>
+          <w:rFonts w:eastAsia="黑体"/>
           <w:b/>
           <w:bCs/>
         </w:rPr>
@@ -142,7 +159,7 @@
       </w:r>
       <w:r>
         <w:rPr>
-          <w:rFonts w:hint="eastAsia"/>
+          <w:rFonts w:hint="eastAsia" w:eastAsia="黑体"/>
           <w:b/>
           <w:bCs/>
         </w:rPr>
@@ -150,11 +167,14 @@
       </w:r>
       <w:r>
         <w:rPr>
-          <w:rFonts w:hint="eastAsia"/>
+          <w:rFonts w:hint="eastAsia" w:eastAsia="黑体"/>
         </w:rPr>
         <w:t xml:space="preserve">（电感</w:t>
       </w:r>
       <w:r>
+        <w:rPr>
+          <w:rFonts w:eastAsia="黑体"/>
+        </w:rPr>
         <w:t xml:space="preserve"> </w:t>
       </w:r>
       <m:oMath>
@@ -173,11 +193,14 @@
       </m:oMath>
       <w:r>
         <w:rPr>
-          <w:rFonts w:hint="eastAsia"/>
+          <w:rFonts w:hint="eastAsia" w:eastAsia="黑体"/>
         </w:rPr>
         <w:t xml:space="preserve">、电容</w:t>
       </w:r>
       <w:r>
+        <w:rPr>
+          <w:rFonts w:eastAsia="黑体"/>
+        </w:rPr>
         <w:t xml:space="preserve"> </w:t>
       </w:r>
       <m:oMath>
@@ -196,13 +219,13 @@
       </m:oMath>
       <w:r>
         <w:rPr>
-          <w:rFonts w:hint="eastAsia"/>
+          <w:rFonts w:hint="eastAsia" w:eastAsia="黑体"/>
         </w:rPr>
         <w:t xml:space="preserve">）、</w:t>
       </w:r>
       <w:r>
         <w:rPr>
-          <w:rFonts w:hint="eastAsia"/>
+          <w:rFonts w:hint="eastAsia" w:eastAsia="黑体"/>
           <w:b/>
           <w:bCs/>
         </w:rPr>
@@ -210,17 +233,21 @@
       </w:r>
       <w:r>
         <w:rPr>
+          <w:rFonts w:eastAsia="黑体"/>
           <w:b/>
           <w:bCs/>
         </w:rPr>
         <w:t xml:space="preserve"> RFC</w:t>
       </w:r>
       <w:r>
+        <w:rPr>
+          <w:rFonts w:eastAsia="黑体"/>
+        </w:rPr>
         <w:t xml:space="preserve">、</w:t>
       </w:r>
       <w:r>
         <w:rPr>
-          <w:rFonts w:hint="eastAsia"/>
+          <w:rFonts w:hint="eastAsia" w:eastAsia="黑体"/>
           <w:b/>
           <w:bCs/>
         </w:rPr>
@@ -228,6 +255,7 @@
       </w:r>
       <w:r>
         <w:rPr>
+          <w:rFonts w:eastAsia="黑体"/>
           <w:b/>
           <w:bCs/>
         </w:rPr>
@@ -248,20 +276,26 @@
         </m:sSub>
       </m:oMath>
       <w:r>
+        <w:rPr>
+          <w:rFonts w:eastAsia="黑体"/>
+        </w:rPr>
         <w:t xml:space="preserve"> </w:t>
       </w:r>
       <w:r>
         <w:rPr>
-          <w:rFonts w:hint="eastAsia"/>
+          <w:rFonts w:hint="eastAsia" w:eastAsia="黑体"/>
         </w:rPr>
         <w:t xml:space="preserve">组成，采用</w:t>
       </w:r>
       <w:r>
+        <w:rPr>
+          <w:rFonts w:eastAsia="黑体"/>
+        </w:rPr>
         <w:t xml:space="preserve"> </w:t>
       </w:r>
       <w:r>
         <w:rPr>
-          <w:rFonts w:hint="eastAsia"/>
+          <w:rFonts w:hint="eastAsia" w:eastAsia="黑体"/>
           <w:b/>
           <w:bCs/>
         </w:rPr>
@@ -269,6 +303,7 @@
       </w:r>
       <w:r>
         <w:rPr>
+          <w:rFonts w:eastAsia="黑体"/>
           <w:b/>
           <w:bCs/>
         </w:rPr>
@@ -292,26 +327,32 @@
         </m:sSub>
       </m:oMath>
       <w:r>
+        <w:rPr>
+          <w:rFonts w:eastAsia="黑体"/>
+        </w:rPr>
         <w:t xml:space="preserve"> </w:t>
       </w:r>
       <w:r>
         <w:rPr>
-          <w:rFonts w:hint="eastAsia"/>
+          <w:rFonts w:hint="eastAsia" w:eastAsia="黑体"/>
         </w:rPr>
         <w:t xml:space="preserve">供电。电路共有</w:t>
       </w:r>
       <w:r>
+        <w:rPr>
+          <w:rFonts w:eastAsia="黑体"/>
+        </w:rPr>
         <w:t xml:space="preserve"> 5 </w:t>
       </w:r>
       <w:r>
         <w:rPr>
-          <w:rFonts w:hint="eastAsia"/>
+          <w:rFonts w:hint="eastAsia" w:eastAsia="黑体"/>
         </w:rPr>
         <w:t xml:space="preserve">个关键节点：</w:t>
       </w:r>
       <w:r>
         <w:rPr>
-          <w:rFonts w:hint="eastAsia"/>
+          <w:rFonts w:hint="eastAsia" w:eastAsia="黑体"/>
           <w:b/>
           <w:bCs/>
         </w:rPr>
@@ -319,6 +360,7 @@
       </w:r>
       <w:r>
         <w:rPr>
+          <w:rFonts w:eastAsia="黑体"/>
           <w:b/>
           <w:bCs/>
         </w:rPr>
@@ -326,7 +368,7 @@
       </w:r>
       <w:r>
         <w:rPr>
-          <w:rFonts w:hint="eastAsia"/>
+          <w:rFonts w:hint="eastAsia" w:eastAsia="黑体"/>
           <w:b/>
           <w:bCs/>
         </w:rPr>
@@ -334,7 +376,7 @@
       </w:r>
       <w:r>
         <w:rPr>
-          <w:rFonts w:hint="eastAsia"/>
+          <w:rFonts w:hint="eastAsia" w:eastAsia="黑体"/>
         </w:rPr>
         <w:t xml:space="preserve">（</w:t>
       </w:r>
@@ -356,26 +398,32 @@
         </m:sSub>
       </m:oMath>
       <w:r>
+        <w:rPr>
+          <w:rFonts w:eastAsia="黑体"/>
+        </w:rPr>
         <w:t xml:space="preserve"> </w:t>
       </w:r>
       <w:r>
         <w:rPr>
-          <w:rFonts w:hint="eastAsia"/>
+          <w:rFonts w:hint="eastAsia" w:eastAsia="黑体"/>
         </w:rPr>
         <w:t xml:space="preserve">接</w:t>
       </w:r>
       <w:r>
+        <w:rPr>
+          <w:rFonts w:eastAsia="黑体"/>
+        </w:rPr>
         <w:t xml:space="preserve"> RFC </w:t>
       </w:r>
       <w:r>
         <w:rPr>
-          <w:rFonts w:hint="eastAsia"/>
+          <w:rFonts w:hint="eastAsia" w:eastAsia="黑体"/>
         </w:rPr>
         <w:t xml:space="preserve">的一端）；</w:t>
       </w:r>
       <w:r>
         <w:rPr>
-          <w:rFonts w:hint="eastAsia"/>
+          <w:rFonts w:hint="eastAsia" w:eastAsia="黑体"/>
           <w:b/>
           <w:bCs/>
         </w:rPr>
@@ -383,6 +431,7 @@
       </w:r>
       <w:r>
         <w:rPr>
+          <w:rFonts w:eastAsia="黑体"/>
           <w:b/>
           <w:bCs/>
         </w:rPr>
@@ -390,7 +439,7 @@
       </w:r>
       <w:r>
         <w:rPr>
-          <w:rFonts w:hint="eastAsia"/>
+          <w:rFonts w:hint="eastAsia" w:eastAsia="黑体"/>
           <w:b/>
           <w:bCs/>
         </w:rPr>
@@ -398,16 +447,19 @@
       </w:r>
       <w:r>
         <w:rPr>
-          <w:rFonts w:hint="eastAsia"/>
+          <w:rFonts w:hint="eastAsia" w:eastAsia="黑体"/>
         </w:rPr>
         <w:t xml:space="preserve">（RFC</w:t>
       </w:r>
       <w:r>
+        <w:rPr>
+          <w:rFonts w:eastAsia="黑体"/>
+        </w:rPr>
         <w:t xml:space="preserve"> </w:t>
       </w:r>
       <w:r>
         <w:rPr>
-          <w:rFonts w:hint="eastAsia"/>
+          <w:rFonts w:hint="eastAsia" w:eastAsia="黑体"/>
         </w:rPr>
         <w:t xml:space="preserve">的另一端、</w:t>
       </w:r>
@@ -417,24 +469,33 @@
         </m:r>
       </m:oMath>
       <w:r>
+        <w:rPr>
+          <w:rFonts w:eastAsia="黑体"/>
+        </w:rPr>
         <w:t xml:space="preserve"> </w:t>
       </w:r>
       <w:r>
         <w:rPr>
-          <w:rFonts w:hint="eastAsia"/>
+          <w:rFonts w:hint="eastAsia" w:eastAsia="黑体"/>
         </w:rPr>
         <w:t xml:space="preserve">的漏极</w:t>
       </w:r>
       <w:r>
+        <w:rPr>
+          <w:rFonts w:eastAsia="黑体"/>
+        </w:rPr>
         <w:t xml:space="preserve"> </w:t>
       </w:r>
       <w:r>
         <w:rPr>
-          <w:rFonts w:hint="eastAsia"/>
+          <w:rFonts w:hint="eastAsia" w:eastAsia="黑体"/>
         </w:rPr>
         <w:t xml:space="preserve">D、基波网络</w:t>
       </w:r>
       <w:r>
+        <w:rPr>
+          <w:rFonts w:eastAsia="黑体"/>
+        </w:rPr>
         <w:t xml:space="preserve"> </w:t>
       </w:r>
       <m:oMath>
@@ -452,15 +513,21 @@
         </m:sSub>
       </m:oMath>
       <w:r>
+        <w:rPr>
+          <w:rFonts w:eastAsia="黑体"/>
+        </w:rPr>
         <w:t xml:space="preserve"> </w:t>
       </w:r>
       <w:r>
         <w:rPr>
-          <w:rFonts w:hint="eastAsia"/>
+          <w:rFonts w:hint="eastAsia" w:eastAsia="黑体"/>
         </w:rPr>
         <w:t xml:space="preserve">一端、三次谐波陷波</w:t>
       </w:r>
       <w:r>
+        <w:rPr>
+          <w:rFonts w:eastAsia="黑体"/>
+        </w:rPr>
         <w:t xml:space="preserve"> </w:t>
       </w:r>
       <m:oMath>
@@ -478,15 +545,21 @@
         </m:sSub>
       </m:oMath>
       <w:r>
+        <w:rPr>
+          <w:rFonts w:eastAsia="黑体"/>
+        </w:rPr>
         <w:t xml:space="preserve"> </w:t>
       </w:r>
       <w:r>
         <w:rPr>
-          <w:rFonts w:hint="eastAsia"/>
+          <w:rFonts w:hint="eastAsia" w:eastAsia="黑体"/>
         </w:rPr>
         <w:t xml:space="preserve">与</w:t>
       </w:r>
       <w:r>
+        <w:rPr>
+          <w:rFonts w:eastAsia="黑体"/>
+        </w:rPr>
         <w:t xml:space="preserve"> </w:t>
       </w:r>
       <m:oMath>
@@ -504,17 +577,20 @@
         </m:sSub>
       </m:oMath>
       <w:r>
+        <w:rPr>
+          <w:rFonts w:eastAsia="黑体"/>
+        </w:rPr>
         <w:t xml:space="preserve"> </w:t>
       </w:r>
       <w:r>
         <w:rPr>
-          <w:rFonts w:hint="eastAsia"/>
+          <w:rFonts w:hint="eastAsia" w:eastAsia="黑体"/>
         </w:rPr>
         <w:t xml:space="preserve">一端四点相连）；</w:t>
       </w:r>
       <w:r>
         <w:rPr>
-          <w:rFonts w:hint="eastAsia"/>
+          <w:rFonts w:hint="eastAsia" w:eastAsia="黑体"/>
           <w:b/>
           <w:bCs/>
         </w:rPr>
@@ -522,6 +598,7 @@
       </w:r>
       <w:r>
         <w:rPr>
+          <w:rFonts w:eastAsia="黑体"/>
           <w:b/>
           <w:bCs/>
         </w:rPr>
@@ -529,7 +606,7 @@
       </w:r>
       <w:r>
         <w:rPr>
-          <w:rFonts w:hint="eastAsia"/>
+          <w:rFonts w:hint="eastAsia" w:eastAsia="黑体"/>
           <w:b/>
           <w:bCs/>
         </w:rPr>
@@ -537,7 +614,7 @@
       </w:r>
       <w:r>
         <w:rPr>
-          <w:rFonts w:hint="eastAsia"/>
+          <w:rFonts w:hint="eastAsia" w:eastAsia="黑体"/>
         </w:rPr>
         <w:t xml:space="preserve">（</w:t>
       </w:r>
@@ -556,15 +633,21 @@
         </m:sSub>
       </m:oMath>
       <w:r>
+        <w:rPr>
+          <w:rFonts w:eastAsia="黑体"/>
+        </w:rPr>
         <w:t xml:space="preserve"> </w:t>
       </w:r>
       <w:r>
         <w:rPr>
-          <w:rFonts w:hint="eastAsia"/>
+          <w:rFonts w:hint="eastAsia" w:eastAsia="黑体"/>
         </w:rPr>
         <w:t xml:space="preserve">的另一端与</w:t>
       </w:r>
       <w:r>
+        <w:rPr>
+          <w:rFonts w:eastAsia="黑体"/>
+        </w:rPr>
         <w:t xml:space="preserve"> </w:t>
       </w:r>
       <m:oMath>
@@ -582,17 +665,20 @@
         </m:sSub>
       </m:oMath>
       <w:r>
+        <w:rPr>
+          <w:rFonts w:eastAsia="黑体"/>
+        </w:rPr>
         <w:t xml:space="preserve"> </w:t>
       </w:r>
       <w:r>
         <w:rPr>
-          <w:rFonts w:hint="eastAsia"/>
+          <w:rFonts w:hint="eastAsia" w:eastAsia="黑体"/>
         </w:rPr>
         <w:t xml:space="preserve">的一端相连）；</w:t>
       </w:r>
       <w:r>
         <w:rPr>
-          <w:rFonts w:hint="eastAsia"/>
+          <w:rFonts w:hint="eastAsia" w:eastAsia="黑体"/>
           <w:b/>
           <w:bCs/>
         </w:rPr>
@@ -600,6 +686,7 @@
       </w:r>
       <w:r>
         <w:rPr>
+          <w:rFonts w:eastAsia="黑体"/>
           <w:b/>
           <w:bCs/>
         </w:rPr>
@@ -607,7 +694,7 @@
       </w:r>
       <w:r>
         <w:rPr>
-          <w:rFonts w:hint="eastAsia"/>
+          <w:rFonts w:hint="eastAsia" w:eastAsia="黑体"/>
           <w:b/>
           <w:bCs/>
         </w:rPr>
@@ -615,7 +702,7 @@
       </w:r>
       <w:r>
         <w:rPr>
-          <w:rFonts w:hint="eastAsia"/>
+          <w:rFonts w:hint="eastAsia" w:eastAsia="黑体"/>
         </w:rPr>
         <w:t xml:space="preserve">（</w:t>
       </w:r>
@@ -634,15 +721,21 @@
         </m:sSub>
       </m:oMath>
       <w:r>
+        <w:rPr>
+          <w:rFonts w:eastAsia="黑体"/>
+        </w:rPr>
         <w:t xml:space="preserve"> </w:t>
       </w:r>
       <w:r>
         <w:rPr>
-          <w:rFonts w:hint="eastAsia"/>
+          <w:rFonts w:hint="eastAsia" w:eastAsia="黑体"/>
         </w:rPr>
         <w:t xml:space="preserve">的另一端与</w:t>
       </w:r>
       <w:r>
+        <w:rPr>
+          <w:rFonts w:eastAsia="黑体"/>
+        </w:rPr>
         <w:t xml:space="preserve"> </w:t>
       </w:r>
       <m:oMath>
@@ -660,17 +753,20 @@
         </m:sSub>
       </m:oMath>
       <w:r>
+        <w:rPr>
+          <w:rFonts w:eastAsia="黑体"/>
+        </w:rPr>
         <w:t xml:space="preserve"> </w:t>
       </w:r>
       <w:r>
         <w:rPr>
-          <w:rFonts w:hint="eastAsia"/>
+          <w:rFonts w:hint="eastAsia" w:eastAsia="黑体"/>
         </w:rPr>
         <w:t xml:space="preserve">的一端相连）；</w:t>
       </w:r>
       <w:r>
         <w:rPr>
-          <w:rFonts w:hint="eastAsia"/>
+          <w:rFonts w:hint="eastAsia" w:eastAsia="黑体"/>
           <w:b/>
           <w:bCs/>
         </w:rPr>
@@ -678,6 +774,7 @@
       </w:r>
       <w:r>
         <w:rPr>
+          <w:rFonts w:eastAsia="黑体"/>
           <w:b/>
           <w:bCs/>
         </w:rPr>
@@ -685,7 +782,7 @@
       </w:r>
       <w:r>
         <w:rPr>
-          <w:rFonts w:hint="eastAsia"/>
+          <w:rFonts w:hint="eastAsia" w:eastAsia="黑体"/>
           <w:b/>
           <w:bCs/>
         </w:rPr>
@@ -693,7 +790,7 @@
       </w:r>
       <w:r>
         <w:rPr>
-          <w:rFonts w:hint="eastAsia"/>
+          <w:rFonts w:hint="eastAsia" w:eastAsia="黑体"/>
         </w:rPr>
         <w:t xml:space="preserve">（</w:t>
       </w:r>
@@ -703,15 +800,21 @@
         </m:r>
       </m:oMath>
       <w:r>
+        <w:rPr>
+          <w:rFonts w:eastAsia="黑体"/>
+        </w:rPr>
         <w:t xml:space="preserve"> </w:t>
       </w:r>
       <w:r>
         <w:rPr>
-          <w:rFonts w:hint="eastAsia"/>
+          <w:rFonts w:hint="eastAsia" w:eastAsia="黑体"/>
         </w:rPr>
         <w:t xml:space="preserve">的源极</w:t>
       </w:r>
       <w:r>
+        <w:rPr>
+          <w:rFonts w:eastAsia="黑体"/>
+        </w:rPr>
         <w:t xml:space="preserve"> S、</w:t>
       </w:r>
       <m:oMath>
@@ -729,15 +832,21 @@
         </m:sSub>
       </m:oMath>
       <w:r>
+        <w:rPr>
+          <w:rFonts w:eastAsia="黑体"/>
+        </w:rPr>
         <w:t xml:space="preserve"> </w:t>
       </w:r>
       <w:r>
         <w:rPr>
-          <w:rFonts w:hint="eastAsia"/>
+          <w:rFonts w:hint="eastAsia" w:eastAsia="黑体"/>
         </w:rPr>
         <w:t xml:space="preserve">与</w:t>
       </w:r>
       <w:r>
+        <w:rPr>
+          <w:rFonts w:eastAsia="黑体"/>
+        </w:rPr>
         <w:t xml:space="preserve"> </w:t>
       </w:r>
       <m:oMath>
@@ -755,11 +864,14 @@
         </m:sSub>
       </m:oMath>
       <w:r>
+        <w:rPr>
+          <w:rFonts w:eastAsia="黑体"/>
+        </w:rPr>
         <w:t xml:space="preserve"> </w:t>
       </w:r>
       <w:r>
         <w:rPr>
-          <w:rFonts w:hint="eastAsia"/>
+          <w:rFonts w:hint="eastAsia" w:eastAsia="黑体"/>
         </w:rPr>
         <w:t xml:space="preserve">的另一端、</w:t>
       </w:r>
@@ -778,20 +890,26 @@
         </m:sSub>
       </m:oMath>
       <w:r>
+        <w:rPr>
+          <w:rFonts w:eastAsia="黑体"/>
+        </w:rPr>
         <w:t xml:space="preserve"> </w:t>
       </w:r>
       <w:r>
         <w:rPr>
-          <w:rFonts w:hint="eastAsia"/>
+          <w:rFonts w:hint="eastAsia" w:eastAsia="黑体"/>
         </w:rPr>
         <w:t xml:space="preserve">的另一端均接</w:t>
       </w:r>
       <w:r>
+        <w:rPr>
+          <w:rFonts w:eastAsia="黑体"/>
+        </w:rPr>
         <w:t xml:space="preserve"> </w:t>
       </w:r>
       <w:r>
         <w:rPr>
-          <w:rFonts w:hint="eastAsia"/>
+          <w:rFonts w:hint="eastAsia" w:eastAsia="黑体"/>
         </w:rPr>
         <w:t xml:space="preserve">GND）。</w:t>
       </w:r>
@@ -800,23 +918,27 @@
       <w:pPr/>
       <w:r>
         <w:rPr>
-          <w:rFonts w:hint="eastAsia"/>
+          <w:rFonts w:hint="eastAsia" w:eastAsia="黑体"/>
         </w:rPr>
         <w:t xml:space="preserve">各元件管脚连接：</w:t>
       </w:r>
       <w:r>
         <w:rPr>
+          <w:rFonts w:eastAsia="黑体"/>
           <w:b/>
           <w:bCs/>
         </w:rPr>
         <w:t xml:space="preserve">RFC</w:t>
       </w:r>
       <w:r>
+        <w:rPr>
+          <w:rFonts w:eastAsia="黑体"/>
+        </w:rPr>
         <w:t xml:space="preserve"> </w:t>
       </w:r>
       <w:r>
         <w:rPr>
-          <w:rFonts w:hint="eastAsia"/>
+          <w:rFonts w:hint="eastAsia" w:eastAsia="黑体"/>
         </w:rPr>
         <w:t xml:space="preserve">一端接电源节点、另一端接漏极节点（馈电）；</w:t>
       </w:r>
@@ -826,38 +948,50 @@
         </m:r>
       </m:oMath>
       <w:r>
+        <w:rPr>
+          <w:rFonts w:eastAsia="黑体"/>
+        </w:rPr>
         <w:t xml:space="preserve"> </w:t>
       </w:r>
       <w:r>
         <w:rPr>
-          <w:rFonts w:hint="eastAsia"/>
+          <w:rFonts w:hint="eastAsia" w:eastAsia="黑体"/>
         </w:rPr>
         <w:t xml:space="preserve">的</w:t>
       </w:r>
       <w:r>
+        <w:rPr>
+          <w:rFonts w:eastAsia="黑体"/>
+        </w:rPr>
         <w:t xml:space="preserve"> G </w:t>
       </w:r>
       <w:r>
         <w:rPr>
-          <w:rFonts w:hint="eastAsia"/>
+          <w:rFonts w:hint="eastAsia" w:eastAsia="黑体"/>
         </w:rPr>
         <w:t xml:space="preserve">接射频驱动节点、D</w:t>
       </w:r>
       <w:r>
+        <w:rPr>
+          <w:rFonts w:eastAsia="黑体"/>
+        </w:rPr>
         <w:t xml:space="preserve"> </w:t>
       </w:r>
       <w:r>
         <w:rPr>
-          <w:rFonts w:hint="eastAsia"/>
+          <w:rFonts w:hint="eastAsia" w:eastAsia="黑体"/>
         </w:rPr>
         <w:t xml:space="preserve">接漏极节点、S</w:t>
       </w:r>
       <w:r>
+        <w:rPr>
+          <w:rFonts w:eastAsia="黑体"/>
+        </w:rPr>
         <w:t xml:space="preserve"> </w:t>
       </w:r>
       <w:r>
         <w:rPr>
-          <w:rFonts w:hint="eastAsia"/>
+          <w:rFonts w:hint="eastAsia" w:eastAsia="黑体"/>
         </w:rPr>
         <w:t xml:space="preserve">接地节点；</w:t>
       </w:r>
@@ -876,11 +1010,14 @@
         </m:sSub>
       </m:oMath>
       <w:r>
+        <w:rPr>
+          <w:rFonts w:eastAsia="黑体"/>
+        </w:rPr>
         <w:t xml:space="preserve"> </w:t>
       </w:r>
       <w:r>
         <w:rPr>
-          <w:rFonts w:hint="eastAsia"/>
+          <w:rFonts w:hint="eastAsia" w:eastAsia="黑体"/>
         </w:rPr>
         <w:t xml:space="preserve">一端接漏极节点、另一端接基波谐振中间节点；</w:t>
       </w:r>
@@ -899,11 +1036,14 @@
         </m:sSub>
       </m:oMath>
       <w:r>
+        <w:rPr>
+          <w:rFonts w:eastAsia="黑体"/>
+        </w:rPr>
         <w:t xml:space="preserve"> </w:t>
       </w:r>
       <w:r>
         <w:rPr>
-          <w:rFonts w:hint="eastAsia"/>
+          <w:rFonts w:hint="eastAsia" w:eastAsia="黑体"/>
         </w:rPr>
         <w:t xml:space="preserve">一端接基波谐振中间节点、另一端接输出节点；</w:t>
       </w:r>
@@ -922,11 +1062,14 @@
         </m:sSub>
       </m:oMath>
       <w:r>
+        <w:rPr>
+          <w:rFonts w:eastAsia="黑体"/>
+        </w:rPr>
         <w:t xml:space="preserve"> </w:t>
       </w:r>
       <w:r>
         <w:rPr>
-          <w:rFonts w:hint="eastAsia"/>
+          <w:rFonts w:hint="eastAsia" w:eastAsia="黑体"/>
         </w:rPr>
         <w:t xml:space="preserve">一端接漏极节点、另一端接地节点；</w:t>
       </w:r>
@@ -945,11 +1088,14 @@
         </m:sSub>
       </m:oMath>
       <w:r>
+        <w:rPr>
+          <w:rFonts w:eastAsia="黑体"/>
+        </w:rPr>
         <w:t xml:space="preserve"> </w:t>
       </w:r>
       <w:r>
         <w:rPr>
-          <w:rFonts w:hint="eastAsia"/>
+          <w:rFonts w:hint="eastAsia" w:eastAsia="黑体"/>
         </w:rPr>
         <w:t xml:space="preserve">一端接漏极节点、另一端接地节点（</w:t>
       </w:r>
@@ -968,15 +1114,21 @@
         </m:sSub>
       </m:oMath>
       <w:r>
+        <w:rPr>
+          <w:rFonts w:eastAsia="黑体"/>
+        </w:rPr>
         <w:t xml:space="preserve"> </w:t>
       </w:r>
       <w:r>
         <w:rPr>
-          <w:rFonts w:hint="eastAsia"/>
+          <w:rFonts w:hint="eastAsia" w:eastAsia="黑体"/>
         </w:rPr>
         <w:t xml:space="preserve">与</w:t>
       </w:r>
       <w:r>
+        <w:rPr>
+          <w:rFonts w:eastAsia="黑体"/>
+        </w:rPr>
         <w:t xml:space="preserve"> </w:t>
       </w:r>
       <m:oMath>
@@ -994,11 +1146,14 @@
         </m:sSub>
       </m:oMath>
       <w:r>
+        <w:rPr>
+          <w:rFonts w:eastAsia="黑体"/>
+        </w:rPr>
         <w:t xml:space="preserve"> </w:t>
       </w:r>
       <w:r>
         <w:rPr>
-          <w:rFonts w:hint="eastAsia"/>
+          <w:rFonts w:hint="eastAsia" w:eastAsia="黑体"/>
         </w:rPr>
         <w:t xml:space="preserve">组成并联谐振于三次谐波的陷波）；</w:t>
       </w:r>
@@ -1017,15 +1172,21 @@
         </m:sSub>
       </m:oMath>
       <w:r>
+        <w:rPr>
+          <w:rFonts w:eastAsia="黑体"/>
+        </w:rPr>
         <w:t xml:space="preserve"> </w:t>
       </w:r>
       <w:r>
         <w:rPr>
-          <w:rFonts w:hint="eastAsia"/>
+          <w:rFonts w:hint="eastAsia" w:eastAsia="黑体"/>
         </w:rPr>
         <w:t xml:space="preserve">一端接输出节点、另一端接地节点（基波能量经</w:t>
       </w:r>
       <w:r>
+        <w:rPr>
+          <w:rFonts w:eastAsia="黑体"/>
+        </w:rPr>
         <w:t xml:space="preserve"> </w:t>
       </w:r>
       <m:oMath>
@@ -1043,6 +1204,9 @@
         </m:sSub>
       </m:oMath>
       <w:r>
+        <w:rPr>
+          <w:rFonts w:eastAsia="黑体"/>
+        </w:rPr>
         <w:t xml:space="preserve">–</w:t>
       </w:r>
       <m:oMath>
@@ -1060,11 +1224,14 @@
         </m:sSub>
       </m:oMath>
       <w:r>
+        <w:rPr>
+          <w:rFonts w:eastAsia="黑体"/>
+        </w:rPr>
         <w:t xml:space="preserve"> </w:t>
       </w:r>
       <w:r>
         <w:rPr>
-          <w:rFonts w:hint="eastAsia"/>
+          <w:rFonts w:hint="eastAsia" w:eastAsia="黑体"/>
         </w:rPr>
         <w:t xml:space="preserve">送抵负载）。</w:t>
       </w:r>
@@ -1073,20 +1240,26 @@
       <w:pPr/>
       <w:r>
         <w:rPr>
-          <w:rFonts w:hint="eastAsia"/>
+          <w:rFonts w:hint="eastAsia" w:eastAsia="黑体"/>
         </w:rPr>
         <w:t xml:space="preserve">由此构成”漏极经基波串联谐振网络送能到负载、三次谐波并联陷波与基波网络一起对谐波提供特定阻抗终端”的</w:t>
       </w:r>
       <w:r>
+        <w:rPr>
+          <w:rFonts w:eastAsia="黑体"/>
+        </w:rPr>
         <w:t xml:space="preserve"> F </w:t>
       </w:r>
       <w:r>
         <w:rPr>
-          <w:rFonts w:hint="eastAsia"/>
+          <w:rFonts w:hint="eastAsia" w:eastAsia="黑体"/>
         </w:rPr>
         <w:t xml:space="preserve">类开关射频功放组态，通过奇次谐波开路、偶次谐波短路把漏极电压整形为近似方波、电流整形为半正弦，减小波形重叠损耗，理论效率可达</w:t>
       </w:r>
       <w:r>
+        <w:rPr>
+          <w:rFonts w:eastAsia="黑体"/>
+        </w:rPr>
         <w:t xml:space="preserve"> 100%。</w:t>
       </w:r>
     </w:p>
@@ -1098,7 +1271,7 @@
       </w:pPr>
       <w:r>
         <w:rPr>
-          <w:rFonts w:hint="eastAsia"/>
+          <w:rFonts w:hint="eastAsia" w:eastAsia="黑体"/>
         </w:rPr>
         <w:t xml:space="preserve">工作原理</w:t>
       </w:r>
@@ -1109,7 +1282,7 @@
       </w:pPr>
       <w:r>
         <w:rPr>
-          <w:rFonts w:hint="eastAsia"/>
+          <w:rFonts w:hint="eastAsia" w:eastAsia="黑体"/>
         </w:rPr>
         <w:t xml:space="preserve">开关状态下，用外接谐振网络对各次谐波提供特定阻抗终端：奇次谐波开路（电压为奇次谐波叠加成方波）、偶次谐波短路（电流为偶次谐波叠加成半正弦），从而电压电流在开关周期内几乎没有同时非零的区间，开关损耗趋零，基波能量高效送往负载。</w:t>
       </w:r>
@@ -1122,7 +1295,7 @@
       </w:pPr>
       <w:r>
         <w:rPr>
-          <w:rFonts w:hint="eastAsia"/>
+          <w:rFonts w:hint="eastAsia" w:eastAsia="黑体"/>
         </w:rPr>
         <w:t xml:space="preserve">关键计算公式</w:t>
       </w:r>
@@ -1136,7 +1309,7 @@
       </w:pPr>
       <w:r>
         <w:rPr>
-          <w:rFonts w:hint="eastAsia"/>
+          <w:rFonts w:hint="eastAsia" w:eastAsia="黑体"/>
         </w:rPr>
         <w:t xml:space="preserve">基波输出功率（</w:t>
       </w:r>
@@ -1158,11 +1331,14 @@
         </m:sSub>
       </m:oMath>
       <w:r>
+        <w:rPr>
+          <w:rFonts w:eastAsia="黑体"/>
+        </w:rPr>
         <w:t xml:space="preserve"> </w:t>
       </w:r>
       <w:r>
         <w:rPr>
-          <w:rFonts w:hint="eastAsia"/>
+          <w:rFonts w:hint="eastAsia" w:eastAsia="黑体"/>
         </w:rPr>
         <w:t xml:space="preserve">为电源、</w:t>
       </w:r>
@@ -1184,11 +1360,14 @@
         </m:sSub>
       </m:oMath>
       <w:r>
+        <w:rPr>
+          <w:rFonts w:eastAsia="黑体"/>
+        </w:rPr>
         <w:t xml:space="preserve"> </w:t>
       </w:r>
       <w:r>
         <w:rPr>
-          <w:rFonts w:hint="eastAsia"/>
+          <w:rFonts w:hint="eastAsia" w:eastAsia="黑体"/>
         </w:rPr>
         <w:t xml:space="preserve">为基波电压峰值）：</w:t>
       </w:r>
@@ -1272,7 +1451,7 @@
       </w:pPr>
       <w:r>
         <w:rPr>
-          <w:rFonts w:hint="eastAsia"/>
+          <w:rFonts w:hint="eastAsia" w:eastAsia="黑体"/>
         </w:rPr>
         <w:t xml:space="preserve">理想方波电压的基波分量（谐波调谐理想化）：</w:t>
       </w:r>
@@ -1347,16 +1526,19 @@
       </w:pPr>
       <w:r>
         <w:rPr>
-          <w:rFonts w:hint="eastAsia"/>
+          <w:rFonts w:hint="eastAsia" w:eastAsia="黑体"/>
         </w:rPr>
         <w:t xml:space="preserve">三次谐波陷波（并联</w:t>
       </w:r>
       <w:r>
+        <w:rPr>
+          <w:rFonts w:eastAsia="黑体"/>
+        </w:rPr>
         <w:t xml:space="preserve"> </w:t>
       </w:r>
       <w:r>
         <w:rPr>
-          <w:rFonts w:hint="eastAsia"/>
+          <w:rFonts w:hint="eastAsia" w:eastAsia="黑体"/>
         </w:rPr>
         <w:t xml:space="preserve">LC）谐振频率：</w:t>
       </w:r>
@@ -1472,7 +1654,7 @@
       </w:pPr>
       <w:r>
         <w:rPr>
-          <w:rFonts w:hint="eastAsia"/>
+          <w:rFonts w:hint="eastAsia" w:eastAsia="黑体"/>
         </w:rPr>
         <w:t xml:space="preserve">基波网络谐振频率：</w:t>
       </w:r>
@@ -1567,7 +1749,7 @@
       </w:pPr>
       <w:r>
         <w:rPr>
-          <w:rFonts w:hint="eastAsia"/>
+          <w:rFonts w:hint="eastAsia" w:eastAsia="黑体"/>
         </w:rPr>
         <w:t xml:space="preserve">理想效率（所有谐波均被正确终端）：</w:t>
       </w:r>
@@ -1649,7 +1831,7 @@
             </w:pPr>
             <w:r>
               <w:rPr>
-                <w:rFonts w:hint="eastAsia"/>
+                <w:rFonts w:hint="eastAsia" w:eastAsia="黑体"/>
               </w:rPr>
               <w:t xml:space="preserve">符号</w:t>
             </w:r>
@@ -1663,7 +1845,7 @@
             </w:pPr>
             <w:r>
               <w:rPr>
-                <w:rFonts w:hint="eastAsia"/>
+                <w:rFonts w:hint="eastAsia" w:eastAsia="黑体"/>
               </w:rPr>
               <w:t xml:space="preserve">含义</w:t>
             </w:r>
@@ -1677,7 +1859,7 @@
             </w:pPr>
             <w:r>
               <w:rPr>
-                <w:rFonts w:hint="eastAsia"/>
+                <w:rFonts w:hint="eastAsia" w:eastAsia="黑体"/>
               </w:rPr>
               <w:t xml:space="preserve">单位</w:t>
             </w:r>
@@ -1709,6 +1891,9 @@
               </m:sSub>
             </m:oMath>
             <w:r>
+              <w:rPr>
+                <w:rFonts w:eastAsia="黑体"/>
+              </w:rPr>
               <w:t xml:space="preserve">​</w:t>
             </w:r>
           </w:p>
@@ -1721,7 +1906,7 @@
             </w:pPr>
             <w:r>
               <w:rPr>
-                <w:rFonts w:hint="eastAsia"/>
+                <w:rFonts w:hint="eastAsia" w:eastAsia="黑体"/>
               </w:rPr>
               <w:t xml:space="preserve">电源电压</w:t>
             </w:r>
@@ -1734,6 +1919,9 @@
               <w:pStyle w:val="Compact"/>
             </w:pPr>
             <w:r>
+              <w:rPr>
+                <w:rFonts w:eastAsia="黑体"/>
+              </w:rPr>
               <w:t xml:space="preserve">V</w:t>
             </w:r>
           </w:p>
@@ -1764,6 +1952,9 @@
               </m:sSub>
             </m:oMath>
             <w:r>
+              <w:rPr>
+                <w:rFonts w:eastAsia="黑体"/>
+              </w:rPr>
               <w:t xml:space="preserve">、</w:t>
             </w:r>
             <m:oMath>
@@ -1790,7 +1981,7 @@
             </w:pPr>
             <w:r>
               <w:rPr>
-                <w:rFonts w:hint="eastAsia"/>
+                <w:rFonts w:hint="eastAsia" w:eastAsia="黑体"/>
               </w:rPr>
               <w:t xml:space="preserve">基波电压、电流峰值</w:t>
             </w:r>
@@ -1803,6 +1994,9 @@
               <w:pStyle w:val="Compact"/>
             </w:pPr>
             <w:r>
+              <w:rPr>
+                <w:rFonts w:eastAsia="黑体"/>
+              </w:rPr>
               <w:t xml:space="preserve">V、A</w:t>
             </w:r>
           </w:p>
@@ -1830,6 +2024,9 @@
               </m:sSub>
             </m:oMath>
             <w:r>
+              <w:rPr>
+                <w:rFonts w:eastAsia="黑体"/>
+              </w:rPr>
               <w:t xml:space="preserve">​</w:t>
             </w:r>
           </w:p>
@@ -1842,7 +2039,7 @@
             </w:pPr>
             <w:r>
               <w:rPr>
-                <w:rFonts w:hint="eastAsia"/>
+                <w:rFonts w:hint="eastAsia" w:eastAsia="黑体"/>
               </w:rPr>
               <w:t xml:space="preserve">基波频率</w:t>
             </w:r>
@@ -1855,6 +2052,9 @@
               <w:pStyle w:val="Compact"/>
             </w:pPr>
             <w:r>
+              <w:rPr>
+                <w:rFonts w:eastAsia="黑体"/>
+              </w:rPr>
               <w:t xml:space="preserve">Hz</w:t>
             </w:r>
           </w:p>
@@ -1882,6 +2082,9 @@
               </m:sSub>
             </m:oMath>
             <w:r>
+              <w:rPr>
+                <w:rFonts w:eastAsia="黑体"/>
+              </w:rPr>
               <w:t xml:space="preserve">、</w:t>
             </w:r>
             <m:oMath>
@@ -1908,7 +2111,7 @@
             </w:pPr>
             <w:r>
               <w:rPr>
-                <w:rFonts w:hint="eastAsia"/>
+                <w:rFonts w:hint="eastAsia" w:eastAsia="黑体"/>
               </w:rPr>
               <w:t xml:space="preserve">基波谐振电感、电容</w:t>
             </w:r>
@@ -1921,6 +2124,9 @@
               <w:pStyle w:val="Compact"/>
             </w:pPr>
             <w:r>
+              <w:rPr>
+                <w:rFonts w:eastAsia="黑体"/>
+              </w:rPr>
               <w:t xml:space="preserve">H、F</w:t>
             </w:r>
           </w:p>
@@ -1948,6 +2154,9 @@
               </m:sSub>
             </m:oMath>
             <w:r>
+              <w:rPr>
+                <w:rFonts w:eastAsia="黑体"/>
+              </w:rPr>
               <w:t xml:space="preserve">、</w:t>
             </w:r>
             <m:oMath>
@@ -1974,7 +2183,7 @@
             </w:pPr>
             <w:r>
               <w:rPr>
-                <w:rFonts w:hint="eastAsia"/>
+                <w:rFonts w:hint="eastAsia" w:eastAsia="黑体"/>
               </w:rPr>
               <w:t xml:space="preserve">三次谐波谐振电感、电容</w:t>
             </w:r>
@@ -1987,6 +2196,9 @@
               <w:pStyle w:val="Compact"/>
             </w:pPr>
             <w:r>
+              <w:rPr>
+                <w:rFonts w:eastAsia="黑体"/>
+              </w:rPr>
               <w:t xml:space="preserve">H、F</w:t>
             </w:r>
           </w:p>
@@ -2020,6 +2232,9 @@
               </m:sSub>
             </m:oMath>
             <w:r>
+              <w:rPr>
+                <w:rFonts w:eastAsia="黑体"/>
+              </w:rPr>
               <w:t xml:space="preserve">​</w:t>
             </w:r>
           </w:p>
@@ -2032,7 +2247,7 @@
             </w:pPr>
             <w:r>
               <w:rPr>
-                <w:rFonts w:hint="eastAsia"/>
+                <w:rFonts w:hint="eastAsia" w:eastAsia="黑体"/>
               </w:rPr>
               <w:t xml:space="preserve">最大效率</w:t>
             </w:r>
@@ -2045,6 +2260,9 @@
               <w:pStyle w:val="Compact"/>
             </w:pPr>
             <w:r>
+              <w:rPr>
+                <w:rFonts w:eastAsia="黑体"/>
+              </w:rPr>
               <w:t xml:space="preserve">—</w:t>
             </w:r>
           </w:p>
@@ -2059,7 +2277,7 @@
       </w:pPr>
       <w:r>
         <w:rPr>
-          <w:rFonts w:hint="eastAsia"/>
+          <w:rFonts w:hint="eastAsia" w:eastAsia="黑体"/>
         </w:rPr>
         <w:t xml:space="preserve">元件调整影响</w:t>
       </w:r>
@@ -2074,21 +2292,27 @@
       </w:pPr>
       <w:r>
         <w:rPr>
-          <w:rFonts w:hint="eastAsia"/>
+          <w:rFonts w:hint="eastAsia" w:eastAsia="黑体"/>
           <w:b/>
           <w:bCs/>
         </w:rPr>
         <w:t xml:space="preserve">三次谐波陷波失谐</w:t>
       </w:r>
       <w:r>
+        <w:rPr>
+          <w:rFonts w:eastAsia="黑体"/>
+        </w:rPr>
         <w:t xml:space="preserve"> </w:t>
       </w:r>
       <w:r>
+        <w:rPr>
+          <w:rFonts w:eastAsia="黑体"/>
+        </w:rPr>
         <w:t xml:space="preserve">→ </w:t>
       </w:r>
       <w:r>
         <w:rPr>
-          <w:rFonts w:hint="eastAsia"/>
+          <w:rFonts w:hint="eastAsia" w:eastAsia="黑体"/>
         </w:rPr>
         <w:t xml:space="preserve">漏极波形偏离方波，重叠损耗增大、效率下降。</w:t>
       </w:r>
@@ -2103,21 +2327,27 @@
       </w:pPr>
       <w:r>
         <w:rPr>
-          <w:rFonts w:hint="eastAsia"/>
+          <w:rFonts w:hint="eastAsia" w:eastAsia="黑体"/>
           <w:b/>
           <w:bCs/>
         </w:rPr>
         <w:t xml:space="preserve">偶次谐波未短路</w:t>
       </w:r>
       <w:r>
+        <w:rPr>
+          <w:rFonts w:eastAsia="黑体"/>
+        </w:rPr>
         <w:t xml:space="preserve"> </w:t>
       </w:r>
       <w:r>
+        <w:rPr>
+          <w:rFonts w:eastAsia="黑体"/>
+        </w:rPr>
         <w:t xml:space="preserve">→ </w:t>
       </w:r>
       <w:r>
         <w:rPr>
-          <w:rFonts w:hint="eastAsia"/>
+          <w:rFonts w:hint="eastAsia" w:eastAsia="黑体"/>
         </w:rPr>
         <w:t xml:space="preserve">电流波形变差，开关耗散上升。</w:t>
       </w:r>
@@ -2132,7 +2362,7 @@
       </w:pPr>
       <w:r>
         <w:rPr>
-          <w:rFonts w:hint="eastAsia"/>
+          <w:rFonts w:hint="eastAsia" w:eastAsia="黑体"/>
           <w:b/>
           <w:bCs/>
         </w:rPr>
@@ -2140,6 +2370,7 @@
       </w:r>
       <w:r>
         <w:rPr>
+          <w:rFonts w:eastAsia="黑体"/>
           <w:b/>
           <w:bCs/>
         </w:rPr>
@@ -2152,6 +2383,7 @@
       </m:oMath>
       <w:r>
         <w:rPr>
+          <w:rFonts w:eastAsia="黑体"/>
           <w:b/>
           <w:bCs/>
         </w:rPr>
@@ -2159,21 +2391,27 @@
       </w:r>
       <w:r>
         <w:rPr>
-          <w:rFonts w:hint="eastAsia"/>
+          <w:rFonts w:hint="eastAsia" w:eastAsia="黑体"/>
           <w:b/>
           <w:bCs/>
         </w:rPr>
         <w:t xml:space="preserve">值不足</w:t>
       </w:r>
       <w:r>
+        <w:rPr>
+          <w:rFonts w:eastAsia="黑体"/>
+        </w:rPr>
         <w:t xml:space="preserve"> </w:t>
       </w:r>
       <w:r>
+        <w:rPr>
+          <w:rFonts w:eastAsia="黑体"/>
+        </w:rPr>
         <w:t xml:space="preserve">→ </w:t>
       </w:r>
       <w:r>
         <w:rPr>
-          <w:rFonts w:hint="eastAsia"/>
+          <w:rFonts w:hint="eastAsia" w:eastAsia="黑体"/>
         </w:rPr>
         <w:t xml:space="preserve">谐波抑制不充分，效率与线性均受影响。</w:t>
       </w:r>
@@ -2188,21 +2426,27 @@
       </w:pPr>
       <w:r>
         <w:rPr>
-          <w:rFonts w:hint="eastAsia"/>
+          <w:rFonts w:hint="eastAsia" w:eastAsia="黑体"/>
           <w:b/>
           <w:bCs/>
         </w:rPr>
         <w:t xml:space="preserve">失配负载</w:t>
       </w:r>
       <w:r>
+        <w:rPr>
+          <w:rFonts w:eastAsia="黑体"/>
+        </w:rPr>
         <w:t xml:space="preserve"> </w:t>
       </w:r>
       <w:r>
+        <w:rPr>
+          <w:rFonts w:eastAsia="黑体"/>
+        </w:rPr>
         <w:t xml:space="preserve">→ </w:t>
       </w:r>
       <w:r>
         <w:rPr>
-          <w:rFonts w:hint="eastAsia"/>
+          <w:rFonts w:hint="eastAsia" w:eastAsia="黑体"/>
         </w:rPr>
         <w:t xml:space="preserve">漏极电压峰值升高，器件应力增大。</w:t>
       </w:r>
@@ -2217,7 +2461,7 @@
       </w:pPr>
       <w:r>
         <w:rPr>
-          <w:rFonts w:hint="eastAsia"/>
+          <w:rFonts w:hint="eastAsia" w:eastAsia="黑体"/>
         </w:rPr>
         <w:t xml:space="preserve">谐波阶数整形越高越接近理想方波，但电路复杂度显著上升。</w:t>
       </w:r>
@@ -2230,7 +2474,7 @@
       </w:pPr>
       <w:r>
         <w:rPr>
-          <w:rFonts w:hint="eastAsia"/>
+          <w:rFonts w:hint="eastAsia" w:eastAsia="黑体"/>
         </w:rPr>
         <w:t xml:space="preserve">典型参数示例</w:t>
       </w:r>
@@ -2245,11 +2489,14 @@
       </w:pPr>
       <w:r>
         <w:rPr>
-          <w:rFonts w:hint="eastAsia"/>
+          <w:rFonts w:hint="eastAsia" w:eastAsia="黑体"/>
         </w:rPr>
         <w:t xml:space="preserve">取</w:t>
       </w:r>
       <w:r>
+        <w:rPr>
+          <w:rFonts w:eastAsia="黑体"/>
+        </w:rPr>
         <w:t xml:space="preserve"> </w:t>
       </w:r>
       <m:oMath>
@@ -2286,6 +2533,9 @@
         </m:r>
       </m:oMath>
       <w:r>
+        <w:rPr>
+          <w:rFonts w:eastAsia="黑体"/>
+        </w:rPr>
         <w:t xml:space="preserve">、</w:t>
       </w:r>
       <m:oMath>
@@ -2323,11 +2573,14 @@
       </m:oMath>
       <w:r>
         <w:rPr>
-          <w:rFonts w:hint="eastAsia"/>
+          <w:rFonts w:hint="eastAsia" w:eastAsia="黑体"/>
         </w:rPr>
         <w:t xml:space="preserve">：三次陷波电容</w:t>
       </w:r>
       <w:r>
+        <w:rPr>
+          <w:rFonts w:eastAsia="黑体"/>
+        </w:rPr>
         <w:t xml:space="preserve"> </w:t>
       </w:r>
       <m:oMath>
@@ -2469,6 +2722,9 @@
         </m:r>
       </m:oMath>
       <w:r>
+        <w:rPr>
+          <w:rFonts w:eastAsia="黑体"/>
+        </w:rPr>
         <w:t xml:space="preserve">。</w:t>
       </w:r>
     </w:p>
@@ -2482,11 +2738,14 @@
       </w:pPr>
       <w:r>
         <w:rPr>
-          <w:rFonts w:hint="eastAsia"/>
+          <w:rFonts w:hint="eastAsia" w:eastAsia="黑体"/>
         </w:rPr>
         <w:t xml:space="preserve">取</w:t>
       </w:r>
       <w:r>
+        <w:rPr>
+          <w:rFonts w:eastAsia="黑体"/>
+        </w:rPr>
         <w:t xml:space="preserve"> </w:t>
       </w:r>
       <m:oMath>
@@ -2527,11 +2786,14 @@
       </m:oMath>
       <w:r>
         <w:rPr>
-          <w:rFonts w:hint="eastAsia"/>
+          <w:rFonts w:hint="eastAsia" w:eastAsia="黑体"/>
         </w:rPr>
         <w:t xml:space="preserve">（理想化）：基波电压峰值</w:t>
       </w:r>
       <w:r>
+        <w:rPr>
+          <w:rFonts w:eastAsia="黑体"/>
+        </w:rPr>
         <w:t xml:space="preserve"> </w:t>
       </w:r>
       <m:oMath>
@@ -2598,6 +2860,9 @@
         </m:r>
       </m:oMath>
       <w:r>
+        <w:rPr>
+          <w:rFonts w:eastAsia="黑体"/>
+        </w:rPr>
         <w:t xml:space="preserve">。</w:t>
       </w:r>
     </w:p>
@@ -2609,7 +2874,7 @@
       </w:pPr>
       <w:r>
         <w:rPr>
-          <w:rFonts w:hint="eastAsia"/>
+          <w:rFonts w:hint="eastAsia" w:eastAsia="黑体"/>
         </w:rPr>
         <w:t xml:space="preserve">常见器件型号</w:t>
       </w:r>
@@ -2624,34 +2889,43 @@
       </w:pPr>
       <w:r>
         <w:rPr>
-          <w:rFonts w:hint="eastAsia"/>
+          <w:rFonts w:hint="eastAsia" w:eastAsia="黑体"/>
         </w:rPr>
         <w:t xml:space="preserve">大功率</w:t>
       </w:r>
       <w:r>
+        <w:rPr>
+          <w:rFonts w:eastAsia="黑体"/>
+        </w:rPr>
         <w:t xml:space="preserve"> </w:t>
       </w:r>
       <w:r>
         <w:rPr>
-          <w:rFonts w:hint="eastAsia"/>
+          <w:rFonts w:hint="eastAsia" w:eastAsia="黑体"/>
         </w:rPr>
         <w:t xml:space="preserve">LDMOS：MRF6VP2600H、BLF578</w:t>
       </w:r>
       <w:r>
+        <w:rPr>
+          <w:rFonts w:eastAsia="黑体"/>
+        </w:rPr>
         <w:t xml:space="preserve"> </w:t>
       </w:r>
       <w:r>
         <w:rPr>
-          <w:rFonts w:hint="eastAsia"/>
+          <w:rFonts w:hint="eastAsia" w:eastAsia="黑体"/>
         </w:rPr>
         <w:t xml:space="preserve">系列（广播/ISM</w:t>
       </w:r>
       <w:r>
+        <w:rPr>
+          <w:rFonts w:eastAsia="黑体"/>
+        </w:rPr>
         <w:t xml:space="preserve"> </w:t>
       </w:r>
       <w:r>
         <w:rPr>
-          <w:rFonts w:hint="eastAsia"/>
+          <w:rFonts w:hint="eastAsia" w:eastAsia="黑体"/>
         </w:rPr>
         <w:t xml:space="preserve">频段）。</w:t>
       </w:r>
@@ -2665,29 +2939,38 @@
         </w:numPr>
       </w:pPr>
       <w:r>
+        <w:rPr>
+          <w:rFonts w:eastAsia="黑体"/>
+        </w:rPr>
         <w:t xml:space="preserve">GaN </w:t>
       </w:r>
       <w:r>
         <w:rPr>
-          <w:rFonts w:hint="eastAsia"/>
+          <w:rFonts w:hint="eastAsia" w:eastAsia="黑体"/>
         </w:rPr>
         <w:t xml:space="preserve">器件：CGH40006、QPD1010（高频</w:t>
       </w:r>
       <w:r>
+        <w:rPr>
+          <w:rFonts w:eastAsia="黑体"/>
+        </w:rPr>
         <w:t xml:space="preserve"> F </w:t>
       </w:r>
       <w:r>
         <w:rPr>
-          <w:rFonts w:hint="eastAsia"/>
+          <w:rFonts w:hint="eastAsia" w:eastAsia="黑体"/>
         </w:rPr>
         <w:t xml:space="preserve">类/逆</w:t>
       </w:r>
       <w:r>
+        <w:rPr>
+          <w:rFonts w:eastAsia="黑体"/>
+        </w:rPr>
         <w:t xml:space="preserve"> F </w:t>
       </w:r>
       <w:r>
         <w:rPr>
-          <w:rFonts w:hint="eastAsia"/>
+          <w:rFonts w:hint="eastAsia" w:eastAsia="黑体"/>
         </w:rPr>
         <w:t xml:space="preserve">类）。</w:t>
       </w:r>
@@ -2702,7 +2985,7 @@
       </w:pPr>
       <w:r>
         <w:rPr>
-          <w:rFonts w:hint="eastAsia"/>
+          <w:rFonts w:hint="eastAsia" w:eastAsia="黑体"/>
         </w:rPr>
         <w:t xml:space="preserve">双极射频管：MRF4427（较低频段谐波调谐）。</w:t>
       </w:r>
@@ -2715,7 +2998,7 @@
       </w:pPr>
       <w:r>
         <w:rPr>
-          <w:rFonts w:hint="eastAsia"/>
+          <w:rFonts w:hint="eastAsia" w:eastAsia="黑体"/>
         </w:rPr>
         <w:t xml:space="preserve">注意事项</w:t>
       </w:r>
@@ -2730,7 +3013,7 @@
       </w:pPr>
       <w:r>
         <w:rPr>
-          <w:rFonts w:hint="eastAsia"/>
+          <w:rFonts w:hint="eastAsia" w:eastAsia="黑体"/>
         </w:rPr>
         <w:t xml:space="preserve">谐波网络对频率敏感，仅适合窄带/点频功放。</w:t>
       </w:r>
@@ -2745,7 +3028,7 @@
       </w:pPr>
       <w:r>
         <w:rPr>
-          <w:rFonts w:hint="eastAsia"/>
+          <w:rFonts w:hint="eastAsia" w:eastAsia="黑体"/>
         </w:rPr>
         <w:t xml:space="preserve">需要给出正确的奇偶次谐波终端，否则反而增大损耗。</w:t>
       </w:r>
@@ -2760,7 +3043,7 @@
       </w:pPr>
       <w:r>
         <w:rPr>
-          <w:rFonts w:hint="eastAsia"/>
+          <w:rFonts w:hint="eastAsia" w:eastAsia="黑体"/>
         </w:rPr>
         <w:t xml:space="preserve">漏极电压应力高，器件耐压须留裕量。</w:t>
       </w:r>
@@ -2775,7 +3058,7 @@
       </w:pPr>
       <w:r>
         <w:rPr>
-          <w:rFonts w:hint="eastAsia"/>
+          <w:rFonts w:hint="eastAsia" w:eastAsia="黑体"/>
         </w:rPr>
         <w:t xml:space="preserve">高频实现需考虑寄生参数，通常需电磁仿真优化。</w:t>
       </w:r>
@@ -2788,7 +3071,7 @@
       </w:pPr>
       <w:r>
         <w:rPr>
-          <w:rFonts w:hint="eastAsia"/>
+          <w:rFonts w:hint="eastAsia" w:eastAsia="黑体"/>
         </w:rPr>
         <w:t xml:space="preserve">参考资料</w:t>
       </w:r>
@@ -2802,20 +3085,26 @@
         </w:numPr>
       </w:pPr>
       <w:r>
+        <w:rPr>
+          <w:rFonts w:eastAsia="黑体"/>
+        </w:rPr>
         <w:t xml:space="preserve">Wikipedia: Power amplifier </w:t>
       </w:r>
       <w:r>
         <w:rPr>
-          <w:rFonts w:hint="eastAsia"/>
+          <w:rFonts w:hint="eastAsia" w:eastAsia="黑体"/>
         </w:rPr>
         <w:t xml:space="preserve">classes（Class</w:t>
       </w:r>
       <w:r>
+        <w:rPr>
+          <w:rFonts w:eastAsia="黑体"/>
+        </w:rPr>
         <w:t xml:space="preserve"> </w:t>
       </w:r>
       <w:r>
         <w:rPr>
-          <w:rFonts w:hint="eastAsia"/>
+          <w:rFonts w:hint="eastAsia" w:eastAsia="黑体"/>
         </w:rPr>
         <w:t xml:space="preserve">F）。</w:t>
       </w:r>
@@ -2829,6 +3118,9 @@
         </w:numPr>
       </w:pPr>
       <w:r>
+        <w:rPr>
+          <w:rFonts w:eastAsia="黑体"/>
+        </w:rPr>
         <w:t xml:space="preserve">F.H. Raab《Class-E, Class-C, and Class-F Power Amplifiers》。</w:t>
       </w:r>
     </w:p>
@@ -2842,16 +3134,19 @@
       </w:pPr>
       <w:r>
         <w:rPr>
-          <w:rFonts w:hint="eastAsia"/>
+          <w:rFonts w:hint="eastAsia" w:eastAsia="黑体"/>
         </w:rPr>
         <w:t xml:space="preserve">《高频电子线路》（张肃文</w:t>
       </w:r>
       <w:r>
+        <w:rPr>
+          <w:rFonts w:eastAsia="黑体"/>
+        </w:rPr>
         <w:t xml:space="preserve"> </w:t>
       </w:r>
       <w:r>
         <w:rPr>
-          <w:rFonts w:hint="eastAsia"/>
+          <w:rFonts w:hint="eastAsia" w:eastAsia="黑体"/>
         </w:rPr>
         <w:t xml:space="preserve">主编）。</w:t>
       </w:r>
@@ -2865,11 +3160,11 @@
       </w:pPr>
       <w:r>
         <w:rPr>
-          <w:rFonts w:ascii="Times New Roman" w:hAnsi="Times New Roman"/>
+          <w:rFonts w:ascii="Times New Roman" w:hAnsi="Times New Roman" w:eastAsia="黑体"/>
           <w:color w:val="555555"/>
           <w:sz w:val="21"/>
         </w:rPr>
-        <w:t>材料收集者：杜文杰</w:t>
+        <w:t>材料收集者：杜文杰，WX手机：19519196569，QQ:3478827729</w:t>
       </w:r>
     </w:p>
     <w:sectPr>
@@ -2889,7 +3184,7 @@
 </file>
 
 <file path=word/footer1.xml><?xml version="1.0" encoding="utf-8"?>
-<w:ftr xmlns:m="http://schemas.openxmlformats.org/officeDocument/2006/math" xmlns:mc="http://schemas.openxmlformats.org/markup-compatibility/2006" xmlns:mo="http://schemas.microsoft.com/office/mac/office/2008/main" xmlns:mv="urn:schemas-microsoft-com:mac:vml" xmlns:o="urn:schemas-microsoft-com:office:office" xmlns:r="http://schemas.openxmlformats.org/officeDocument/2006/relationships" xmlns:v="urn:schemas-microsoft-com:vml" xmlns:w10="urn:schemas-microsoft-com:office:word" xmlns:w14="http://schemas.microsoft.com/office/word/2010/wordml" xmlns:w="http://schemas.openxmlformats.org/wordprocessingml/2006/main" xmlns:wne="http://schemas.microsoft.com/office/word/2006/wordml" xmlns:wp14="http://schemas.microsoft.com/office/word/2010/wordprocessingDrawing" xmlns:wp="http://schemas.openxmlformats.org/drawingml/2006/wordprocessingDrawing" xmlns:wpc="http://schemas.microsoft.com/office/word/2010/wordprocessingCanvas" xmlns:wpg="http://schemas.microsoft.com/office/word/2010/wordprocessingGroup" xmlns:wpi="http://schemas.microsoft.com/office/word/2010/wordprocessingInk" xmlns:wps="http://schemas.microsoft.com/office/word/2010/wordprocessingShape" mc:Ignorable="w14 wp14">
+<w:ftr xmlns:mc="http://schemas.openxmlformats.org/markup-compatibility/2006" xmlns:w="http://schemas.openxmlformats.org/wordprocessingml/2006/main" xmlns:m="http://schemas.openxmlformats.org/officeDocument/2006/math" xmlns:mo="http://schemas.microsoft.com/office/mac/office/2008/main" xmlns:mv="urn:schemas-microsoft-com:mac:vml" xmlns:o="urn:schemas-microsoft-com:office:office" xmlns:r="http://schemas.openxmlformats.org/officeDocument/2006/relationships" xmlns:v="urn:schemas-microsoft-com:vml" xmlns:w10="urn:schemas-microsoft-com:office:word" xmlns:w14="http://schemas.microsoft.com/office/word/2010/wordml" xmlns:wne="http://schemas.microsoft.com/office/word/2006/wordml" xmlns:wp14="http://schemas.microsoft.com/office/word/2010/wordprocessingDrawing" xmlns:wp="http://schemas.openxmlformats.org/drawingml/2006/wordprocessingDrawing" xmlns:wpc="http://schemas.microsoft.com/office/word/2010/wordprocessingCanvas" xmlns:wpg="http://schemas.microsoft.com/office/word/2010/wordprocessingGroup" xmlns:wpi="http://schemas.microsoft.com/office/word/2010/wordprocessingInk" xmlns:wps="http://schemas.microsoft.com/office/word/2010/wordprocessingShape" mc:Ignorable="w14 wp14">
   <w:p>
     <w:pPr>
       <w:pStyle w:val="Footer"/>
@@ -2897,12 +3192,14 @@
     </w:pPr>
     <w:r>
       <w:rPr>
+        <w:rFonts w:eastAsia="黑体"/>
         <w:sz w:val="18"/>
       </w:rPr>
       <w:t xml:space="preserve">第 </w:t>
     </w:r>
     <w:r>
       <w:rPr>
+        <w:rFonts w:eastAsia="黑体"/>
         <w:sz w:val="18"/>
       </w:rPr>
       <w:fldChar w:fldCharType="begin"/>
@@ -2911,6 +3208,7 @@
     </w:r>
     <w:r>
       <w:rPr>
+        <w:rFonts w:eastAsia="黑体"/>
         <w:sz w:val="18"/>
       </w:rPr>
       <w:t xml:space="preserve"> 页</w:t>
@@ -2924,6 +3222,9 @@
   <w:footnote w:type="continuationSeparator" w:id="0">
     <w:p>
       <w:r>
+        <w:rPr>
+          <w:rFonts w:eastAsia="黑体"/>
+        </w:rPr>
         <w:continuationSeparator/>
       </w:r>
     </w:p>
@@ -2931,6 +3232,9 @@
   <w:footnote w:type="separator" w:id="-1">
     <w:p>
       <w:r>
+        <w:rPr>
+          <w:rFonts w:eastAsia="黑体"/>
+        </w:rPr>
         <w:separator/>
       </w:r>
     </w:p>
@@ -2939,7 +3243,7 @@
 </file>
 
 <file path=word/header1.xml><?xml version="1.0" encoding="utf-8"?>
-<w:hdr xmlns:m="http://schemas.openxmlformats.org/officeDocument/2006/math" xmlns:mc="http://schemas.openxmlformats.org/markup-compatibility/2006" xmlns:mo="http://schemas.microsoft.com/office/mac/office/2008/main" xmlns:mv="urn:schemas-microsoft-com:mac:vml" xmlns:o="urn:schemas-microsoft-com:office:office" xmlns:r="http://schemas.openxmlformats.org/officeDocument/2006/relationships" xmlns:v="urn:schemas-microsoft-com:vml" xmlns:w10="urn:schemas-microsoft-com:office:word" xmlns:w14="http://schemas.microsoft.com/office/word/2010/wordml" xmlns:w="http://schemas.openxmlformats.org/wordprocessingml/2006/main" xmlns:wne="http://schemas.microsoft.com/office/word/2006/wordml" xmlns:wp14="http://schemas.microsoft.com/office/word/2010/wordprocessingDrawing" xmlns:wp="http://schemas.openxmlformats.org/drawingml/2006/wordprocessingDrawing" xmlns:wpc="http://schemas.microsoft.com/office/word/2010/wordprocessingCanvas" xmlns:wpg="http://schemas.microsoft.com/office/word/2010/wordprocessingGroup" xmlns:wpi="http://schemas.microsoft.com/office/word/2010/wordprocessingInk" xmlns:wps="http://schemas.microsoft.com/office/word/2010/wordprocessingShape" mc:Ignorable="w14 wp14">
+<w:hdr xmlns:mc="http://schemas.openxmlformats.org/markup-compatibility/2006" xmlns:w="http://schemas.openxmlformats.org/wordprocessingml/2006/main" xmlns:m="http://schemas.openxmlformats.org/officeDocument/2006/math" xmlns:mo="http://schemas.microsoft.com/office/mac/office/2008/main" xmlns:mv="urn:schemas-microsoft-com:mac:vml" xmlns:o="urn:schemas-microsoft-com:office:office" xmlns:r="http://schemas.openxmlformats.org/officeDocument/2006/relationships" xmlns:v="urn:schemas-microsoft-com:vml" xmlns:w10="urn:schemas-microsoft-com:office:word" xmlns:w14="http://schemas.microsoft.com/office/word/2010/wordml" xmlns:wne="http://schemas.microsoft.com/office/word/2006/wordml" xmlns:wp14="http://schemas.microsoft.com/office/word/2010/wordprocessingDrawing" xmlns:wp="http://schemas.openxmlformats.org/drawingml/2006/wordprocessingDrawing" xmlns:wpc="http://schemas.microsoft.com/office/word/2010/wordprocessingCanvas" xmlns:wpg="http://schemas.microsoft.com/office/word/2010/wordprocessingGroup" xmlns:wpi="http://schemas.microsoft.com/office/word/2010/wordprocessingInk" xmlns:wps="http://schemas.microsoft.com/office/word/2010/wordprocessingShape" mc:Ignorable="w14 wp14">
   <w:p>
     <w:pPr>
       <w:pStyle w:val="Header"/>
@@ -2947,7 +3251,7 @@
     </w:pPr>
     <w:r>
       <w:rPr>
-        <w:rFonts w:ascii="Times New Roman" w:hAnsi="Times New Roman"/>
+        <w:rFonts w:ascii="Times New Roman" w:hAnsi="Times New Roman" w:eastAsia="黑体"/>
         <w:sz w:val="18"/>
         <w:rFonts w:eastAsia="黑体"/>
         <w:rFonts w:eastAsia="黑体"/>
@@ -2959,7 +3263,7 @@
 </file>
 
 <file path=word/numbering.xml><?xml version="1.0" encoding="utf-8"?>
-<w:numbering xmlns:m="http://schemas.openxmlformats.org/officeDocument/2006/math" xmlns:mc="http://schemas.openxmlformats.org/markup-compatibility/2006" xmlns:mo="http://schemas.microsoft.com/office/mac/office/2008/main" xmlns:mv="urn:schemas-microsoft-com:mac:vml" xmlns:o="urn:schemas-microsoft-com:office:office" xmlns:r="http://schemas.openxmlformats.org/officeDocument/2006/relationships" xmlns:v="urn:schemas-microsoft-com:vml" xmlns:w="http://schemas.openxmlformats.org/wordprocessingml/2006/main" xmlns:w10="urn:schemas-microsoft-com:office:word" xmlns:w14="http://schemas.microsoft.com/office/word/2010/wordml" xmlns:wne="http://schemas.microsoft.com/office/word/2006/wordml" xmlns:wp="http://schemas.openxmlformats.org/drawingml/2006/wordprocessingDrawing" xmlns:wp14="http://schemas.microsoft.com/office/word/2010/wordprocessingDrawing" xmlns:wpc="http://schemas.microsoft.com/office/word/2010/wordprocessingCanvas" xmlns:wpg="http://schemas.microsoft.com/office/word/2010/wordprocessingGroup" xmlns:wpi="http://schemas.microsoft.com/office/word/2010/wordprocessingInk" xmlns:wps="http://schemas.microsoft.com/office/word/2010/wordprocessingShape" mc:Ignorable="w14 wp14">
+<w:numbering xmlns:mc="http://schemas.openxmlformats.org/markup-compatibility/2006" xmlns:w="http://schemas.openxmlformats.org/wordprocessingml/2006/main" xmlns:m="http://schemas.openxmlformats.org/officeDocument/2006/math" xmlns:mo="http://schemas.microsoft.com/office/mac/office/2008/main" xmlns:mv="urn:schemas-microsoft-com:mac:vml" xmlns:o="urn:schemas-microsoft-com:office:office" xmlns:r="http://schemas.openxmlformats.org/officeDocument/2006/relationships" xmlns:v="urn:schemas-microsoft-com:vml" xmlns:w10="urn:schemas-microsoft-com:office:word" xmlns:w14="http://schemas.microsoft.com/office/word/2010/wordml" xmlns:wne="http://schemas.microsoft.com/office/word/2006/wordml" xmlns:wp="http://schemas.openxmlformats.org/drawingml/2006/wordprocessingDrawing" xmlns:wp14="http://schemas.microsoft.com/office/word/2010/wordprocessingDrawing" xmlns:wpc="http://schemas.microsoft.com/office/word/2010/wordprocessingCanvas" xmlns:wpg="http://schemas.microsoft.com/office/word/2010/wordprocessingGroup" xmlns:wpi="http://schemas.microsoft.com/office/word/2010/wordprocessingInk" xmlns:wps="http://schemas.microsoft.com/office/word/2010/wordprocessingShape" mc:Ignorable="w14 wp14">
   <w:abstractNum w:abstractNumId="0">
     <w:nsid w:val="FFFFFF7C"/>
     <w:multiLevelType w:val="singleLevel"/>
@@ -3046,7 +3350,7 @@
         <w:ind w:hanging="360" w:left="1440"/>
       </w:pPr>
       <w:rPr>
-        <w:rFonts w:ascii="Symbol" w:hAnsi="Symbol" w:hint="default"/>
+        <w:rFonts w:ascii="Symbol" w:hAnsi="Symbol" w:hint="default" w:eastAsia="黑体"/>
       </w:rPr>
     </w:lvl>
   </w:abstractNum>
@@ -3067,7 +3371,7 @@
         <w:ind w:hanging="360" w:left="1080"/>
       </w:pPr>
       <w:rPr>
-        <w:rFonts w:ascii="Symbol" w:hAnsi="Symbol" w:hint="default"/>
+        <w:rFonts w:ascii="Symbol" w:hAnsi="Symbol" w:hint="default" w:eastAsia="黑体"/>
       </w:rPr>
     </w:lvl>
   </w:abstractNum>
@@ -3088,7 +3392,7 @@
         <w:ind w:hanging="360" w:left="720"/>
       </w:pPr>
       <w:rPr>
-        <w:rFonts w:ascii="Symbol" w:hAnsi="Symbol" w:hint="default"/>
+        <w:rFonts w:ascii="Symbol" w:hAnsi="Symbol" w:hint="default" w:eastAsia="黑体"/>
       </w:rPr>
     </w:lvl>
   </w:abstractNum>
@@ -3127,7 +3431,7 @@
         <w:ind w:hanging="360" w:left="360"/>
       </w:pPr>
       <w:rPr>
-        <w:rFonts w:ascii="Symbol" w:hAnsi="Symbol" w:hint="default"/>
+        <w:rFonts w:ascii="Symbol" w:hAnsi="Symbol" w:hint="default" w:eastAsia="黑体"/>
       </w:rPr>
     </w:lvl>
   </w:abstractNum>
@@ -3218,7 +3522,7 @@
         <w:ind w:left="720" w:hanging="360"/>
       </w:pPr>
       <w:rPr>
-        <w:rFonts w:ascii="Symbol" w:hAnsi="Symbol" w:cs="Symbol" w:hint="default"/>
+        <w:rFonts w:ascii="Symbol" w:hAnsi="Symbol" w:cs="Symbol" w:hint="default" w:eastAsia="黑体"/>
       </w:rPr>
     </w:lvl>
     <w:lvl w:ilvl="1">
@@ -3229,7 +3533,7 @@
         <w:ind w:left="1440" w:hanging="360"/>
       </w:pPr>
       <w:rPr>
-        <w:rFonts w:ascii="Courier New" w:hAnsi="Courier New" w:cs="Courier New" w:hint="default"/>
+        <w:rFonts w:ascii="Courier New" w:hAnsi="Courier New" w:cs="Courier New" w:hint="default" w:eastAsia="黑体"/>
       </w:rPr>
     </w:lvl>
     <w:lvl w:ilvl="2">
@@ -3240,7 +3544,7 @@
         <w:ind w:left="2160" w:hanging="360"/>
       </w:pPr>
       <w:rPr>
-        <w:rFonts w:ascii="Wingdings" w:hAnsi="Wingdings" w:cs="Wingdings" w:hint="default"/>
+        <w:rFonts w:ascii="Wingdings" w:hAnsi="Wingdings" w:cs="Wingdings" w:hint="default" w:eastAsia="黑体"/>
       </w:rPr>
     </w:lvl>
     <w:lvl w:ilvl="3">
@@ -3251,7 +3555,7 @@
         <w:ind w:left="2880" w:hanging="360"/>
       </w:pPr>
       <w:rPr>
-        <w:rFonts w:ascii="Symbol" w:hAnsi="Symbol" w:cs="Symbol" w:hint="default"/>
+        <w:rFonts w:ascii="Symbol" w:hAnsi="Symbol" w:cs="Symbol" w:hint="default" w:eastAsia="黑体"/>
       </w:rPr>
     </w:lvl>
     <w:lvl w:ilvl="4">
@@ -3262,7 +3566,7 @@
         <w:ind w:left="3600" w:hanging="360"/>
       </w:pPr>
       <w:rPr>
-        <w:rFonts w:ascii="Courier New" w:hAnsi="Courier New" w:cs="Courier New" w:hint="default"/>
+        <w:rFonts w:ascii="Courier New" w:hAnsi="Courier New" w:cs="Courier New" w:hint="default" w:eastAsia="黑体"/>
       </w:rPr>
     </w:lvl>
     <w:lvl w:ilvl="5">
@@ -3273,7 +3577,7 @@
         <w:ind w:left="4320" w:hanging="360"/>
       </w:pPr>
       <w:rPr>
-        <w:rFonts w:ascii="Wingdings" w:hAnsi="Wingdings" w:cs="Wingdings" w:hint="default"/>
+        <w:rFonts w:ascii="Wingdings" w:hAnsi="Wingdings" w:cs="Wingdings" w:hint="default" w:eastAsia="黑体"/>
       </w:rPr>
     </w:lvl>
     <w:lvl w:ilvl="6">
@@ -3284,7 +3588,7 @@
         <w:ind w:left="5040" w:hanging="360"/>
       </w:pPr>
       <w:rPr>
-        <w:rFonts w:ascii="Symbol" w:hAnsi="Symbol" w:cs="Symbol" w:hint="default"/>
+        <w:rFonts w:ascii="Symbol" w:hAnsi="Symbol" w:cs="Symbol" w:hint="default" w:eastAsia="黑体"/>
       </w:rPr>
     </w:lvl>
     <w:lvl w:ilvl="7">
@@ -3295,7 +3599,7 @@
         <w:ind w:left="5760" w:hanging="360"/>
       </w:pPr>
       <w:rPr>
-        <w:rFonts w:ascii="Courier New" w:hAnsi="Courier New" w:cs="Courier New" w:hint="default"/>
+        <w:rFonts w:ascii="Courier New" w:hAnsi="Courier New" w:cs="Courier New" w:hint="default" w:eastAsia="黑体"/>
       </w:rPr>
     </w:lvl>
     <w:lvl w:ilvl="8">
@@ -3306,7 +3610,7 @@
         <w:ind w:left="6480" w:hanging="360"/>
       </w:pPr>
       <w:rPr>
-        <w:rFonts w:ascii="Wingdings" w:hAnsi="Wingdings" w:cs="Wingdings" w:hint="default"/>
+        <w:rFonts w:ascii="Wingdings" w:hAnsi="Wingdings" w:cs="Wingdings" w:hint="default" w:eastAsia="黑体"/>
       </w:rPr>
     </w:lvl>
   </w:abstractNum>
@@ -3362,11 +3666,11 @@
 </file>
 
 <file path=word/styles.xml><?xml version="1.0" encoding="utf-8"?>
-<w:styles xmlns:mc="http://schemas.openxmlformats.org/markup-compatibility/2006" xmlns:r="http://schemas.openxmlformats.org/officeDocument/2006/relationships" xmlns:w="http://schemas.openxmlformats.org/wordprocessingml/2006/main" xmlns:w14="http://schemas.microsoft.com/office/word/2010/wordml" mc:Ignorable="w14">
+<w:styles xmlns:mc="http://schemas.openxmlformats.org/markup-compatibility/2006" xmlns:w="http://schemas.openxmlformats.org/wordprocessingml/2006/main" xmlns:r="http://schemas.openxmlformats.org/officeDocument/2006/relationships" xmlns:w14="http://schemas.microsoft.com/office/word/2010/wordml" mc:Ignorable="w14">
   <w:docDefaults>
     <w:rPrDefault>
       <w:rPr>
-        <w:rFonts w:asciiTheme="minorHAnsi" w:cstheme="minorBidi" w:eastAsiaTheme="minorEastAsia" w:hAnsiTheme="minorHAnsi"/>
+        <w:rFonts w:asciiTheme="minorHAnsi" w:cstheme="minorBidi" w:hAnsiTheme="minorHAnsi" w:eastAsia="黑体"/>
         <w:sz w:val="22"/>
         <w:szCs w:val="22"/>
         <w:lang w:bidi="ar-SA" w:eastAsia="en-US" w:val="en-US"/>
@@ -3588,7 +3892,7 @@
       <w:outlineLvl w:val="0"/>
     </w:pPr>
     <w:rPr>
-      <w:rFonts w:ascii="Times New Roman" w:asciiTheme="majorHAnsi" w:cstheme="majorBidi" w:eastAsia="黑体" w:eastAsiaTheme="majorEastAsia" w:hAnsi="Times New Roman" w:hAnsiTheme="majorHAnsi"/>
+      <w:rFonts w:ascii="Times New Roman" w:asciiTheme="majorHAnsi" w:cstheme="majorBidi" w:eastAsia="黑体" w:hAnsi="Times New Roman" w:hAnsiTheme="majorHAnsi"/>
       <w:b/>
       <w:bCs/>
       <w:color w:val="1F3864"/>
@@ -3612,7 +3916,7 @@
       <w:outlineLvl w:val="1"/>
     </w:pPr>
     <w:rPr>
-      <w:rFonts w:ascii="Times New Roman" w:asciiTheme="majorHAnsi" w:cstheme="majorBidi" w:eastAsia="黑体" w:eastAsiaTheme="majorEastAsia" w:hAnsi="Times New Roman" w:hAnsiTheme="majorHAnsi"/>
+      <w:rFonts w:ascii="Times New Roman" w:asciiTheme="majorHAnsi" w:cstheme="majorBidi" w:eastAsia="黑体" w:hAnsi="Times New Roman" w:hAnsiTheme="majorHAnsi"/>
       <w:b/>
       <w:bCs/>
       <w:color w:val="2E4E7E"/>
@@ -3636,7 +3940,7 @@
       <w:outlineLvl w:val="2"/>
     </w:pPr>
     <w:rPr>
-      <w:rFonts w:ascii="Times New Roman" w:asciiTheme="majorHAnsi" w:cstheme="majorBidi" w:eastAsia="黑体" w:eastAsiaTheme="majorEastAsia" w:hAnsi="Times New Roman" w:hAnsiTheme="majorHAnsi"/>
+      <w:rFonts w:ascii="Times New Roman" w:asciiTheme="majorHAnsi" w:cstheme="majorBidi" w:eastAsia="黑体" w:hAnsi="Times New Roman" w:hAnsiTheme="majorHAnsi"/>
       <w:b/>
       <w:bCs/>
       <w:color w:val="2E4E7E"/>
@@ -3660,7 +3964,7 @@
       <w:outlineLvl w:val="3"/>
     </w:pPr>
     <w:rPr>
-      <w:rFonts w:ascii="Times New Roman" w:asciiTheme="majorHAnsi" w:cstheme="majorBidi" w:eastAsia="黑体" w:eastAsiaTheme="majorEastAsia" w:hAnsi="Times New Roman" w:hAnsiTheme="majorHAnsi"/>
+      <w:rFonts w:ascii="Times New Roman" w:asciiTheme="majorHAnsi" w:cstheme="majorBidi" w:eastAsia="黑体" w:hAnsi="Times New Roman" w:hAnsiTheme="majorHAnsi"/>
       <w:b/>
       <w:bCs/>
       <w:i/>
@@ -3686,7 +3990,7 @@
       <w:outlineLvl w:val="4"/>
     </w:pPr>
     <w:rPr>
-      <w:rFonts w:ascii="Times New Roman" w:asciiTheme="majorHAnsi" w:cstheme="majorBidi" w:eastAsia="黑体" w:eastAsiaTheme="majorEastAsia" w:hAnsi="Times New Roman" w:hAnsiTheme="majorHAnsi"/>
+      <w:rFonts w:ascii="Times New Roman" w:asciiTheme="majorHAnsi" w:cstheme="majorBidi" w:eastAsia="黑体" w:hAnsi="Times New Roman" w:hAnsiTheme="majorHAnsi"/>
       <w:b/>
       <w:color w:val="333333"/>
       <w:sz w:val="22"/>
@@ -3709,7 +4013,7 @@
       <w:outlineLvl w:val="5"/>
     </w:pPr>
     <w:rPr>
-      <w:rFonts w:asciiTheme="majorHAnsi" w:cstheme="majorBidi" w:eastAsiaTheme="majorEastAsia" w:hAnsiTheme="majorHAnsi"/>
+      <w:rFonts w:asciiTheme="majorHAnsi" w:cstheme="majorBidi" w:hAnsiTheme="majorHAnsi" w:eastAsia="黑体"/>
       <w:i/>
       <w:iCs/>
       <w:color w:themeColor="accent1" w:themeShade="7F" w:val="243F60"/>
@@ -3732,7 +4036,7 @@
       <w:outlineLvl w:val="6"/>
     </w:pPr>
     <w:rPr>
-      <w:rFonts w:asciiTheme="majorHAnsi" w:cstheme="majorBidi" w:eastAsiaTheme="majorEastAsia" w:hAnsiTheme="majorHAnsi"/>
+      <w:rFonts w:asciiTheme="majorHAnsi" w:cstheme="majorBidi" w:hAnsiTheme="majorHAnsi" w:eastAsia="黑体"/>
       <w:i/>
       <w:iCs/>
       <w:color w:themeColor="text1" w:themeTint="BF" w:val="404040"/>
@@ -3755,7 +4059,7 @@
       <w:outlineLvl w:val="7"/>
     </w:pPr>
     <w:rPr>
-      <w:rFonts w:asciiTheme="majorHAnsi" w:cstheme="majorBidi" w:eastAsiaTheme="majorEastAsia" w:hAnsiTheme="majorHAnsi"/>
+      <w:rFonts w:asciiTheme="majorHAnsi" w:cstheme="majorBidi" w:hAnsiTheme="majorHAnsi" w:eastAsia="黑体"/>
       <w:color w:themeColor="accent1" w:val="4F81BD"/>
       <w:sz w:val="20"/>
       <w:szCs w:val="20"/>
@@ -3778,7 +4082,7 @@
       <w:outlineLvl w:val="8"/>
     </w:pPr>
     <w:rPr>
-      <w:rFonts w:asciiTheme="majorHAnsi" w:cstheme="majorBidi" w:eastAsiaTheme="majorEastAsia" w:hAnsiTheme="majorHAnsi"/>
+      <w:rFonts w:asciiTheme="majorHAnsi" w:cstheme="majorBidi" w:hAnsiTheme="majorHAnsi" w:eastAsia="黑体"/>
       <w:i/>
       <w:iCs/>
       <w:color w:themeColor="text1" w:themeTint="BF" w:val="404040"/>
@@ -3829,7 +4133,7 @@
     <w:uiPriority w:val="9"/>
     <w:rsid w:val="00FC693F"/>
     <w:rPr>
-      <w:rFonts w:asciiTheme="majorHAnsi" w:cstheme="majorBidi" w:eastAsiaTheme="majorEastAsia" w:hAnsiTheme="majorHAnsi"/>
+      <w:rFonts w:asciiTheme="majorHAnsi" w:cstheme="majorBidi" w:hAnsiTheme="majorHAnsi" w:eastAsia="黑体"/>
       <w:b/>
       <w:bCs/>
       <w:color w:themeColor="accent1" w:themeShade="BF" w:val="365F91"/>
@@ -3844,7 +4148,7 @@
     <w:uiPriority w:val="9"/>
     <w:rsid w:val="00FC693F"/>
     <w:rPr>
-      <w:rFonts w:asciiTheme="majorHAnsi" w:cstheme="majorBidi" w:eastAsiaTheme="majorEastAsia" w:hAnsiTheme="majorHAnsi"/>
+      <w:rFonts w:asciiTheme="majorHAnsi" w:cstheme="majorBidi" w:hAnsiTheme="majorHAnsi" w:eastAsia="黑体"/>
       <w:b/>
       <w:bCs/>
       <w:color w:themeColor="accent1" w:val="4F81BD"/>
@@ -3859,7 +4163,7 @@
     <w:uiPriority w:val="9"/>
     <w:rsid w:val="00FC693F"/>
     <w:rPr>
-      <w:rFonts w:asciiTheme="majorHAnsi" w:cstheme="majorBidi" w:eastAsiaTheme="majorEastAsia" w:hAnsiTheme="majorHAnsi"/>
+      <w:rFonts w:asciiTheme="majorHAnsi" w:cstheme="majorBidi" w:hAnsiTheme="majorHAnsi" w:eastAsia="黑体"/>
       <w:b/>
       <w:bCs/>
       <w:color w:themeColor="accent1" w:val="4F81BD"/>
@@ -3882,7 +4186,7 @@
       <w:contextualSpacing/>
     </w:pPr>
     <w:rPr>
-      <w:rFonts w:ascii="Times New Roman" w:asciiTheme="majorHAnsi" w:cstheme="majorBidi" w:eastAsia="黑体" w:eastAsiaTheme="majorEastAsia" w:hAnsi="Times New Roman" w:hAnsiTheme="majorHAnsi"/>
+      <w:rFonts w:ascii="Times New Roman" w:asciiTheme="majorHAnsi" w:cstheme="majorBidi" w:eastAsia="黑体" w:hAnsi="Times New Roman" w:hAnsiTheme="majorHAnsi"/>
       <w:b/>
       <w:color w:val="1F3864"/>
       <w:spacing w:val="5"/>
@@ -3898,7 +4202,7 @@
     <w:uiPriority w:val="10"/>
     <w:rsid w:val="00FC693F"/>
     <w:rPr>
-      <w:rFonts w:asciiTheme="majorHAnsi" w:cstheme="majorBidi" w:eastAsiaTheme="majorEastAsia" w:hAnsiTheme="majorHAnsi"/>
+      <w:rFonts w:asciiTheme="majorHAnsi" w:cstheme="majorBidi" w:hAnsiTheme="majorHAnsi" w:eastAsia="黑体"/>
       <w:color w:themeColor="text2" w:themeShade="BF" w:val="17365D"/>
       <w:spacing w:val="5"/>
       <w:kern w:val="28"/>
@@ -3920,7 +4224,7 @@
       </w:numPr>
     </w:pPr>
     <w:rPr>
-      <w:rFonts w:asciiTheme="majorHAnsi" w:cstheme="majorBidi" w:eastAsiaTheme="majorEastAsia" w:hAnsiTheme="majorHAnsi"/>
+      <w:rFonts w:asciiTheme="majorHAnsi" w:cstheme="majorBidi" w:hAnsiTheme="majorHAnsi" w:eastAsia="黑体"/>
       <w:i/>
       <w:iCs/>
       <w:color w:themeColor="accent1" w:val="4F81BD"/>
@@ -3936,7 +4240,7 @@
     <w:uiPriority w:val="11"/>
     <w:rsid w:val="00FC693F"/>
     <w:rPr>
-      <w:rFonts w:asciiTheme="majorHAnsi" w:cstheme="majorBidi" w:eastAsiaTheme="majorEastAsia" w:hAnsiTheme="majorHAnsi"/>
+      <w:rFonts w:asciiTheme="majorHAnsi" w:cstheme="majorBidi" w:hAnsiTheme="majorHAnsi" w:eastAsia="黑体"/>
       <w:i/>
       <w:iCs/>
       <w:color w:themeColor="accent1" w:val="4F81BD"/>
@@ -4003,6 +4307,7 @@
       <w:spacing w:after="120"/>
     </w:pPr>
     <w:rPr>
+      <w:rFonts w:eastAsia="黑体"/>
       <w:sz w:val="16"/>
       <w:szCs w:val="16"/>
     </w:rPr>
@@ -4014,6 +4319,7 @@
     <w:uiPriority w:val="99"/>
     <w:rsid w:val="00AA1D8D"/>
     <w:rPr>
+      <w:rFonts w:eastAsia="黑体"/>
       <w:sz w:val="16"/>
       <w:szCs w:val="16"/>
     </w:rPr>
@@ -4183,7 +4489,7 @@
       </w:tabs>
     </w:pPr>
     <w:rPr>
-      <w:rFonts w:ascii="Courier" w:hAnsi="Courier"/>
+      <w:rFonts w:ascii="Courier" w:hAnsi="Courier" w:eastAsia="黑体"/>
       <w:sz w:val="20"/>
       <w:szCs w:val="20"/>
     </w:rPr>
@@ -4195,7 +4501,7 @@
     <w:uiPriority w:val="99"/>
     <w:rsid w:val="0029639D"/>
     <w:rPr>
-      <w:rFonts w:ascii="Courier" w:hAnsi="Courier"/>
+      <w:rFonts w:ascii="Courier" w:hAnsi="Courier" w:eastAsia="黑体"/>
       <w:sz w:val="20"/>
       <w:szCs w:val="20"/>
     </w:rPr>
@@ -4231,6 +4537,7 @@
     <w:uiPriority w:val="29"/>
     <w:rsid w:val="00FC693F"/>
     <w:rPr>
+      <w:rFonts w:eastAsia="黑体"/>
       <w:i/>
       <w:iCs/>
       <w:color w:themeColor="text1" w:val="000000"/>
@@ -4244,7 +4551,7 @@
     <w:semiHidden/>
     <w:rsid w:val="00FC693F"/>
     <w:rPr>
-      <w:rFonts w:asciiTheme="majorHAnsi" w:cstheme="majorBidi" w:eastAsiaTheme="majorEastAsia" w:hAnsiTheme="majorHAnsi"/>
+      <w:rFonts w:asciiTheme="majorHAnsi" w:cstheme="majorBidi" w:hAnsiTheme="majorHAnsi" w:eastAsia="黑体"/>
       <w:b/>
       <w:bCs/>
       <w:i/>
@@ -4260,7 +4567,7 @@
     <w:semiHidden/>
     <w:rsid w:val="00FC693F"/>
     <w:rPr>
-      <w:rFonts w:asciiTheme="majorHAnsi" w:cstheme="majorBidi" w:eastAsiaTheme="majorEastAsia" w:hAnsiTheme="majorHAnsi"/>
+      <w:rFonts w:asciiTheme="majorHAnsi" w:cstheme="majorBidi" w:hAnsiTheme="majorHAnsi" w:eastAsia="黑体"/>
       <w:color w:themeColor="accent1" w:themeShade="7F" w:val="243F60"/>
     </w:rPr>
   </w:style>
@@ -4272,7 +4579,7 @@
     <w:semiHidden/>
     <w:rsid w:val="00FC693F"/>
     <w:rPr>
-      <w:rFonts w:asciiTheme="majorHAnsi" w:cstheme="majorBidi" w:eastAsiaTheme="majorEastAsia" w:hAnsiTheme="majorHAnsi"/>
+      <w:rFonts w:asciiTheme="majorHAnsi" w:cstheme="majorBidi" w:hAnsiTheme="majorHAnsi" w:eastAsia="黑体"/>
       <w:i/>
       <w:iCs/>
       <w:color w:themeColor="accent1" w:themeShade="7F" w:val="243F60"/>
@@ -4286,7 +4593,7 @@
     <w:semiHidden/>
     <w:rsid w:val="00FC693F"/>
     <w:rPr>
-      <w:rFonts w:asciiTheme="majorHAnsi" w:cstheme="majorBidi" w:eastAsiaTheme="majorEastAsia" w:hAnsiTheme="majorHAnsi"/>
+      <w:rFonts w:asciiTheme="majorHAnsi" w:cstheme="majorBidi" w:hAnsiTheme="majorHAnsi" w:eastAsia="黑体"/>
       <w:i/>
       <w:iCs/>
       <w:color w:themeColor="text1" w:themeTint="BF" w:val="404040"/>
@@ -4300,7 +4607,7 @@
     <w:semiHidden/>
     <w:rsid w:val="00FC693F"/>
     <w:rPr>
-      <w:rFonts w:asciiTheme="majorHAnsi" w:cstheme="majorBidi" w:eastAsiaTheme="majorEastAsia" w:hAnsiTheme="majorHAnsi"/>
+      <w:rFonts w:asciiTheme="majorHAnsi" w:cstheme="majorBidi" w:hAnsiTheme="majorHAnsi" w:eastAsia="黑体"/>
       <w:color w:themeColor="accent1" w:val="4F81BD"/>
       <w:sz w:val="20"/>
       <w:szCs w:val="20"/>
@@ -4314,7 +4621,7 @@
     <w:semiHidden/>
     <w:rsid w:val="00FC693F"/>
     <w:rPr>
-      <w:rFonts w:asciiTheme="majorHAnsi" w:cstheme="majorBidi" w:eastAsiaTheme="majorEastAsia" w:hAnsiTheme="majorHAnsi"/>
+      <w:rFonts w:asciiTheme="majorHAnsi" w:cstheme="majorBidi" w:hAnsiTheme="majorHAnsi" w:eastAsia="黑体"/>
       <w:i/>
       <w:iCs/>
       <w:color w:themeColor="text1" w:themeTint="BF" w:val="404040"/>
@@ -4335,6 +4642,7 @@
       <w:spacing w:line="240" w:lineRule="auto"/>
     </w:pPr>
     <w:rPr>
+      <w:rFonts w:eastAsia="黑体"/>
       <w:b/>
       <w:bCs/>
       <w:color w:themeColor="accent1" w:val="4F81BD"/>
@@ -4349,6 +4657,7 @@
     <w:qFormat/>
     <w:rsid w:val="00FC693F"/>
     <w:rPr>
+      <w:rFonts w:eastAsia="黑体"/>
       <w:b/>
       <w:bCs/>
     </w:rPr>
@@ -4360,6 +4669,7 @@
     <w:qFormat/>
     <w:rsid w:val="00FC693F"/>
     <w:rPr>
+      <w:rFonts w:eastAsia="黑体"/>
       <w:i/>
       <w:iCs/>
     </w:rPr>
@@ -4380,6 +4690,7 @@
       <w:ind w:left="936" w:right="936"/>
     </w:pPr>
     <w:rPr>
+      <w:rFonts w:eastAsia="黑体"/>
       <w:b/>
       <w:bCs/>
       <w:i/>
@@ -4394,6 +4705,7 @@
     <w:uiPriority w:val="30"/>
     <w:rsid w:val="00FC693F"/>
     <w:rPr>
+      <w:rFonts w:eastAsia="黑体"/>
       <w:b/>
       <w:bCs/>
       <w:i/>
@@ -4408,6 +4720,7 @@
     <w:qFormat/>
     <w:rsid w:val="00FC693F"/>
     <w:rPr>
+      <w:rFonts w:eastAsia="黑体"/>
       <w:i/>
       <w:iCs/>
       <w:color w:themeColor="text1" w:themeTint="7F" w:val="808080"/>
@@ -4420,6 +4733,7 @@
     <w:qFormat/>
     <w:rsid w:val="00FC693F"/>
     <w:rPr>
+      <w:rFonts w:eastAsia="黑体"/>
       <w:b/>
       <w:bCs/>
       <w:i/>
@@ -4434,6 +4748,7 @@
     <w:qFormat/>
     <w:rsid w:val="00FC693F"/>
     <w:rPr>
+      <w:rFonts w:eastAsia="黑体"/>
       <w:smallCaps/>
       <w:color w:themeColor="accent2" w:val="C0504D"/>
       <w:u w:val="single"/>
@@ -4446,6 +4761,7 @@
     <w:qFormat/>
     <w:rsid w:val="00FC693F"/>
     <w:rPr>
+      <w:rFonts w:eastAsia="黑体"/>
       <w:b/>
       <w:bCs/>
       <w:smallCaps/>
@@ -4461,6 +4777,7 @@
     <w:qFormat/>
     <w:rsid w:val="00FC693F"/>
     <w:rPr>
+      <w:rFonts w:eastAsia="黑体"/>
       <w:b/>
       <w:bCs/>
       <w:smallCaps/>
@@ -4515,6 +4832,7 @@
       <w:spacing w:after="0" w:line="240" w:lineRule="auto"/>
     </w:pPr>
     <w:rPr>
+      <w:rFonts w:eastAsia="黑体"/>
       <w:color w:themeColor="text1" w:themeShade="BF" w:val="000000"/>
     </w:rPr>
     <w:tblPr>
@@ -4537,6 +4855,7 @@
         <w:spacing w:after="0" w:before="0" w:line="240" w:lineRule="auto"/>
       </w:pPr>
       <w:rPr>
+        <w:rFonts w:eastAsia="黑体"/>
         <w:b/>
         <w:bCs/>
       </w:rPr>
@@ -4557,6 +4876,7 @@
         <w:spacing w:after="0" w:before="0" w:line="240" w:lineRule="auto"/>
       </w:pPr>
       <w:rPr>
+        <w:rFonts w:eastAsia="黑体"/>
         <w:b/>
         <w:bCs/>
       </w:rPr>
@@ -4574,12 +4894,14 @@
     </w:tblStylePr>
     <w:tblStylePr w:type="firstCol">
       <w:rPr>
+        <w:rFonts w:eastAsia="黑体"/>
         <w:b/>
         <w:bCs/>
       </w:rPr>
     </w:tblStylePr>
     <w:tblStylePr w:type="lastCol">
       <w:rPr>
+        <w:rFonts w:eastAsia="黑体"/>
         <w:b/>
         <w:bCs/>
       </w:rPr>
@@ -4618,6 +4940,7 @@
       <w:spacing w:after="0" w:line="240" w:lineRule="auto"/>
     </w:pPr>
     <w:rPr>
+      <w:rFonts w:eastAsia="黑体"/>
       <w:color w:themeColor="accent1" w:themeShade="BF" w:val="365F91"/>
     </w:rPr>
     <w:tblPr>
@@ -4640,6 +4963,7 @@
         <w:spacing w:after="0" w:before="0" w:line="240" w:lineRule="auto"/>
       </w:pPr>
       <w:rPr>
+        <w:rFonts w:eastAsia="黑体"/>
         <w:b/>
         <w:bCs/>
       </w:rPr>
@@ -4660,6 +4984,7 @@
         <w:spacing w:after="0" w:before="0" w:line="240" w:lineRule="auto"/>
       </w:pPr>
       <w:rPr>
+        <w:rFonts w:eastAsia="黑体"/>
         <w:b/>
         <w:bCs/>
       </w:rPr>
@@ -4677,12 +5002,14 @@
     </w:tblStylePr>
     <w:tblStylePr w:type="firstCol">
       <w:rPr>
+        <w:rFonts w:eastAsia="黑体"/>
         <w:b/>
         <w:bCs/>
       </w:rPr>
     </w:tblStylePr>
     <w:tblStylePr w:type="lastCol">
       <w:rPr>
+        <w:rFonts w:eastAsia="黑体"/>
         <w:b/>
         <w:bCs/>
       </w:rPr>
@@ -4721,6 +5048,7 @@
       <w:spacing w:after="0" w:line="240" w:lineRule="auto"/>
     </w:pPr>
     <w:rPr>
+      <w:rFonts w:eastAsia="黑体"/>
       <w:color w:themeColor="accent2" w:themeShade="BF" w:val="943634"/>
     </w:rPr>
     <w:tblPr>
@@ -4743,6 +5071,7 @@
         <w:spacing w:after="0" w:before="0" w:line="240" w:lineRule="auto"/>
       </w:pPr>
       <w:rPr>
+        <w:rFonts w:eastAsia="黑体"/>
         <w:b/>
         <w:bCs/>
       </w:rPr>
@@ -4763,6 +5092,7 @@
         <w:spacing w:after="0" w:before="0" w:line="240" w:lineRule="auto"/>
       </w:pPr>
       <w:rPr>
+        <w:rFonts w:eastAsia="黑体"/>
         <w:b/>
         <w:bCs/>
       </w:rPr>
@@ -4780,12 +5110,14 @@
     </w:tblStylePr>
     <w:tblStylePr w:type="firstCol">
       <w:rPr>
+        <w:rFonts w:eastAsia="黑体"/>
         <w:b/>
         <w:bCs/>
       </w:rPr>
     </w:tblStylePr>
     <w:tblStylePr w:type="lastCol">
       <w:rPr>
+        <w:rFonts w:eastAsia="黑体"/>
         <w:b/>
         <w:bCs/>
       </w:rPr>
@@ -4824,6 +5156,7 @@
       <w:spacing w:after="0" w:line="240" w:lineRule="auto"/>
     </w:pPr>
     <w:rPr>
+      <w:rFonts w:eastAsia="黑体"/>
       <w:color w:themeColor="accent3" w:themeShade="BF" w:val="76923C"/>
     </w:rPr>
     <w:tblPr>
@@ -4846,6 +5179,7 @@
         <w:spacing w:after="0" w:before="0" w:line="240" w:lineRule="auto"/>
       </w:pPr>
       <w:rPr>
+        <w:rFonts w:eastAsia="黑体"/>
         <w:b/>
         <w:bCs/>
       </w:rPr>
@@ -4866,6 +5200,7 @@
         <w:spacing w:after="0" w:before="0" w:line="240" w:lineRule="auto"/>
       </w:pPr>
       <w:rPr>
+        <w:rFonts w:eastAsia="黑体"/>
         <w:b/>
         <w:bCs/>
       </w:rPr>
@@ -4883,12 +5218,14 @@
     </w:tblStylePr>
     <w:tblStylePr w:type="firstCol">
       <w:rPr>
+        <w:rFonts w:eastAsia="黑体"/>
         <w:b/>
         <w:bCs/>
       </w:rPr>
     </w:tblStylePr>
     <w:tblStylePr w:type="lastCol">
       <w:rPr>
+        <w:rFonts w:eastAsia="黑体"/>
         <w:b/>
         <w:bCs/>
       </w:rPr>
@@ -4927,6 +5264,7 @@
       <w:spacing w:after="0" w:line="240" w:lineRule="auto"/>
     </w:pPr>
     <w:rPr>
+      <w:rFonts w:eastAsia="黑体"/>
       <w:color w:themeColor="accent4" w:themeShade="BF" w:val="5F497A"/>
     </w:rPr>
     <w:tblPr>
@@ -4949,6 +5287,7 @@
         <w:spacing w:after="0" w:before="0" w:line="240" w:lineRule="auto"/>
       </w:pPr>
       <w:rPr>
+        <w:rFonts w:eastAsia="黑体"/>
         <w:b/>
         <w:bCs/>
       </w:rPr>
@@ -4969,6 +5308,7 @@
         <w:spacing w:after="0" w:before="0" w:line="240" w:lineRule="auto"/>
       </w:pPr>
       <w:rPr>
+        <w:rFonts w:eastAsia="黑体"/>
         <w:b/>
         <w:bCs/>
       </w:rPr>
@@ -4986,12 +5326,14 @@
     </w:tblStylePr>
     <w:tblStylePr w:type="firstCol">
       <w:rPr>
+        <w:rFonts w:eastAsia="黑体"/>
         <w:b/>
         <w:bCs/>
       </w:rPr>
     </w:tblStylePr>
     <w:tblStylePr w:type="lastCol">
       <w:rPr>
+        <w:rFonts w:eastAsia="黑体"/>
         <w:b/>
         <w:bCs/>
       </w:rPr>
@@ -5030,6 +5372,7 @@
       <w:spacing w:after="0" w:line="240" w:lineRule="auto"/>
     </w:pPr>
     <w:rPr>
+      <w:rFonts w:eastAsia="黑体"/>
       <w:color w:themeColor="accent5" w:themeShade="BF" w:val="31849B"/>
     </w:rPr>
     <w:tblPr>
@@ -5052,6 +5395,7 @@
         <w:spacing w:after="0" w:before="0" w:line="240" w:lineRule="auto"/>
       </w:pPr>
       <w:rPr>
+        <w:rFonts w:eastAsia="黑体"/>
         <w:b/>
         <w:bCs/>
       </w:rPr>
@@ -5072,6 +5416,7 @@
         <w:spacing w:after="0" w:before="0" w:line="240" w:lineRule="auto"/>
       </w:pPr>
       <w:rPr>
+        <w:rFonts w:eastAsia="黑体"/>
         <w:b/>
         <w:bCs/>
       </w:rPr>
@@ -5089,12 +5434,14 @@
     </w:tblStylePr>
     <w:tblStylePr w:type="firstCol">
       <w:rPr>
+        <w:rFonts w:eastAsia="黑体"/>
         <w:b/>
         <w:bCs/>
       </w:rPr>
     </w:tblStylePr>
     <w:tblStylePr w:type="lastCol">
       <w:rPr>
+        <w:rFonts w:eastAsia="黑体"/>
         <w:b/>
         <w:bCs/>
       </w:rPr>
@@ -5133,6 +5480,7 @@
       <w:spacing w:after="0" w:line="240" w:lineRule="auto"/>
     </w:pPr>
     <w:rPr>
+      <w:rFonts w:eastAsia="黑体"/>
       <w:color w:themeColor="accent6" w:themeShade="BF" w:val="E36C0A"/>
     </w:rPr>
     <w:tblPr>
@@ -5155,6 +5503,7 @@
         <w:spacing w:after="0" w:before="0" w:line="240" w:lineRule="auto"/>
       </w:pPr>
       <w:rPr>
+        <w:rFonts w:eastAsia="黑体"/>
         <w:b/>
         <w:bCs/>
       </w:rPr>
@@ -5175,6 +5524,7 @@
         <w:spacing w:after="0" w:before="0" w:line="240" w:lineRule="auto"/>
       </w:pPr>
       <w:rPr>
+        <w:rFonts w:eastAsia="黑体"/>
         <w:b/>
         <w:bCs/>
       </w:rPr>
@@ -5192,12 +5542,14 @@
     </w:tblStylePr>
     <w:tblStylePr w:type="firstCol">
       <w:rPr>
+        <w:rFonts w:eastAsia="黑体"/>
         <w:b/>
         <w:bCs/>
       </w:rPr>
     </w:tblStylePr>
     <w:tblStylePr w:type="lastCol">
       <w:rPr>
+        <w:rFonts w:eastAsia="黑体"/>
         <w:b/>
         <w:bCs/>
       </w:rPr>
@@ -5257,6 +5609,7 @@
         <w:spacing w:after="0" w:before="0" w:line="240" w:lineRule="auto"/>
       </w:pPr>
       <w:rPr>
+        <w:rFonts w:eastAsia="黑体"/>
         <w:b/>
         <w:bCs/>
         <w:color w:themeColor="background1" w:val="FFFFFF"/>
@@ -5271,6 +5624,7 @@
         <w:spacing w:after="0" w:before="0" w:line="240" w:lineRule="auto"/>
       </w:pPr>
       <w:rPr>
+        <w:rFonts w:eastAsia="黑体"/>
         <w:b/>
         <w:bCs/>
       </w:rPr>
@@ -5286,12 +5640,14 @@
     </w:tblStylePr>
     <w:tblStylePr w:type="firstCol">
       <w:rPr>
+        <w:rFonts w:eastAsia="黑体"/>
         <w:b/>
         <w:bCs/>
       </w:rPr>
     </w:tblStylePr>
     <w:tblStylePr w:type="lastCol">
       <w:rPr>
+        <w:rFonts w:eastAsia="黑体"/>
         <w:b/>
         <w:bCs/>
       </w:rPr>
@@ -5349,6 +5705,7 @@
         <w:spacing w:after="0" w:before="0" w:line="240" w:lineRule="auto"/>
       </w:pPr>
       <w:rPr>
+        <w:rFonts w:eastAsia="黑体"/>
         <w:b/>
         <w:bCs/>
         <w:color w:themeColor="background1" w:val="FFFFFF"/>
@@ -5363,6 +5720,7 @@
         <w:spacing w:after="0" w:before="0" w:line="240" w:lineRule="auto"/>
       </w:pPr>
       <w:rPr>
+        <w:rFonts w:eastAsia="黑体"/>
         <w:b/>
         <w:bCs/>
       </w:rPr>
@@ -5378,12 +5736,14 @@
     </w:tblStylePr>
     <w:tblStylePr w:type="firstCol">
       <w:rPr>
+        <w:rFonts w:eastAsia="黑体"/>
         <w:b/>
         <w:bCs/>
       </w:rPr>
     </w:tblStylePr>
     <w:tblStylePr w:type="lastCol">
       <w:rPr>
+        <w:rFonts w:eastAsia="黑体"/>
         <w:b/>
         <w:bCs/>
       </w:rPr>
@@ -5441,6 +5801,7 @@
         <w:spacing w:after="0" w:before="0" w:line="240" w:lineRule="auto"/>
       </w:pPr>
       <w:rPr>
+        <w:rFonts w:eastAsia="黑体"/>
         <w:b/>
         <w:bCs/>
         <w:color w:themeColor="background1" w:val="FFFFFF"/>
@@ -5455,6 +5816,7 @@
         <w:spacing w:after="0" w:before="0" w:line="240" w:lineRule="auto"/>
       </w:pPr>
       <w:rPr>
+        <w:rFonts w:eastAsia="黑体"/>
         <w:b/>
         <w:bCs/>
       </w:rPr>
@@ -5470,12 +5832,14 @@
     </w:tblStylePr>
     <w:tblStylePr w:type="firstCol">
       <w:rPr>
+        <w:rFonts w:eastAsia="黑体"/>
         <w:b/>
         <w:bCs/>
       </w:rPr>
     </w:tblStylePr>
     <w:tblStylePr w:type="lastCol">
       <w:rPr>
+        <w:rFonts w:eastAsia="黑体"/>
         <w:b/>
         <w:bCs/>
       </w:rPr>
@@ -5533,6 +5897,7 @@
         <w:spacing w:after="0" w:before="0" w:line="240" w:lineRule="auto"/>
       </w:pPr>
       <w:rPr>
+        <w:rFonts w:eastAsia="黑体"/>
         <w:b/>
         <w:bCs/>
         <w:color w:themeColor="background1" w:val="FFFFFF"/>
@@ -5547,6 +5912,7 @@
         <w:spacing w:after="0" w:before="0" w:line="240" w:lineRule="auto"/>
       </w:pPr>
       <w:rPr>
+        <w:rFonts w:eastAsia="黑体"/>
         <w:b/>
         <w:bCs/>
       </w:rPr>
@@ -5562,12 +5928,14 @@
     </w:tblStylePr>
     <w:tblStylePr w:type="firstCol">
       <w:rPr>
+        <w:rFonts w:eastAsia="黑体"/>
         <w:b/>
         <w:bCs/>
       </w:rPr>
     </w:tblStylePr>
     <w:tblStylePr w:type="lastCol">
       <w:rPr>
+        <w:rFonts w:eastAsia="黑体"/>
         <w:b/>
         <w:bCs/>
       </w:rPr>
@@ -5625,6 +5993,7 @@
         <w:spacing w:after="0" w:before="0" w:line="240" w:lineRule="auto"/>
       </w:pPr>
       <w:rPr>
+        <w:rFonts w:eastAsia="黑体"/>
         <w:b/>
         <w:bCs/>
         <w:color w:themeColor="background1" w:val="FFFFFF"/>
@@ -5639,6 +6008,7 @@
         <w:spacing w:after="0" w:before="0" w:line="240" w:lineRule="auto"/>
       </w:pPr>
       <w:rPr>
+        <w:rFonts w:eastAsia="黑体"/>
         <w:b/>
         <w:bCs/>
       </w:rPr>
@@ -5654,12 +6024,14 @@
     </w:tblStylePr>
     <w:tblStylePr w:type="firstCol">
       <w:rPr>
+        <w:rFonts w:eastAsia="黑体"/>
         <w:b/>
         <w:bCs/>
       </w:rPr>
     </w:tblStylePr>
     <w:tblStylePr w:type="lastCol">
       <w:rPr>
+        <w:rFonts w:eastAsia="黑体"/>
         <w:b/>
         <w:bCs/>
       </w:rPr>
@@ -5717,6 +6089,7 @@
         <w:spacing w:after="0" w:before="0" w:line="240" w:lineRule="auto"/>
       </w:pPr>
       <w:rPr>
+        <w:rFonts w:eastAsia="黑体"/>
         <w:b/>
         <w:bCs/>
         <w:color w:themeColor="background1" w:val="FFFFFF"/>
@@ -5731,6 +6104,7 @@
         <w:spacing w:after="0" w:before="0" w:line="240" w:lineRule="auto"/>
       </w:pPr>
       <w:rPr>
+        <w:rFonts w:eastAsia="黑体"/>
         <w:b/>
         <w:bCs/>
       </w:rPr>
@@ -5746,12 +6120,14 @@
     </w:tblStylePr>
     <w:tblStylePr w:type="firstCol">
       <w:rPr>
+        <w:rFonts w:eastAsia="黑体"/>
         <w:b/>
         <w:bCs/>
       </w:rPr>
     </w:tblStylePr>
     <w:tblStylePr w:type="lastCol">
       <w:rPr>
+        <w:rFonts w:eastAsia="黑体"/>
         <w:b/>
         <w:bCs/>
       </w:rPr>
@@ -5809,6 +6185,7 @@
         <w:spacing w:after="0" w:before="0" w:line="240" w:lineRule="auto"/>
       </w:pPr>
       <w:rPr>
+        <w:rFonts w:eastAsia="黑体"/>
         <w:b/>
         <w:bCs/>
         <w:color w:themeColor="background1" w:val="FFFFFF"/>
@@ -5823,6 +6200,7 @@
         <w:spacing w:after="0" w:before="0" w:line="240" w:lineRule="auto"/>
       </w:pPr>
       <w:rPr>
+        <w:rFonts w:eastAsia="黑体"/>
         <w:b/>
         <w:bCs/>
       </w:rPr>
@@ -5838,12 +6216,14 @@
     </w:tblStylePr>
     <w:tblStylePr w:type="firstCol">
       <w:rPr>
+        <w:rFonts w:eastAsia="黑体"/>
         <w:b/>
         <w:bCs/>
       </w:rPr>
     </w:tblStylePr>
     <w:tblStylePr w:type="lastCol">
       <w:rPr>
+        <w:rFonts w:eastAsia="黑体"/>
         <w:b/>
         <w:bCs/>
       </w:rPr>
@@ -5903,7 +6283,7 @@
         <w:spacing w:after="0" w:before="0" w:line="240" w:lineRule="auto"/>
       </w:pPr>
       <w:rPr>
-        <w:rFonts w:asciiTheme="majorHAnsi" w:cstheme="majorBidi" w:eastAsiaTheme="majorEastAsia" w:hAnsiTheme="majorHAnsi"/>
+        <w:rFonts w:asciiTheme="majorHAnsi" w:cstheme="majorBidi" w:hAnsiTheme="majorHAnsi" w:eastAsia="黑体"/>
         <w:b/>
         <w:bCs/>
       </w:rPr>
@@ -5924,7 +6304,7 @@
         <w:spacing w:after="0" w:before="0" w:line="240" w:lineRule="auto"/>
       </w:pPr>
       <w:rPr>
-        <w:rFonts w:asciiTheme="majorHAnsi" w:cstheme="majorBidi" w:eastAsiaTheme="majorEastAsia" w:hAnsiTheme="majorHAnsi"/>
+        <w:rFonts w:asciiTheme="majorHAnsi" w:cstheme="majorBidi" w:hAnsiTheme="majorHAnsi" w:eastAsia="黑体"/>
         <w:b/>
         <w:bCs/>
       </w:rPr>
@@ -5942,14 +6322,14 @@
     </w:tblStylePr>
     <w:tblStylePr w:type="firstCol">
       <w:rPr>
-        <w:rFonts w:asciiTheme="majorHAnsi" w:cstheme="majorBidi" w:eastAsiaTheme="majorEastAsia" w:hAnsiTheme="majorHAnsi"/>
+        <w:rFonts w:asciiTheme="majorHAnsi" w:cstheme="majorBidi" w:hAnsiTheme="majorHAnsi" w:eastAsia="黑体"/>
         <w:b/>
         <w:bCs/>
       </w:rPr>
     </w:tblStylePr>
     <w:tblStylePr w:type="lastCol">
       <w:rPr>
-        <w:rFonts w:asciiTheme="majorHAnsi" w:cstheme="majorBidi" w:eastAsiaTheme="majorEastAsia" w:hAnsiTheme="majorHAnsi"/>
+        <w:rFonts w:asciiTheme="majorHAnsi" w:cstheme="majorBidi" w:hAnsiTheme="majorHAnsi" w:eastAsia="黑体"/>
         <w:b/>
         <w:bCs/>
       </w:rPr>
@@ -6033,7 +6413,7 @@
         <w:spacing w:after="0" w:before="0" w:line="240" w:lineRule="auto"/>
       </w:pPr>
       <w:rPr>
-        <w:rFonts w:asciiTheme="majorHAnsi" w:cstheme="majorBidi" w:eastAsiaTheme="majorEastAsia" w:hAnsiTheme="majorHAnsi"/>
+        <w:rFonts w:asciiTheme="majorHAnsi" w:cstheme="majorBidi" w:hAnsiTheme="majorHAnsi" w:eastAsia="黑体"/>
         <w:b/>
         <w:bCs/>
       </w:rPr>
@@ -6054,7 +6434,7 @@
         <w:spacing w:after="0" w:before="0" w:line="240" w:lineRule="auto"/>
       </w:pPr>
       <w:rPr>
-        <w:rFonts w:asciiTheme="majorHAnsi" w:cstheme="majorBidi" w:eastAsiaTheme="majorEastAsia" w:hAnsiTheme="majorHAnsi"/>
+        <w:rFonts w:asciiTheme="majorHAnsi" w:cstheme="majorBidi" w:hAnsiTheme="majorHAnsi" w:eastAsia="黑体"/>
         <w:b/>
         <w:bCs/>
       </w:rPr>
@@ -6072,14 +6452,14 @@
     </w:tblStylePr>
     <w:tblStylePr w:type="firstCol">
       <w:rPr>
-        <w:rFonts w:asciiTheme="majorHAnsi" w:cstheme="majorBidi" w:eastAsiaTheme="majorEastAsia" w:hAnsiTheme="majorHAnsi"/>
+        <w:rFonts w:asciiTheme="majorHAnsi" w:cstheme="majorBidi" w:hAnsiTheme="majorHAnsi" w:eastAsia="黑体"/>
         <w:b/>
         <w:bCs/>
       </w:rPr>
     </w:tblStylePr>
     <w:tblStylePr w:type="lastCol">
       <w:rPr>
-        <w:rFonts w:asciiTheme="majorHAnsi" w:cstheme="majorBidi" w:eastAsiaTheme="majorEastAsia" w:hAnsiTheme="majorHAnsi"/>
+        <w:rFonts w:asciiTheme="majorHAnsi" w:cstheme="majorBidi" w:hAnsiTheme="majorHAnsi" w:eastAsia="黑体"/>
         <w:b/>
         <w:bCs/>
       </w:rPr>
@@ -6163,7 +6543,7 @@
         <w:spacing w:after="0" w:before="0" w:line="240" w:lineRule="auto"/>
       </w:pPr>
       <w:rPr>
-        <w:rFonts w:asciiTheme="majorHAnsi" w:cstheme="majorBidi" w:eastAsiaTheme="majorEastAsia" w:hAnsiTheme="majorHAnsi"/>
+        <w:rFonts w:asciiTheme="majorHAnsi" w:cstheme="majorBidi" w:hAnsiTheme="majorHAnsi" w:eastAsia="黑体"/>
         <w:b/>
         <w:bCs/>
       </w:rPr>
@@ -6184,7 +6564,7 @@
         <w:spacing w:after="0" w:before="0" w:line="240" w:lineRule="auto"/>
       </w:pPr>
       <w:rPr>
-        <w:rFonts w:asciiTheme="majorHAnsi" w:cstheme="majorBidi" w:eastAsiaTheme="majorEastAsia" w:hAnsiTheme="majorHAnsi"/>
+        <w:rFonts w:asciiTheme="majorHAnsi" w:cstheme="majorBidi" w:hAnsiTheme="majorHAnsi" w:eastAsia="黑体"/>
         <w:b/>
         <w:bCs/>
       </w:rPr>
@@ -6202,14 +6582,14 @@
     </w:tblStylePr>
     <w:tblStylePr w:type="firstCol">
       <w:rPr>
-        <w:rFonts w:asciiTheme="majorHAnsi" w:cstheme="majorBidi" w:eastAsiaTheme="majorEastAsia" w:hAnsiTheme="majorHAnsi"/>
+        <w:rFonts w:asciiTheme="majorHAnsi" w:cstheme="majorBidi" w:hAnsiTheme="majorHAnsi" w:eastAsia="黑体"/>
         <w:b/>
         <w:bCs/>
       </w:rPr>
     </w:tblStylePr>
     <w:tblStylePr w:type="lastCol">
       <w:rPr>
-        <w:rFonts w:asciiTheme="majorHAnsi" w:cstheme="majorBidi" w:eastAsiaTheme="majorEastAsia" w:hAnsiTheme="majorHAnsi"/>
+        <w:rFonts w:asciiTheme="majorHAnsi" w:cstheme="majorBidi" w:hAnsiTheme="majorHAnsi" w:eastAsia="黑体"/>
         <w:b/>
         <w:bCs/>
       </w:rPr>
@@ -6293,7 +6673,7 @@
         <w:spacing w:after="0" w:before="0" w:line="240" w:lineRule="auto"/>
       </w:pPr>
       <w:rPr>
-        <w:rFonts w:asciiTheme="majorHAnsi" w:cstheme="majorBidi" w:eastAsiaTheme="majorEastAsia" w:hAnsiTheme="majorHAnsi"/>
+        <w:rFonts w:asciiTheme="majorHAnsi" w:cstheme="majorBidi" w:hAnsiTheme="majorHAnsi" w:eastAsia="黑体"/>
         <w:b/>
         <w:bCs/>
       </w:rPr>
@@ -6314,7 +6694,7 @@
         <w:spacing w:after="0" w:before="0" w:line="240" w:lineRule="auto"/>
       </w:pPr>
       <w:rPr>
-        <w:rFonts w:asciiTheme="majorHAnsi" w:cstheme="majorBidi" w:eastAsiaTheme="majorEastAsia" w:hAnsiTheme="majorHAnsi"/>
+        <w:rFonts w:asciiTheme="majorHAnsi" w:cstheme="majorBidi" w:hAnsiTheme="majorHAnsi" w:eastAsia="黑体"/>
         <w:b/>
         <w:bCs/>
       </w:rPr>
@@ -6332,14 +6712,14 @@
     </w:tblStylePr>
     <w:tblStylePr w:type="firstCol">
       <w:rPr>
-        <w:rFonts w:asciiTheme="majorHAnsi" w:cstheme="majorBidi" w:eastAsiaTheme="majorEastAsia" w:hAnsiTheme="majorHAnsi"/>
+        <w:rFonts w:asciiTheme="majorHAnsi" w:cstheme="majorBidi" w:hAnsiTheme="majorHAnsi" w:eastAsia="黑体"/>
         <w:b/>
         <w:bCs/>
       </w:rPr>
     </w:tblStylePr>
     <w:tblStylePr w:type="lastCol">
       <w:rPr>
-        <w:rFonts w:asciiTheme="majorHAnsi" w:cstheme="majorBidi" w:eastAsiaTheme="majorEastAsia" w:hAnsiTheme="majorHAnsi"/>
+        <w:rFonts w:asciiTheme="majorHAnsi" w:cstheme="majorBidi" w:hAnsiTheme="majorHAnsi" w:eastAsia="黑体"/>
         <w:b/>
         <w:bCs/>
       </w:rPr>
@@ -6423,7 +6803,7 @@
         <w:spacing w:after="0" w:before="0" w:line="240" w:lineRule="auto"/>
       </w:pPr>
       <w:rPr>
-        <w:rFonts w:asciiTheme="majorHAnsi" w:cstheme="majorBidi" w:eastAsiaTheme="majorEastAsia" w:hAnsiTheme="majorHAnsi"/>
+        <w:rFonts w:asciiTheme="majorHAnsi" w:cstheme="majorBidi" w:hAnsiTheme="majorHAnsi" w:eastAsia="黑体"/>
         <w:b/>
         <w:bCs/>
       </w:rPr>
@@ -6444,7 +6824,7 @@
         <w:spacing w:after="0" w:before="0" w:line="240" w:lineRule="auto"/>
       </w:pPr>
       <w:rPr>
-        <w:rFonts w:asciiTheme="majorHAnsi" w:cstheme="majorBidi" w:eastAsiaTheme="majorEastAsia" w:hAnsiTheme="majorHAnsi"/>
+        <w:rFonts w:asciiTheme="majorHAnsi" w:cstheme="majorBidi" w:hAnsiTheme="majorHAnsi" w:eastAsia="黑体"/>
         <w:b/>
         <w:bCs/>
       </w:rPr>
@@ -6462,14 +6842,14 @@
     </w:tblStylePr>
     <w:tblStylePr w:type="firstCol">
       <w:rPr>
-        <w:rFonts w:asciiTheme="majorHAnsi" w:cstheme="majorBidi" w:eastAsiaTheme="majorEastAsia" w:hAnsiTheme="majorHAnsi"/>
+        <w:rFonts w:asciiTheme="majorHAnsi" w:cstheme="majorBidi" w:hAnsiTheme="majorHAnsi" w:eastAsia="黑体"/>
         <w:b/>
         <w:bCs/>
       </w:rPr>
     </w:tblStylePr>
     <w:tblStylePr w:type="lastCol">
       <w:rPr>
-        <w:rFonts w:asciiTheme="majorHAnsi" w:cstheme="majorBidi" w:eastAsiaTheme="majorEastAsia" w:hAnsiTheme="majorHAnsi"/>
+        <w:rFonts w:asciiTheme="majorHAnsi" w:cstheme="majorBidi" w:hAnsiTheme="majorHAnsi" w:eastAsia="黑体"/>
         <w:b/>
         <w:bCs/>
       </w:rPr>
@@ -6553,7 +6933,7 @@
         <w:spacing w:after="0" w:before="0" w:line="240" w:lineRule="auto"/>
       </w:pPr>
       <w:rPr>
-        <w:rFonts w:asciiTheme="majorHAnsi" w:cstheme="majorBidi" w:eastAsiaTheme="majorEastAsia" w:hAnsiTheme="majorHAnsi"/>
+        <w:rFonts w:asciiTheme="majorHAnsi" w:cstheme="majorBidi" w:hAnsiTheme="majorHAnsi" w:eastAsia="黑体"/>
         <w:b/>
         <w:bCs/>
       </w:rPr>
@@ -6574,7 +6954,7 @@
         <w:spacing w:after="0" w:before="0" w:line="240" w:lineRule="auto"/>
       </w:pPr>
       <w:rPr>
-        <w:rFonts w:asciiTheme="majorHAnsi" w:cstheme="majorBidi" w:eastAsiaTheme="majorEastAsia" w:hAnsiTheme="majorHAnsi"/>
+        <w:rFonts w:asciiTheme="majorHAnsi" w:cstheme="majorBidi" w:hAnsiTheme="majorHAnsi" w:eastAsia="黑体"/>
         <w:b/>
         <w:bCs/>
       </w:rPr>
@@ -6592,14 +6972,14 @@
     </w:tblStylePr>
     <w:tblStylePr w:type="firstCol">
       <w:rPr>
-        <w:rFonts w:asciiTheme="majorHAnsi" w:cstheme="majorBidi" w:eastAsiaTheme="majorEastAsia" w:hAnsiTheme="majorHAnsi"/>
+        <w:rFonts w:asciiTheme="majorHAnsi" w:cstheme="majorBidi" w:hAnsiTheme="majorHAnsi" w:eastAsia="黑体"/>
         <w:b/>
         <w:bCs/>
       </w:rPr>
     </w:tblStylePr>
     <w:tblStylePr w:type="lastCol">
       <w:rPr>
-        <w:rFonts w:asciiTheme="majorHAnsi" w:cstheme="majorBidi" w:eastAsiaTheme="majorEastAsia" w:hAnsiTheme="majorHAnsi"/>
+        <w:rFonts w:asciiTheme="majorHAnsi" w:cstheme="majorBidi" w:hAnsiTheme="majorHAnsi" w:eastAsia="黑体"/>
         <w:b/>
         <w:bCs/>
       </w:rPr>
@@ -6683,7 +7063,7 @@
         <w:spacing w:after="0" w:before="0" w:line="240" w:lineRule="auto"/>
       </w:pPr>
       <w:rPr>
-        <w:rFonts w:asciiTheme="majorHAnsi" w:cstheme="majorBidi" w:eastAsiaTheme="majorEastAsia" w:hAnsiTheme="majorHAnsi"/>
+        <w:rFonts w:asciiTheme="majorHAnsi" w:cstheme="majorBidi" w:hAnsiTheme="majorHAnsi" w:eastAsia="黑体"/>
         <w:b/>
         <w:bCs/>
       </w:rPr>
@@ -6704,7 +7084,7 @@
         <w:spacing w:after="0" w:before="0" w:line="240" w:lineRule="auto"/>
       </w:pPr>
       <w:rPr>
-        <w:rFonts w:asciiTheme="majorHAnsi" w:cstheme="majorBidi" w:eastAsiaTheme="majorEastAsia" w:hAnsiTheme="majorHAnsi"/>
+        <w:rFonts w:asciiTheme="majorHAnsi" w:cstheme="majorBidi" w:hAnsiTheme="majorHAnsi" w:eastAsia="黑体"/>
         <w:b/>
         <w:bCs/>
       </w:rPr>
@@ -6722,14 +7102,14 @@
     </w:tblStylePr>
     <w:tblStylePr w:type="firstCol">
       <w:rPr>
-        <w:rFonts w:asciiTheme="majorHAnsi" w:cstheme="majorBidi" w:eastAsiaTheme="majorEastAsia" w:hAnsiTheme="majorHAnsi"/>
+        <w:rFonts w:asciiTheme="majorHAnsi" w:cstheme="majorBidi" w:hAnsiTheme="majorHAnsi" w:eastAsia="黑体"/>
         <w:b/>
         <w:bCs/>
       </w:rPr>
     </w:tblStylePr>
     <w:tblStylePr w:type="lastCol">
       <w:rPr>
-        <w:rFonts w:asciiTheme="majorHAnsi" w:cstheme="majorBidi" w:eastAsiaTheme="majorEastAsia" w:hAnsiTheme="majorHAnsi"/>
+        <w:rFonts w:asciiTheme="majorHAnsi" w:cstheme="majorBidi" w:hAnsiTheme="majorHAnsi" w:eastAsia="黑体"/>
         <w:b/>
         <w:bCs/>
       </w:rPr>
@@ -6812,6 +7192,7 @@
         <w:spacing w:after="0" w:before="0" w:line="240" w:lineRule="auto"/>
       </w:pPr>
       <w:rPr>
+        <w:rFonts w:eastAsia="黑体"/>
         <w:b/>
         <w:bCs/>
         <w:color w:themeColor="background1" w:val="FFFFFF"/>
@@ -6834,6 +7215,7 @@
         <w:spacing w:after="0" w:before="0" w:line="240" w:lineRule="auto"/>
       </w:pPr>
       <w:rPr>
+        <w:rFonts w:eastAsia="黑体"/>
         <w:b/>
         <w:bCs/>
       </w:rPr>
@@ -6851,12 +7233,14 @@
     </w:tblStylePr>
     <w:tblStylePr w:type="firstCol">
       <w:rPr>
+        <w:rFonts w:eastAsia="黑体"/>
         <w:b/>
         <w:bCs/>
       </w:rPr>
     </w:tblStylePr>
     <w:tblStylePr w:type="lastCol">
       <w:rPr>
+        <w:rFonts w:eastAsia="黑体"/>
         <w:b/>
         <w:bCs/>
       </w:rPr>
@@ -6918,6 +7302,7 @@
         <w:spacing w:after="0" w:before="0" w:line="240" w:lineRule="auto"/>
       </w:pPr>
       <w:rPr>
+        <w:rFonts w:eastAsia="黑体"/>
         <w:b/>
         <w:bCs/>
         <w:color w:themeColor="background1" w:val="FFFFFF"/>
@@ -6940,6 +7325,7 @@
         <w:spacing w:after="0" w:before="0" w:line="240" w:lineRule="auto"/>
       </w:pPr>
       <w:rPr>
+        <w:rFonts w:eastAsia="黑体"/>
         <w:b/>
         <w:bCs/>
       </w:rPr>
@@ -6957,12 +7343,14 @@
     </w:tblStylePr>
     <w:tblStylePr w:type="firstCol">
       <w:rPr>
+        <w:rFonts w:eastAsia="黑体"/>
         <w:b/>
         <w:bCs/>
       </w:rPr>
     </w:tblStylePr>
     <w:tblStylePr w:type="lastCol">
       <w:rPr>
+        <w:rFonts w:eastAsia="黑体"/>
         <w:b/>
         <w:bCs/>
       </w:rPr>
@@ -7024,6 +7412,7 @@
         <w:spacing w:after="0" w:before="0" w:line="240" w:lineRule="auto"/>
       </w:pPr>
       <w:rPr>
+        <w:rFonts w:eastAsia="黑体"/>
         <w:b/>
         <w:bCs/>
         <w:color w:themeColor="background1" w:val="FFFFFF"/>
@@ -7046,6 +7435,7 @@
         <w:spacing w:after="0" w:before="0" w:line="240" w:lineRule="auto"/>
       </w:pPr>
       <w:rPr>
+        <w:rFonts w:eastAsia="黑体"/>
         <w:b/>
         <w:bCs/>
       </w:rPr>
@@ -7063,12 +7453,14 @@
     </w:tblStylePr>
     <w:tblStylePr w:type="firstCol">
       <w:rPr>
+        <w:rFonts w:eastAsia="黑体"/>
         <w:b/>
         <w:bCs/>
       </w:rPr>
     </w:tblStylePr>
     <w:tblStylePr w:type="lastCol">
       <w:rPr>
+        <w:rFonts w:eastAsia="黑体"/>
         <w:b/>
         <w:bCs/>
       </w:rPr>
@@ -7130,6 +7522,7 @@
         <w:spacing w:after="0" w:before="0" w:line="240" w:lineRule="auto"/>
       </w:pPr>
       <w:rPr>
+        <w:rFonts w:eastAsia="黑体"/>
         <w:b/>
         <w:bCs/>
         <w:color w:themeColor="background1" w:val="FFFFFF"/>
@@ -7152,6 +7545,7 @@
         <w:spacing w:after="0" w:before="0" w:line="240" w:lineRule="auto"/>
       </w:pPr>
       <w:rPr>
+        <w:rFonts w:eastAsia="黑体"/>
         <w:b/>
         <w:bCs/>
       </w:rPr>
@@ -7169,12 +7563,14 @@
     </w:tblStylePr>
     <w:tblStylePr w:type="firstCol">
       <w:rPr>
+        <w:rFonts w:eastAsia="黑体"/>
         <w:b/>
         <w:bCs/>
       </w:rPr>
     </w:tblStylePr>
     <w:tblStylePr w:type="lastCol">
       <w:rPr>
+        <w:rFonts w:eastAsia="黑体"/>
         <w:b/>
         <w:bCs/>
       </w:rPr>
@@ -7236,6 +7632,7 @@
         <w:spacing w:after="0" w:before="0" w:line="240" w:lineRule="auto"/>
       </w:pPr>
       <w:rPr>
+        <w:rFonts w:eastAsia="黑体"/>
         <w:b/>
         <w:bCs/>
         <w:color w:themeColor="background1" w:val="FFFFFF"/>
@@ -7258,6 +7655,7 @@
         <w:spacing w:after="0" w:before="0" w:line="240" w:lineRule="auto"/>
       </w:pPr>
       <w:rPr>
+        <w:rFonts w:eastAsia="黑体"/>
         <w:b/>
         <w:bCs/>
       </w:rPr>
@@ -7275,12 +7673,14 @@
     </w:tblStylePr>
     <w:tblStylePr w:type="firstCol">
       <w:rPr>
+        <w:rFonts w:eastAsia="黑体"/>
         <w:b/>
         <w:bCs/>
       </w:rPr>
     </w:tblStylePr>
     <w:tblStylePr w:type="lastCol">
       <w:rPr>
+        <w:rFonts w:eastAsia="黑体"/>
         <w:b/>
         <w:bCs/>
       </w:rPr>
@@ -7342,6 +7742,7 @@
         <w:spacing w:after="0" w:before="0" w:line="240" w:lineRule="auto"/>
       </w:pPr>
       <w:rPr>
+        <w:rFonts w:eastAsia="黑体"/>
         <w:b/>
         <w:bCs/>
         <w:color w:themeColor="background1" w:val="FFFFFF"/>
@@ -7364,6 +7765,7 @@
         <w:spacing w:after="0" w:before="0" w:line="240" w:lineRule="auto"/>
       </w:pPr>
       <w:rPr>
+        <w:rFonts w:eastAsia="黑体"/>
         <w:b/>
         <w:bCs/>
       </w:rPr>
@@ -7381,12 +7783,14 @@
     </w:tblStylePr>
     <w:tblStylePr w:type="firstCol">
       <w:rPr>
+        <w:rFonts w:eastAsia="黑体"/>
         <w:b/>
         <w:bCs/>
       </w:rPr>
     </w:tblStylePr>
     <w:tblStylePr w:type="lastCol">
       <w:rPr>
+        <w:rFonts w:eastAsia="黑体"/>
         <w:b/>
         <w:bCs/>
       </w:rPr>
@@ -7448,6 +7852,7 @@
         <w:spacing w:after="0" w:before="0" w:line="240" w:lineRule="auto"/>
       </w:pPr>
       <w:rPr>
+        <w:rFonts w:eastAsia="黑体"/>
         <w:b/>
         <w:bCs/>
         <w:color w:themeColor="background1" w:val="FFFFFF"/>
@@ -7470,6 +7875,7 @@
         <w:spacing w:after="0" w:before="0" w:line="240" w:lineRule="auto"/>
       </w:pPr>
       <w:rPr>
+        <w:rFonts w:eastAsia="黑体"/>
         <w:b/>
         <w:bCs/>
       </w:rPr>
@@ -7487,12 +7893,14 @@
     </w:tblStylePr>
     <w:tblStylePr w:type="firstCol">
       <w:rPr>
+        <w:rFonts w:eastAsia="黑体"/>
         <w:b/>
         <w:bCs/>
       </w:rPr>
     </w:tblStylePr>
     <w:tblStylePr w:type="lastCol">
       <w:rPr>
+        <w:rFonts w:eastAsia="黑体"/>
         <w:b/>
         <w:bCs/>
       </w:rPr>
@@ -7551,6 +7959,7 @@
         <w:spacing w:after="0" w:before="0" w:line="240" w:lineRule="auto"/>
       </w:pPr>
       <w:rPr>
+        <w:rFonts w:eastAsia="黑体"/>
         <w:b/>
         <w:bCs/>
         <w:color w:themeColor="background1" w:val="FFFFFF"/>
@@ -7573,6 +7982,7 @@
         <w:spacing w:after="0" w:before="0" w:line="240" w:lineRule="auto"/>
       </w:pPr>
       <w:rPr>
+        <w:rFonts w:eastAsia="黑体"/>
         <w:color w:val="auto"/>
       </w:rPr>
       <w:tblPr/>
@@ -7590,6 +8000,7 @@
     </w:tblStylePr>
     <w:tblStylePr w:type="firstCol">
       <w:rPr>
+        <w:rFonts w:eastAsia="黑体"/>
         <w:b/>
         <w:bCs/>
         <w:color w:themeColor="background1" w:val="FFFFFF"/>
@@ -7609,6 +8020,7 @@
     </w:tblStylePr>
     <w:tblStylePr w:type="lastCol">
       <w:rPr>
+        <w:rFonts w:eastAsia="黑体"/>
         <w:b/>
         <w:bCs/>
         <w:color w:themeColor="background1" w:val="FFFFFF"/>
@@ -7657,6 +8069,7 @@
     </w:tblStylePr>
     <w:tblStylePr w:type="nwCell">
       <w:rPr>
+        <w:rFonts w:eastAsia="黑体"/>
         <w:color w:themeColor="background1" w:val="FFFFFF"/>
       </w:rPr>
       <w:tblPr/>
@@ -7700,6 +8113,7 @@
         <w:spacing w:after="0" w:before="0" w:line="240" w:lineRule="auto"/>
       </w:pPr>
       <w:rPr>
+        <w:rFonts w:eastAsia="黑体"/>
         <w:b/>
         <w:bCs/>
         <w:color w:themeColor="background1" w:val="FFFFFF"/>
@@ -7722,6 +8136,7 @@
         <w:spacing w:after="0" w:before="0" w:line="240" w:lineRule="auto"/>
       </w:pPr>
       <w:rPr>
+        <w:rFonts w:eastAsia="黑体"/>
         <w:color w:val="auto"/>
       </w:rPr>
       <w:tblPr/>
@@ -7739,6 +8154,7 @@
     </w:tblStylePr>
     <w:tblStylePr w:type="firstCol">
       <w:rPr>
+        <w:rFonts w:eastAsia="黑体"/>
         <w:b/>
         <w:bCs/>
         <w:color w:themeColor="background1" w:val="FFFFFF"/>
@@ -7758,6 +8174,7 @@
     </w:tblStylePr>
     <w:tblStylePr w:type="lastCol">
       <w:rPr>
+        <w:rFonts w:eastAsia="黑体"/>
         <w:b/>
         <w:bCs/>
         <w:color w:themeColor="background1" w:val="FFFFFF"/>
@@ -7806,6 +8223,7 @@
     </w:tblStylePr>
     <w:tblStylePr w:type="nwCell">
       <w:rPr>
+        <w:rFonts w:eastAsia="黑体"/>
         <w:color w:themeColor="background1" w:val="FFFFFF"/>
       </w:rPr>
       <w:tblPr/>
@@ -7849,6 +8267,7 @@
         <w:spacing w:after="0" w:before="0" w:line="240" w:lineRule="auto"/>
       </w:pPr>
       <w:rPr>
+        <w:rFonts w:eastAsia="黑体"/>
         <w:b/>
         <w:bCs/>
         <w:color w:themeColor="background1" w:val="FFFFFF"/>
@@ -7871,6 +8290,7 @@
         <w:spacing w:after="0" w:before="0" w:line="240" w:lineRule="auto"/>
       </w:pPr>
       <w:rPr>
+        <w:rFonts w:eastAsia="黑体"/>
         <w:color w:val="auto"/>
       </w:rPr>
       <w:tblPr/>
@@ -7888,6 +8308,7 @@
     </w:tblStylePr>
     <w:tblStylePr w:type="firstCol">
       <w:rPr>
+        <w:rFonts w:eastAsia="黑体"/>
         <w:b/>
         <w:bCs/>
         <w:color w:themeColor="background1" w:val="FFFFFF"/>
@@ -7907,6 +8328,7 @@
     </w:tblStylePr>
     <w:tblStylePr w:type="lastCol">
       <w:rPr>
+        <w:rFonts w:eastAsia="黑体"/>
         <w:b/>
         <w:bCs/>
         <w:color w:themeColor="background1" w:val="FFFFFF"/>
@@ -7955,6 +8377,7 @@
     </w:tblStylePr>
     <w:tblStylePr w:type="nwCell">
       <w:rPr>
+        <w:rFonts w:eastAsia="黑体"/>
         <w:color w:themeColor="background1" w:val="FFFFFF"/>
       </w:rPr>
       <w:tblPr/>
@@ -7998,6 +8421,7 @@
         <w:spacing w:after="0" w:before="0" w:line="240" w:lineRule="auto"/>
       </w:pPr>
       <w:rPr>
+        <w:rFonts w:eastAsia="黑体"/>
         <w:b/>
         <w:bCs/>
         <w:color w:themeColor="background1" w:val="FFFFFF"/>
@@ -8020,6 +8444,7 @@
         <w:spacing w:after="0" w:before="0" w:line="240" w:lineRule="auto"/>
       </w:pPr>
       <w:rPr>
+        <w:rFonts w:eastAsia="黑体"/>
         <w:color w:val="auto"/>
       </w:rPr>
       <w:tblPr/>
@@ -8037,6 +8462,7 @@
     </w:tblStylePr>
     <w:tblStylePr w:type="firstCol">
       <w:rPr>
+        <w:rFonts w:eastAsia="黑体"/>
         <w:b/>
         <w:bCs/>
         <w:color w:themeColor="background1" w:val="FFFFFF"/>
@@ -8056,6 +8482,7 @@
     </w:tblStylePr>
     <w:tblStylePr w:type="lastCol">
       <w:rPr>
+        <w:rFonts w:eastAsia="黑体"/>
         <w:b/>
         <w:bCs/>
         <w:color w:themeColor="background1" w:val="FFFFFF"/>
@@ -8104,6 +8531,7 @@
     </w:tblStylePr>
     <w:tblStylePr w:type="nwCell">
       <w:rPr>
+        <w:rFonts w:eastAsia="黑体"/>
         <w:color w:themeColor="background1" w:val="FFFFFF"/>
       </w:rPr>
       <w:tblPr/>
@@ -8147,6 +8575,7 @@
         <w:spacing w:after="0" w:before="0" w:line="240" w:lineRule="auto"/>
       </w:pPr>
       <w:rPr>
+        <w:rFonts w:eastAsia="黑体"/>
         <w:b/>
         <w:bCs/>
         <w:color w:themeColor="background1" w:val="FFFFFF"/>
@@ -8169,6 +8598,7 @@
         <w:spacing w:after="0" w:before="0" w:line="240" w:lineRule="auto"/>
       </w:pPr>
       <w:rPr>
+        <w:rFonts w:eastAsia="黑体"/>
         <w:color w:val="auto"/>
       </w:rPr>
       <w:tblPr/>
@@ -8186,6 +8616,7 @@
     </w:tblStylePr>
     <w:tblStylePr w:type="firstCol">
       <w:rPr>
+        <w:rFonts w:eastAsia="黑体"/>
         <w:b/>
         <w:bCs/>
         <w:color w:themeColor="background1" w:val="FFFFFF"/>
@@ -8205,6 +8636,7 @@
     </w:tblStylePr>
     <w:tblStylePr w:type="lastCol">
       <w:rPr>
+        <w:rFonts w:eastAsia="黑体"/>
         <w:b/>
         <w:bCs/>
         <w:color w:themeColor="background1" w:val="FFFFFF"/>
@@ -8253,6 +8685,7 @@
     </w:tblStylePr>
     <w:tblStylePr w:type="nwCell">
       <w:rPr>
+        <w:rFonts w:eastAsia="黑体"/>
         <w:color w:themeColor="background1" w:val="FFFFFF"/>
       </w:rPr>
       <w:tblPr/>
@@ -8296,6 +8729,7 @@
         <w:spacing w:after="0" w:before="0" w:line="240" w:lineRule="auto"/>
       </w:pPr>
       <w:rPr>
+        <w:rFonts w:eastAsia="黑体"/>
         <w:b/>
         <w:bCs/>
         <w:color w:themeColor="background1" w:val="FFFFFF"/>
@@ -8318,6 +8752,7 @@
         <w:spacing w:after="0" w:before="0" w:line="240" w:lineRule="auto"/>
       </w:pPr>
       <w:rPr>
+        <w:rFonts w:eastAsia="黑体"/>
         <w:color w:val="auto"/>
       </w:rPr>
       <w:tblPr/>
@@ -8335,6 +8770,7 @@
     </w:tblStylePr>
     <w:tblStylePr w:type="firstCol">
       <w:rPr>
+        <w:rFonts w:eastAsia="黑体"/>
         <w:b/>
         <w:bCs/>
         <w:color w:themeColor="background1" w:val="FFFFFF"/>
@@ -8354,6 +8790,7 @@
     </w:tblStylePr>
     <w:tblStylePr w:type="lastCol">
       <w:rPr>
+        <w:rFonts w:eastAsia="黑体"/>
         <w:b/>
         <w:bCs/>
         <w:color w:themeColor="background1" w:val="FFFFFF"/>
@@ -8402,6 +8839,7 @@
     </w:tblStylePr>
     <w:tblStylePr w:type="nwCell">
       <w:rPr>
+        <w:rFonts w:eastAsia="黑体"/>
         <w:color w:themeColor="background1" w:val="FFFFFF"/>
       </w:rPr>
       <w:tblPr/>
@@ -8445,6 +8883,7 @@
         <w:spacing w:after="0" w:before="0" w:line="240" w:lineRule="auto"/>
       </w:pPr>
       <w:rPr>
+        <w:rFonts w:eastAsia="黑体"/>
         <w:b/>
         <w:bCs/>
         <w:color w:themeColor="background1" w:val="FFFFFF"/>
@@ -8467,6 +8906,7 @@
         <w:spacing w:after="0" w:before="0" w:line="240" w:lineRule="auto"/>
       </w:pPr>
       <w:rPr>
+        <w:rFonts w:eastAsia="黑体"/>
         <w:color w:val="auto"/>
       </w:rPr>
       <w:tblPr/>
@@ -8484,6 +8924,7 @@
     </w:tblStylePr>
     <w:tblStylePr w:type="firstCol">
       <w:rPr>
+        <w:rFonts w:eastAsia="黑体"/>
         <w:b/>
         <w:bCs/>
         <w:color w:themeColor="background1" w:val="FFFFFF"/>
@@ -8503,6 +8944,7 @@
     </w:tblStylePr>
     <w:tblStylePr w:type="lastCol">
       <w:rPr>
+        <w:rFonts w:eastAsia="黑体"/>
         <w:b/>
         <w:bCs/>
         <w:color w:themeColor="background1" w:val="FFFFFF"/>
@@ -8551,6 +8993,7 @@
     </w:tblStylePr>
     <w:tblStylePr w:type="nwCell">
       <w:rPr>
+        <w:rFonts w:eastAsia="黑体"/>
         <w:color w:themeColor="background1" w:val="FFFFFF"/>
       </w:rPr>
       <w:tblPr/>
@@ -8575,6 +9018,7 @@
       <w:spacing w:after="0" w:line="240" w:lineRule="auto"/>
     </w:pPr>
     <w:rPr>
+      <w:rFonts w:eastAsia="黑体"/>
       <w:color w:themeColor="text1" w:val="000000"/>
     </w:rPr>
     <w:tblPr>
@@ -8594,7 +9038,7 @@
     </w:tblPr>
     <w:tblStylePr w:type="firstRow">
       <w:rPr>
-        <w:rFonts w:asciiTheme="majorHAnsi" w:cstheme="majorBidi" w:eastAsiaTheme="majorEastAsia" w:hAnsiTheme="majorHAnsi"/>
+        <w:rFonts w:asciiTheme="majorHAnsi" w:cstheme="majorBidi" w:hAnsiTheme="majorHAnsi" w:eastAsia="黑体"/>
       </w:rPr>
       <w:tblPr/>
       <w:tcPr>
@@ -8606,6 +9050,7 @@
     </w:tblStylePr>
     <w:tblStylePr w:type="lastRow">
       <w:rPr>
+        <w:rFonts w:eastAsia="黑体"/>
         <w:b/>
         <w:bCs/>
         <w:color w:themeColor="text2" w:val="1F497D"/>
@@ -8620,12 +9065,14 @@
     </w:tblStylePr>
     <w:tblStylePr w:type="firstCol">
       <w:rPr>
+        <w:rFonts w:eastAsia="黑体"/>
         <w:b/>
         <w:bCs/>
       </w:rPr>
     </w:tblStylePr>
     <w:tblStylePr w:type="lastCol">
       <w:rPr>
+        <w:rFonts w:eastAsia="黑体"/>
         <w:b/>
         <w:bCs/>
       </w:rPr>
@@ -8659,6 +9106,7 @@
       <w:spacing w:after="0" w:line="240" w:lineRule="auto"/>
     </w:pPr>
     <w:rPr>
+      <w:rFonts w:eastAsia="黑体"/>
       <w:color w:themeColor="text1" w:val="000000"/>
     </w:rPr>
     <w:tblPr>
@@ -8678,7 +9126,7 @@
     </w:tblPr>
     <w:tblStylePr w:type="firstRow">
       <w:rPr>
-        <w:rFonts w:asciiTheme="majorHAnsi" w:cstheme="majorBidi" w:eastAsiaTheme="majorEastAsia" w:hAnsiTheme="majorHAnsi"/>
+        <w:rFonts w:asciiTheme="majorHAnsi" w:cstheme="majorBidi" w:hAnsiTheme="majorHAnsi" w:eastAsia="黑体"/>
       </w:rPr>
       <w:tblPr/>
       <w:tcPr>
@@ -8690,6 +9138,7 @@
     </w:tblStylePr>
     <w:tblStylePr w:type="lastRow">
       <w:rPr>
+        <w:rFonts w:eastAsia="黑体"/>
         <w:b/>
         <w:bCs/>
         <w:color w:themeColor="text2" w:val="1F497D"/>
@@ -8704,12 +9153,14 @@
     </w:tblStylePr>
     <w:tblStylePr w:type="firstCol">
       <w:rPr>
+        <w:rFonts w:eastAsia="黑体"/>
         <w:b/>
         <w:bCs/>
       </w:rPr>
     </w:tblStylePr>
     <w:tblStylePr w:type="lastCol">
       <w:rPr>
+        <w:rFonts w:eastAsia="黑体"/>
         <w:b/>
         <w:bCs/>
       </w:rPr>
@@ -8743,6 +9194,7 @@
       <w:spacing w:after="0" w:line="240" w:lineRule="auto"/>
     </w:pPr>
     <w:rPr>
+      <w:rFonts w:eastAsia="黑体"/>
       <w:color w:themeColor="text1" w:val="000000"/>
     </w:rPr>
     <w:tblPr>
@@ -8762,7 +9214,7 @@
     </w:tblPr>
     <w:tblStylePr w:type="firstRow">
       <w:rPr>
-        <w:rFonts w:asciiTheme="majorHAnsi" w:cstheme="majorBidi" w:eastAsiaTheme="majorEastAsia" w:hAnsiTheme="majorHAnsi"/>
+        <w:rFonts w:asciiTheme="majorHAnsi" w:cstheme="majorBidi" w:hAnsiTheme="majorHAnsi" w:eastAsia="黑体"/>
       </w:rPr>
       <w:tblPr/>
       <w:tcPr>
@@ -8774,6 +9226,7 @@
     </w:tblStylePr>
     <w:tblStylePr w:type="lastRow">
       <w:rPr>
+        <w:rFonts w:eastAsia="黑体"/>
         <w:b/>
         <w:bCs/>
         <w:color w:themeColor="text2" w:val="1F497D"/>
@@ -8788,12 +9241,14 @@
     </w:tblStylePr>
     <w:tblStylePr w:type="firstCol">
       <w:rPr>
+        <w:rFonts w:eastAsia="黑体"/>
         <w:b/>
         <w:bCs/>
       </w:rPr>
     </w:tblStylePr>
     <w:tblStylePr w:type="lastCol">
       <w:rPr>
+        <w:rFonts w:eastAsia="黑体"/>
         <w:b/>
         <w:bCs/>
       </w:rPr>
@@ -8827,6 +9282,7 @@
       <w:spacing w:after="0" w:line="240" w:lineRule="auto"/>
     </w:pPr>
     <w:rPr>
+      <w:rFonts w:eastAsia="黑体"/>
       <w:color w:themeColor="text1" w:val="000000"/>
     </w:rPr>
     <w:tblPr>
@@ -8846,7 +9302,7 @@
     </w:tblPr>
     <w:tblStylePr w:type="firstRow">
       <w:rPr>
-        <w:rFonts w:asciiTheme="majorHAnsi" w:cstheme="majorBidi" w:eastAsiaTheme="majorEastAsia" w:hAnsiTheme="majorHAnsi"/>
+        <w:rFonts w:asciiTheme="majorHAnsi" w:cstheme="majorBidi" w:hAnsiTheme="majorHAnsi" w:eastAsia="黑体"/>
       </w:rPr>
       <w:tblPr/>
       <w:tcPr>
@@ -8858,6 +9314,7 @@
     </w:tblStylePr>
     <w:tblStylePr w:type="lastRow">
       <w:rPr>
+        <w:rFonts w:eastAsia="黑体"/>
         <w:b/>
         <w:bCs/>
         <w:color w:themeColor="text2" w:val="1F497D"/>
@@ -8872,12 +9329,14 @@
     </w:tblStylePr>
     <w:tblStylePr w:type="firstCol">
       <w:rPr>
+        <w:rFonts w:eastAsia="黑体"/>
         <w:b/>
         <w:bCs/>
       </w:rPr>
     </w:tblStylePr>
     <w:tblStylePr w:type="lastCol">
       <w:rPr>
+        <w:rFonts w:eastAsia="黑体"/>
         <w:b/>
         <w:bCs/>
       </w:rPr>
@@ -8911,6 +9370,7 @@
       <w:spacing w:after="0" w:line="240" w:lineRule="auto"/>
     </w:pPr>
     <w:rPr>
+      <w:rFonts w:eastAsia="黑体"/>
       <w:color w:themeColor="text1" w:val="000000"/>
     </w:rPr>
     <w:tblPr>
@@ -8930,7 +9390,7 @@
     </w:tblPr>
     <w:tblStylePr w:type="firstRow">
       <w:rPr>
-        <w:rFonts w:asciiTheme="majorHAnsi" w:cstheme="majorBidi" w:eastAsiaTheme="majorEastAsia" w:hAnsiTheme="majorHAnsi"/>
+        <w:rFonts w:asciiTheme="majorHAnsi" w:cstheme="majorBidi" w:hAnsiTheme="majorHAnsi" w:eastAsia="黑体"/>
       </w:rPr>
       <w:tblPr/>
       <w:tcPr>
@@ -8942,6 +9402,7 @@
     </w:tblStylePr>
     <w:tblStylePr w:type="lastRow">
       <w:rPr>
+        <w:rFonts w:eastAsia="黑体"/>
         <w:b/>
         <w:bCs/>
         <w:color w:themeColor="text2" w:val="1F497D"/>
@@ -8956,12 +9417,14 @@
     </w:tblStylePr>
     <w:tblStylePr w:type="firstCol">
       <w:rPr>
+        <w:rFonts w:eastAsia="黑体"/>
         <w:b/>
         <w:bCs/>
       </w:rPr>
     </w:tblStylePr>
     <w:tblStylePr w:type="lastCol">
       <w:rPr>
+        <w:rFonts w:eastAsia="黑体"/>
         <w:b/>
         <w:bCs/>
       </w:rPr>
@@ -8995,6 +9458,7 @@
       <w:spacing w:after="0" w:line="240" w:lineRule="auto"/>
     </w:pPr>
     <w:rPr>
+      <w:rFonts w:eastAsia="黑体"/>
       <w:color w:themeColor="text1" w:val="000000"/>
     </w:rPr>
     <w:tblPr>
@@ -9014,7 +9478,7 @@
     </w:tblPr>
     <w:tblStylePr w:type="firstRow">
       <w:rPr>
-        <w:rFonts w:asciiTheme="majorHAnsi" w:cstheme="majorBidi" w:eastAsiaTheme="majorEastAsia" w:hAnsiTheme="majorHAnsi"/>
+        <w:rFonts w:asciiTheme="majorHAnsi" w:cstheme="majorBidi" w:hAnsiTheme="majorHAnsi" w:eastAsia="黑体"/>
       </w:rPr>
       <w:tblPr/>
       <w:tcPr>
@@ -9026,6 +9490,7 @@
     </w:tblStylePr>
     <w:tblStylePr w:type="lastRow">
       <w:rPr>
+        <w:rFonts w:eastAsia="黑体"/>
         <w:b/>
         <w:bCs/>
         <w:color w:themeColor="text2" w:val="1F497D"/>
@@ -9040,12 +9505,14 @@
     </w:tblStylePr>
     <w:tblStylePr w:type="firstCol">
       <w:rPr>
+        <w:rFonts w:eastAsia="黑体"/>
         <w:b/>
         <w:bCs/>
       </w:rPr>
     </w:tblStylePr>
     <w:tblStylePr w:type="lastCol">
       <w:rPr>
+        <w:rFonts w:eastAsia="黑体"/>
         <w:b/>
         <w:bCs/>
       </w:rPr>
@@ -9079,6 +9546,7 @@
       <w:spacing w:after="0" w:line="240" w:lineRule="auto"/>
     </w:pPr>
     <w:rPr>
+      <w:rFonts w:eastAsia="黑体"/>
       <w:color w:themeColor="text1" w:val="000000"/>
     </w:rPr>
     <w:tblPr>
@@ -9098,7 +9566,7 @@
     </w:tblPr>
     <w:tblStylePr w:type="firstRow">
       <w:rPr>
-        <w:rFonts w:asciiTheme="majorHAnsi" w:cstheme="majorBidi" w:eastAsiaTheme="majorEastAsia" w:hAnsiTheme="majorHAnsi"/>
+        <w:rFonts w:asciiTheme="majorHAnsi" w:cstheme="majorBidi" w:hAnsiTheme="majorHAnsi" w:eastAsia="黑体"/>
       </w:rPr>
       <w:tblPr/>
       <w:tcPr>
@@ -9110,6 +9578,7 @@
     </w:tblStylePr>
     <w:tblStylePr w:type="lastRow">
       <w:rPr>
+        <w:rFonts w:eastAsia="黑体"/>
         <w:b/>
         <w:bCs/>
         <w:color w:themeColor="text2" w:val="1F497D"/>
@@ -9124,12 +9593,14 @@
     </w:tblStylePr>
     <w:tblStylePr w:type="firstCol">
       <w:rPr>
+        <w:rFonts w:eastAsia="黑体"/>
         <w:b/>
         <w:bCs/>
       </w:rPr>
     </w:tblStylePr>
     <w:tblStylePr w:type="lastCol">
       <w:rPr>
+        <w:rFonts w:eastAsia="黑体"/>
         <w:b/>
         <w:bCs/>
       </w:rPr>
@@ -9163,7 +9634,7 @@
       <w:spacing w:after="0" w:line="240" w:lineRule="auto"/>
     </w:pPr>
     <w:rPr>
-      <w:rFonts w:asciiTheme="majorHAnsi" w:cstheme="majorBidi" w:eastAsiaTheme="majorEastAsia" w:hAnsiTheme="majorHAnsi"/>
+      <w:rFonts w:asciiTheme="majorHAnsi" w:cstheme="majorBidi" w:hAnsiTheme="majorHAnsi" w:eastAsia="黑体"/>
       <w:color w:themeColor="text1" w:val="000000"/>
     </w:rPr>
     <w:tblPr>
@@ -9185,6 +9656,7 @@
     </w:tblPr>
     <w:tblStylePr w:type="firstRow">
       <w:rPr>
+        <w:rFonts w:eastAsia="黑体"/>
         <w:sz w:val="24"/>
         <w:szCs w:val="24"/>
       </w:rPr>
@@ -9291,7 +9763,7 @@
       <w:spacing w:after="0" w:line="240" w:lineRule="auto"/>
     </w:pPr>
     <w:rPr>
-      <w:rFonts w:asciiTheme="majorHAnsi" w:cstheme="majorBidi" w:eastAsiaTheme="majorEastAsia" w:hAnsiTheme="majorHAnsi"/>
+      <w:rFonts w:asciiTheme="majorHAnsi" w:cstheme="majorBidi" w:hAnsiTheme="majorHAnsi" w:eastAsia="黑体"/>
       <w:color w:themeColor="text1" w:val="000000"/>
     </w:rPr>
     <w:tblPr>
@@ -9313,6 +9785,7 @@
     </w:tblPr>
     <w:tblStylePr w:type="firstRow">
       <w:rPr>
+        <w:rFonts w:eastAsia="黑体"/>
         <w:sz w:val="24"/>
         <w:szCs w:val="24"/>
       </w:rPr>
@@ -9419,7 +9892,7 @@
       <w:spacing w:after="0" w:line="240" w:lineRule="auto"/>
     </w:pPr>
     <w:rPr>
-      <w:rFonts w:asciiTheme="majorHAnsi" w:cstheme="majorBidi" w:eastAsiaTheme="majorEastAsia" w:hAnsiTheme="majorHAnsi"/>
+      <w:rFonts w:asciiTheme="majorHAnsi" w:cstheme="majorBidi" w:hAnsiTheme="majorHAnsi" w:eastAsia="黑体"/>
       <w:color w:themeColor="text1" w:val="000000"/>
     </w:rPr>
     <w:tblPr>
@@ -9441,6 +9914,7 @@
     </w:tblPr>
     <w:tblStylePr w:type="firstRow">
       <w:rPr>
+        <w:rFonts w:eastAsia="黑体"/>
         <w:sz w:val="24"/>
         <w:szCs w:val="24"/>
       </w:rPr>
@@ -9547,7 +10021,7 @@
       <w:spacing w:after="0" w:line="240" w:lineRule="auto"/>
     </w:pPr>
     <w:rPr>
-      <w:rFonts w:asciiTheme="majorHAnsi" w:cstheme="majorBidi" w:eastAsiaTheme="majorEastAsia" w:hAnsiTheme="majorHAnsi"/>
+      <w:rFonts w:asciiTheme="majorHAnsi" w:cstheme="majorBidi" w:hAnsiTheme="majorHAnsi" w:eastAsia="黑体"/>
       <w:color w:themeColor="text1" w:val="000000"/>
     </w:rPr>
     <w:tblPr>
@@ -9569,6 +10043,7 @@
     </w:tblPr>
     <w:tblStylePr w:type="firstRow">
       <w:rPr>
+        <w:rFonts w:eastAsia="黑体"/>
         <w:sz w:val="24"/>
         <w:szCs w:val="24"/>
       </w:rPr>
@@ -9675,7 +10150,7 @@
       <w:spacing w:after="0" w:line="240" w:lineRule="auto"/>
     </w:pPr>
     <w:rPr>
-      <w:rFonts w:asciiTheme="majorHAnsi" w:cstheme="majorBidi" w:eastAsiaTheme="majorEastAsia" w:hAnsiTheme="majorHAnsi"/>
+      <w:rFonts w:asciiTheme="majorHAnsi" w:cstheme="majorBidi" w:hAnsiTheme="majorHAnsi" w:eastAsia="黑体"/>
       <w:color w:themeColor="text1" w:val="000000"/>
     </w:rPr>
     <w:tblPr>
@@ -9697,6 +10172,7 @@
     </w:tblPr>
     <w:tblStylePr w:type="firstRow">
       <w:rPr>
+        <w:rFonts w:eastAsia="黑体"/>
         <w:sz w:val="24"/>
         <w:szCs w:val="24"/>
       </w:rPr>
@@ -9803,7 +10279,7 @@
       <w:spacing w:after="0" w:line="240" w:lineRule="auto"/>
     </w:pPr>
     <w:rPr>
-      <w:rFonts w:asciiTheme="majorHAnsi" w:cstheme="majorBidi" w:eastAsiaTheme="majorEastAsia" w:hAnsiTheme="majorHAnsi"/>
+      <w:rFonts w:asciiTheme="majorHAnsi" w:cstheme="majorBidi" w:hAnsiTheme="majorHAnsi" w:eastAsia="黑体"/>
       <w:color w:themeColor="text1" w:val="000000"/>
     </w:rPr>
     <w:tblPr>
@@ -9825,6 +10301,7 @@
     </w:tblPr>
     <w:tblStylePr w:type="firstRow">
       <w:rPr>
+        <w:rFonts w:eastAsia="黑体"/>
         <w:sz w:val="24"/>
         <w:szCs w:val="24"/>
       </w:rPr>
@@ -9931,7 +10408,7 @@
       <w:spacing w:after="0" w:line="240" w:lineRule="auto"/>
     </w:pPr>
     <w:rPr>
-      <w:rFonts w:asciiTheme="majorHAnsi" w:cstheme="majorBidi" w:eastAsiaTheme="majorEastAsia" w:hAnsiTheme="majorHAnsi"/>
+      <w:rFonts w:asciiTheme="majorHAnsi" w:cstheme="majorBidi" w:hAnsiTheme="majorHAnsi" w:eastAsia="黑体"/>
       <w:color w:themeColor="text1" w:val="000000"/>
     </w:rPr>
     <w:tblPr>
@@ -9953,6 +10430,7 @@
     </w:tblPr>
     <w:tblStylePr w:type="firstRow">
       <w:rPr>
+        <w:rFonts w:eastAsia="黑体"/>
         <w:sz w:val="24"/>
         <w:szCs w:val="24"/>
       </w:rPr>
@@ -10082,12 +10560,14 @@
     </w:tcPr>
     <w:tblStylePr w:type="firstRow">
       <w:rPr>
+        <w:rFonts w:eastAsia="黑体"/>
         <w:b/>
         <w:bCs/>
       </w:rPr>
     </w:tblStylePr>
     <w:tblStylePr w:type="lastRow">
       <w:rPr>
+        <w:rFonts w:eastAsia="黑体"/>
         <w:b/>
         <w:bCs/>
       </w:rPr>
@@ -10100,12 +10580,14 @@
     </w:tblStylePr>
     <w:tblStylePr w:type="firstCol">
       <w:rPr>
+        <w:rFonts w:eastAsia="黑体"/>
         <w:b/>
         <w:bCs/>
       </w:rPr>
     </w:tblStylePr>
     <w:tblStylePr w:type="lastCol">
       <w:rPr>
+        <w:rFonts w:eastAsia="黑体"/>
         <w:b/>
         <w:bCs/>
       </w:rPr>
@@ -10155,12 +10637,14 @@
     </w:tcPr>
     <w:tblStylePr w:type="firstRow">
       <w:rPr>
+        <w:rFonts w:eastAsia="黑体"/>
         <w:b/>
         <w:bCs/>
       </w:rPr>
     </w:tblStylePr>
     <w:tblStylePr w:type="lastRow">
       <w:rPr>
+        <w:rFonts w:eastAsia="黑体"/>
         <w:b/>
         <w:bCs/>
       </w:rPr>
@@ -10173,12 +10657,14 @@
     </w:tblStylePr>
     <w:tblStylePr w:type="firstCol">
       <w:rPr>
+        <w:rFonts w:eastAsia="黑体"/>
         <w:b/>
         <w:bCs/>
       </w:rPr>
     </w:tblStylePr>
     <w:tblStylePr w:type="lastCol">
       <w:rPr>
+        <w:rFonts w:eastAsia="黑体"/>
         <w:b/>
         <w:bCs/>
       </w:rPr>
@@ -10228,12 +10714,14 @@
     </w:tcPr>
     <w:tblStylePr w:type="firstRow">
       <w:rPr>
+        <w:rFonts w:eastAsia="黑体"/>
         <w:b/>
         <w:bCs/>
       </w:rPr>
     </w:tblStylePr>
     <w:tblStylePr w:type="lastRow">
       <w:rPr>
+        <w:rFonts w:eastAsia="黑体"/>
         <w:b/>
         <w:bCs/>
       </w:rPr>
@@ -10246,12 +10734,14 @@
     </w:tblStylePr>
     <w:tblStylePr w:type="firstCol">
       <w:rPr>
+        <w:rFonts w:eastAsia="黑体"/>
         <w:b/>
         <w:bCs/>
       </w:rPr>
     </w:tblStylePr>
     <w:tblStylePr w:type="lastCol">
       <w:rPr>
+        <w:rFonts w:eastAsia="黑体"/>
         <w:b/>
         <w:bCs/>
       </w:rPr>
@@ -10301,12 +10791,14 @@
     </w:tcPr>
     <w:tblStylePr w:type="firstRow">
       <w:rPr>
+        <w:rFonts w:eastAsia="黑体"/>
         <w:b/>
         <w:bCs/>
       </w:rPr>
     </w:tblStylePr>
     <w:tblStylePr w:type="lastRow">
       <w:rPr>
+        <w:rFonts w:eastAsia="黑体"/>
         <w:b/>
         <w:bCs/>
       </w:rPr>
@@ -10319,12 +10811,14 @@
     </w:tblStylePr>
     <w:tblStylePr w:type="firstCol">
       <w:rPr>
+        <w:rFonts w:eastAsia="黑体"/>
         <w:b/>
         <w:bCs/>
       </w:rPr>
     </w:tblStylePr>
     <w:tblStylePr w:type="lastCol">
       <w:rPr>
+        <w:rFonts w:eastAsia="黑体"/>
         <w:b/>
         <w:bCs/>
       </w:rPr>
@@ -10374,12 +10868,14 @@
     </w:tcPr>
     <w:tblStylePr w:type="firstRow">
       <w:rPr>
+        <w:rFonts w:eastAsia="黑体"/>
         <w:b/>
         <w:bCs/>
       </w:rPr>
     </w:tblStylePr>
     <w:tblStylePr w:type="lastRow">
       <w:rPr>
+        <w:rFonts w:eastAsia="黑体"/>
         <w:b/>
         <w:bCs/>
       </w:rPr>
@@ -10392,12 +10888,14 @@
     </w:tblStylePr>
     <w:tblStylePr w:type="firstCol">
       <w:rPr>
+        <w:rFonts w:eastAsia="黑体"/>
         <w:b/>
         <w:bCs/>
       </w:rPr>
     </w:tblStylePr>
     <w:tblStylePr w:type="lastCol">
       <w:rPr>
+        <w:rFonts w:eastAsia="黑体"/>
         <w:b/>
         <w:bCs/>
       </w:rPr>
@@ -10447,12 +10945,14 @@
     </w:tcPr>
     <w:tblStylePr w:type="firstRow">
       <w:rPr>
+        <w:rFonts w:eastAsia="黑体"/>
         <w:b/>
         <w:bCs/>
       </w:rPr>
     </w:tblStylePr>
     <w:tblStylePr w:type="lastRow">
       <w:rPr>
+        <w:rFonts w:eastAsia="黑体"/>
         <w:b/>
         <w:bCs/>
       </w:rPr>
@@ -10465,12 +10965,14 @@
     </w:tblStylePr>
     <w:tblStylePr w:type="firstCol">
       <w:rPr>
+        <w:rFonts w:eastAsia="黑体"/>
         <w:b/>
         <w:bCs/>
       </w:rPr>
     </w:tblStylePr>
     <w:tblStylePr w:type="lastCol">
       <w:rPr>
+        <w:rFonts w:eastAsia="黑体"/>
         <w:b/>
         <w:bCs/>
       </w:rPr>
@@ -10520,12 +11022,14 @@
     </w:tcPr>
     <w:tblStylePr w:type="firstRow">
       <w:rPr>
+        <w:rFonts w:eastAsia="黑体"/>
         <w:b/>
         <w:bCs/>
       </w:rPr>
     </w:tblStylePr>
     <w:tblStylePr w:type="lastRow">
       <w:rPr>
+        <w:rFonts w:eastAsia="黑体"/>
         <w:b/>
         <w:bCs/>
       </w:rPr>
@@ -10538,12 +11042,14 @@
     </w:tblStylePr>
     <w:tblStylePr w:type="firstCol">
       <w:rPr>
+        <w:rFonts w:eastAsia="黑体"/>
         <w:b/>
         <w:bCs/>
       </w:rPr>
     </w:tblStylePr>
     <w:tblStylePr w:type="lastCol">
       <w:rPr>
+        <w:rFonts w:eastAsia="黑体"/>
         <w:b/>
         <w:bCs/>
       </w:rPr>
@@ -10570,7 +11076,7 @@
       <w:spacing w:after="0" w:line="240" w:lineRule="auto"/>
     </w:pPr>
     <w:rPr>
-      <w:rFonts w:asciiTheme="majorHAnsi" w:cstheme="majorBidi" w:eastAsiaTheme="majorEastAsia" w:hAnsiTheme="majorHAnsi"/>
+      <w:rFonts w:asciiTheme="majorHAnsi" w:cstheme="majorBidi" w:hAnsiTheme="majorHAnsi" w:eastAsia="黑体"/>
       <w:color w:themeColor="text1" w:val="000000"/>
     </w:rPr>
     <w:tblPr>
@@ -10597,6 +11103,7 @@
     </w:tcPr>
     <w:tblStylePr w:type="firstRow">
       <w:rPr>
+        <w:rFonts w:eastAsia="黑体"/>
         <w:b/>
         <w:bCs/>
         <w:color w:themeColor="text1" w:val="000000"/>
@@ -10608,6 +11115,7 @@
     </w:tblStylePr>
     <w:tblStylePr w:type="lastRow">
       <w:rPr>
+        <w:rFonts w:eastAsia="黑体"/>
         <w:b/>
         <w:bCs/>
         <w:color w:themeColor="text1" w:val="000000"/>
@@ -10627,6 +11135,7 @@
     </w:tblStylePr>
     <w:tblStylePr w:type="firstCol">
       <w:rPr>
+        <w:rFonts w:eastAsia="黑体"/>
         <w:b/>
         <w:bCs/>
         <w:color w:themeColor="text1" w:val="000000"/>
@@ -10646,6 +11155,7 @@
     </w:tblStylePr>
     <w:tblStylePr w:type="lastCol">
       <w:rPr>
+        <w:rFonts w:eastAsia="黑体"/>
         <w:b w:val="0"/>
         <w:bCs w:val="0"/>
         <w:color w:themeColor="text1" w:val="000000"/>
@@ -10695,7 +11205,7 @@
       <w:spacing w:after="0" w:line="240" w:lineRule="auto"/>
     </w:pPr>
     <w:rPr>
-      <w:rFonts w:asciiTheme="majorHAnsi" w:cstheme="majorBidi" w:eastAsiaTheme="majorEastAsia" w:hAnsiTheme="majorHAnsi"/>
+      <w:rFonts w:asciiTheme="majorHAnsi" w:cstheme="majorBidi" w:hAnsiTheme="majorHAnsi" w:eastAsia="黑体"/>
       <w:color w:themeColor="text1" w:val="000000"/>
     </w:rPr>
     <w:tblPr>
@@ -10722,6 +11232,7 @@
     </w:tcPr>
     <w:tblStylePr w:type="firstRow">
       <w:rPr>
+        <w:rFonts w:eastAsia="黑体"/>
         <w:b/>
         <w:bCs/>
         <w:color w:themeColor="text1" w:val="000000"/>
@@ -10733,6 +11244,7 @@
     </w:tblStylePr>
     <w:tblStylePr w:type="lastRow">
       <w:rPr>
+        <w:rFonts w:eastAsia="黑体"/>
         <w:b/>
         <w:bCs/>
         <w:color w:themeColor="text1" w:val="000000"/>
@@ -10752,6 +11264,7 @@
     </w:tblStylePr>
     <w:tblStylePr w:type="firstCol">
       <w:rPr>
+        <w:rFonts w:eastAsia="黑体"/>
         <w:b/>
         <w:bCs/>
         <w:color w:themeColor="text1" w:val="000000"/>
@@ -10771,6 +11284,7 @@
     </w:tblStylePr>
     <w:tblStylePr w:type="lastCol">
       <w:rPr>
+        <w:rFonts w:eastAsia="黑体"/>
         <w:b w:val="0"/>
         <w:bCs w:val="0"/>
         <w:color w:themeColor="text1" w:val="000000"/>
@@ -10820,7 +11334,7 @@
       <w:spacing w:after="0" w:line="240" w:lineRule="auto"/>
     </w:pPr>
     <w:rPr>
-      <w:rFonts w:asciiTheme="majorHAnsi" w:cstheme="majorBidi" w:eastAsiaTheme="majorEastAsia" w:hAnsiTheme="majorHAnsi"/>
+      <w:rFonts w:asciiTheme="majorHAnsi" w:cstheme="majorBidi" w:hAnsiTheme="majorHAnsi" w:eastAsia="黑体"/>
       <w:color w:themeColor="text1" w:val="000000"/>
     </w:rPr>
     <w:tblPr>
@@ -10847,6 +11361,7 @@
     </w:tcPr>
     <w:tblStylePr w:type="firstRow">
       <w:rPr>
+        <w:rFonts w:eastAsia="黑体"/>
         <w:b/>
         <w:bCs/>
         <w:color w:themeColor="text1" w:val="000000"/>
@@ -10858,6 +11373,7 @@
     </w:tblStylePr>
     <w:tblStylePr w:type="lastRow">
       <w:rPr>
+        <w:rFonts w:eastAsia="黑体"/>
         <w:b/>
         <w:bCs/>
         <w:color w:themeColor="text1" w:val="000000"/>
@@ -10877,6 +11393,7 @@
     </w:tblStylePr>
     <w:tblStylePr w:type="firstCol">
       <w:rPr>
+        <w:rFonts w:eastAsia="黑体"/>
         <w:b/>
         <w:bCs/>
         <w:color w:themeColor="text1" w:val="000000"/>
@@ -10896,6 +11413,7 @@
     </w:tblStylePr>
     <w:tblStylePr w:type="lastCol">
       <w:rPr>
+        <w:rFonts w:eastAsia="黑体"/>
         <w:b w:val="0"/>
         <w:bCs w:val="0"/>
         <w:color w:themeColor="text1" w:val="000000"/>
@@ -10945,7 +11463,7 @@
       <w:spacing w:after="0" w:line="240" w:lineRule="auto"/>
     </w:pPr>
     <w:rPr>
-      <w:rFonts w:asciiTheme="majorHAnsi" w:cstheme="majorBidi" w:eastAsiaTheme="majorEastAsia" w:hAnsiTheme="majorHAnsi"/>
+      <w:rFonts w:asciiTheme="majorHAnsi" w:cstheme="majorBidi" w:hAnsiTheme="majorHAnsi" w:eastAsia="黑体"/>
       <w:color w:themeColor="text1" w:val="000000"/>
     </w:rPr>
     <w:tblPr>
@@ -10972,6 +11490,7 @@
     </w:tcPr>
     <w:tblStylePr w:type="firstRow">
       <w:rPr>
+        <w:rFonts w:eastAsia="黑体"/>
         <w:b/>
         <w:bCs/>
         <w:color w:themeColor="text1" w:val="000000"/>
@@ -10983,6 +11502,7 @@
     </w:tblStylePr>
     <w:tblStylePr w:type="lastRow">
       <w:rPr>
+        <w:rFonts w:eastAsia="黑体"/>
         <w:b/>
         <w:bCs/>
         <w:color w:themeColor="text1" w:val="000000"/>
@@ -11002,6 +11522,7 @@
     </w:tblStylePr>
     <w:tblStylePr w:type="firstCol">
       <w:rPr>
+        <w:rFonts w:eastAsia="黑体"/>
         <w:b/>
         <w:bCs/>
         <w:color w:themeColor="text1" w:val="000000"/>
@@ -11021,6 +11542,7 @@
     </w:tblStylePr>
     <w:tblStylePr w:type="lastCol">
       <w:rPr>
+        <w:rFonts w:eastAsia="黑体"/>
         <w:b w:val="0"/>
         <w:bCs w:val="0"/>
         <w:color w:themeColor="text1" w:val="000000"/>
@@ -11070,7 +11592,7 @@
       <w:spacing w:after="0" w:line="240" w:lineRule="auto"/>
     </w:pPr>
     <w:rPr>
-      <w:rFonts w:asciiTheme="majorHAnsi" w:cstheme="majorBidi" w:eastAsiaTheme="majorEastAsia" w:hAnsiTheme="majorHAnsi"/>
+      <w:rFonts w:asciiTheme="majorHAnsi" w:cstheme="majorBidi" w:hAnsiTheme="majorHAnsi" w:eastAsia="黑体"/>
       <w:color w:themeColor="text1" w:val="000000"/>
     </w:rPr>
     <w:tblPr>
@@ -11097,6 +11619,7 @@
     </w:tcPr>
     <w:tblStylePr w:type="firstRow">
       <w:rPr>
+        <w:rFonts w:eastAsia="黑体"/>
         <w:b/>
         <w:bCs/>
         <w:color w:themeColor="text1" w:val="000000"/>
@@ -11108,6 +11631,7 @@
     </w:tblStylePr>
     <w:tblStylePr w:type="lastRow">
       <w:rPr>
+        <w:rFonts w:eastAsia="黑体"/>
         <w:b/>
         <w:bCs/>
         <w:color w:themeColor="text1" w:val="000000"/>
@@ -11127,6 +11651,7 @@
     </w:tblStylePr>
     <w:tblStylePr w:type="firstCol">
       <w:rPr>
+        <w:rFonts w:eastAsia="黑体"/>
         <w:b/>
         <w:bCs/>
         <w:color w:themeColor="text1" w:val="000000"/>
@@ -11146,6 +11671,7 @@
     </w:tblStylePr>
     <w:tblStylePr w:type="lastCol">
       <w:rPr>
+        <w:rFonts w:eastAsia="黑体"/>
         <w:b w:val="0"/>
         <w:bCs w:val="0"/>
         <w:color w:themeColor="text1" w:val="000000"/>
@@ -11195,7 +11721,7 @@
       <w:spacing w:after="0" w:line="240" w:lineRule="auto"/>
     </w:pPr>
     <w:rPr>
-      <w:rFonts w:asciiTheme="majorHAnsi" w:cstheme="majorBidi" w:eastAsiaTheme="majorEastAsia" w:hAnsiTheme="majorHAnsi"/>
+      <w:rFonts w:asciiTheme="majorHAnsi" w:cstheme="majorBidi" w:hAnsiTheme="majorHAnsi" w:eastAsia="黑体"/>
       <w:color w:themeColor="text1" w:val="000000"/>
     </w:rPr>
     <w:tblPr>
@@ -11222,6 +11748,7 @@
     </w:tcPr>
     <w:tblStylePr w:type="firstRow">
       <w:rPr>
+        <w:rFonts w:eastAsia="黑体"/>
         <w:b/>
         <w:bCs/>
         <w:color w:themeColor="text1" w:val="000000"/>
@@ -11233,6 +11760,7 @@
     </w:tblStylePr>
     <w:tblStylePr w:type="lastRow">
       <w:rPr>
+        <w:rFonts w:eastAsia="黑体"/>
         <w:b/>
         <w:bCs/>
         <w:color w:themeColor="text1" w:val="000000"/>
@@ -11252,6 +11780,7 @@
     </w:tblStylePr>
     <w:tblStylePr w:type="firstCol">
       <w:rPr>
+        <w:rFonts w:eastAsia="黑体"/>
         <w:b/>
         <w:bCs/>
         <w:color w:themeColor="text1" w:val="000000"/>
@@ -11271,6 +11800,7 @@
     </w:tblStylePr>
     <w:tblStylePr w:type="lastCol">
       <w:rPr>
+        <w:rFonts w:eastAsia="黑体"/>
         <w:b w:val="0"/>
         <w:bCs w:val="0"/>
         <w:color w:themeColor="text1" w:val="000000"/>
@@ -11320,7 +11850,7 @@
       <w:spacing w:after="0" w:line="240" w:lineRule="auto"/>
     </w:pPr>
     <w:rPr>
-      <w:rFonts w:asciiTheme="majorHAnsi" w:cstheme="majorBidi" w:eastAsiaTheme="majorEastAsia" w:hAnsiTheme="majorHAnsi"/>
+      <w:rFonts w:asciiTheme="majorHAnsi" w:cstheme="majorBidi" w:hAnsiTheme="majorHAnsi" w:eastAsia="黑体"/>
       <w:color w:themeColor="text1" w:val="000000"/>
     </w:rPr>
     <w:tblPr>
@@ -11347,6 +11877,7 @@
     </w:tcPr>
     <w:tblStylePr w:type="firstRow">
       <w:rPr>
+        <w:rFonts w:eastAsia="黑体"/>
         <w:b/>
         <w:bCs/>
         <w:color w:themeColor="text1" w:val="000000"/>
@@ -11358,6 +11889,7 @@
     </w:tblStylePr>
     <w:tblStylePr w:type="lastRow">
       <w:rPr>
+        <w:rFonts w:eastAsia="黑体"/>
         <w:b/>
         <w:bCs/>
         <w:color w:themeColor="text1" w:val="000000"/>
@@ -11377,6 +11909,7 @@
     </w:tblStylePr>
     <w:tblStylePr w:type="firstCol">
       <w:rPr>
+        <w:rFonts w:eastAsia="黑体"/>
         <w:b/>
         <w:bCs/>
         <w:color w:themeColor="text1" w:val="000000"/>
@@ -11396,6 +11929,7 @@
     </w:tblStylePr>
     <w:tblStylePr w:type="lastCol">
       <w:rPr>
+        <w:rFonts w:eastAsia="黑体"/>
         <w:b w:val="0"/>
         <w:bCs w:val="0"/>
         <w:color w:themeColor="text1" w:val="000000"/>
@@ -11468,6 +12002,7 @@
     </w:tcPr>
     <w:tblStylePr w:type="firstRow">
       <w:rPr>
+        <w:rFonts w:eastAsia="黑体"/>
         <w:b/>
         <w:bCs/>
         <w:i w:val="0"/>
@@ -11489,6 +12024,7 @@
     </w:tblStylePr>
     <w:tblStylePr w:type="lastRow">
       <w:rPr>
+        <w:rFonts w:eastAsia="黑体"/>
         <w:b/>
         <w:bCs/>
         <w:i w:val="0"/>
@@ -11510,6 +12046,7 @@
     </w:tblStylePr>
     <w:tblStylePr w:type="firstCol">
       <w:rPr>
+        <w:rFonts w:eastAsia="黑体"/>
         <w:b/>
         <w:bCs/>
         <w:i w:val="0"/>
@@ -11529,6 +12066,7 @@
     </w:tblStylePr>
     <w:tblStylePr w:type="lastCol">
       <w:rPr>
+        <w:rFonts w:eastAsia="黑体"/>
         <w:b/>
         <w:bCs/>
         <w:i w:val="0"/>
@@ -11609,6 +12147,7 @@
     </w:tcPr>
     <w:tblStylePr w:type="firstRow">
       <w:rPr>
+        <w:rFonts w:eastAsia="黑体"/>
         <w:b/>
         <w:bCs/>
         <w:i w:val="0"/>
@@ -11630,6 +12169,7 @@
     </w:tblStylePr>
     <w:tblStylePr w:type="lastRow">
       <w:rPr>
+        <w:rFonts w:eastAsia="黑体"/>
         <w:b/>
         <w:bCs/>
         <w:i w:val="0"/>
@@ -11651,6 +12191,7 @@
     </w:tblStylePr>
     <w:tblStylePr w:type="firstCol">
       <w:rPr>
+        <w:rFonts w:eastAsia="黑体"/>
         <w:b/>
         <w:bCs/>
         <w:i w:val="0"/>
@@ -11670,6 +12211,7 @@
     </w:tblStylePr>
     <w:tblStylePr w:type="lastCol">
       <w:rPr>
+        <w:rFonts w:eastAsia="黑体"/>
         <w:b/>
         <w:bCs/>
         <w:i w:val="0"/>
@@ -11750,6 +12292,7 @@
     </w:tcPr>
     <w:tblStylePr w:type="firstRow">
       <w:rPr>
+        <w:rFonts w:eastAsia="黑体"/>
         <w:b/>
         <w:bCs/>
         <w:i w:val="0"/>
@@ -11771,6 +12314,7 @@
     </w:tblStylePr>
     <w:tblStylePr w:type="lastRow">
       <w:rPr>
+        <w:rFonts w:eastAsia="黑体"/>
         <w:b/>
         <w:bCs/>
         <w:i w:val="0"/>
@@ -11792,6 +12336,7 @@
     </w:tblStylePr>
     <w:tblStylePr w:type="firstCol">
       <w:rPr>
+        <w:rFonts w:eastAsia="黑体"/>
         <w:b/>
         <w:bCs/>
         <w:i w:val="0"/>
@@ -11811,6 +12356,7 @@
     </w:tblStylePr>
     <w:tblStylePr w:type="lastCol">
       <w:rPr>
+        <w:rFonts w:eastAsia="黑体"/>
         <w:b/>
         <w:bCs/>
         <w:i w:val="0"/>
@@ -11891,6 +12437,7 @@
     </w:tcPr>
     <w:tblStylePr w:type="firstRow">
       <w:rPr>
+        <w:rFonts w:eastAsia="黑体"/>
         <w:b/>
         <w:bCs/>
         <w:i w:val="0"/>
@@ -11912,6 +12459,7 @@
     </w:tblStylePr>
     <w:tblStylePr w:type="lastRow">
       <w:rPr>
+        <w:rFonts w:eastAsia="黑体"/>
         <w:b/>
         <w:bCs/>
         <w:i w:val="0"/>
@@ -11933,6 +12481,7 @@
     </w:tblStylePr>
     <w:tblStylePr w:type="firstCol">
       <w:rPr>
+        <w:rFonts w:eastAsia="黑体"/>
         <w:b/>
         <w:bCs/>
         <w:i w:val="0"/>
@@ -11952,6 +12501,7 @@
     </w:tblStylePr>
     <w:tblStylePr w:type="lastCol">
       <w:rPr>
+        <w:rFonts w:eastAsia="黑体"/>
         <w:b/>
         <w:bCs/>
         <w:i w:val="0"/>
@@ -12032,6 +12582,7 @@
     </w:tcPr>
     <w:tblStylePr w:type="firstRow">
       <w:rPr>
+        <w:rFonts w:eastAsia="黑体"/>
         <w:b/>
         <w:bCs/>
         <w:i w:val="0"/>
@@ -12053,6 +12604,7 @@
     </w:tblStylePr>
     <w:tblStylePr w:type="lastRow">
       <w:rPr>
+        <w:rFonts w:eastAsia="黑体"/>
         <w:b/>
         <w:bCs/>
         <w:i w:val="0"/>
@@ -12074,6 +12626,7 @@
     </w:tblStylePr>
     <w:tblStylePr w:type="firstCol">
       <w:rPr>
+        <w:rFonts w:eastAsia="黑体"/>
         <w:b/>
         <w:bCs/>
         <w:i w:val="0"/>
@@ -12093,6 +12646,7 @@
     </w:tblStylePr>
     <w:tblStylePr w:type="lastCol">
       <w:rPr>
+        <w:rFonts w:eastAsia="黑体"/>
         <w:b/>
         <w:bCs/>
         <w:i w:val="0"/>
@@ -12173,6 +12727,7 @@
     </w:tcPr>
     <w:tblStylePr w:type="firstRow">
       <w:rPr>
+        <w:rFonts w:eastAsia="黑体"/>
         <w:b/>
         <w:bCs/>
         <w:i w:val="0"/>
@@ -12194,6 +12749,7 @@
     </w:tblStylePr>
     <w:tblStylePr w:type="lastRow">
       <w:rPr>
+        <w:rFonts w:eastAsia="黑体"/>
         <w:b/>
         <w:bCs/>
         <w:i w:val="0"/>
@@ -12215,6 +12771,7 @@
     </w:tblStylePr>
     <w:tblStylePr w:type="firstCol">
       <w:rPr>
+        <w:rFonts w:eastAsia="黑体"/>
         <w:b/>
         <w:bCs/>
         <w:i w:val="0"/>
@@ -12234,6 +12791,7 @@
     </w:tblStylePr>
     <w:tblStylePr w:type="lastCol">
       <w:rPr>
+        <w:rFonts w:eastAsia="黑体"/>
         <w:b/>
         <w:bCs/>
         <w:i w:val="0"/>
@@ -12314,6 +12872,7 @@
     </w:tcPr>
     <w:tblStylePr w:type="firstRow">
       <w:rPr>
+        <w:rFonts w:eastAsia="黑体"/>
         <w:b/>
         <w:bCs/>
         <w:i w:val="0"/>
@@ -12335,6 +12894,7 @@
     </w:tblStylePr>
     <w:tblStylePr w:type="lastRow">
       <w:rPr>
+        <w:rFonts w:eastAsia="黑体"/>
         <w:b/>
         <w:bCs/>
         <w:i w:val="0"/>
@@ -12356,6 +12916,7 @@
     </w:tblStylePr>
     <w:tblStylePr w:type="firstCol">
       <w:rPr>
+        <w:rFonts w:eastAsia="黑体"/>
         <w:b/>
         <w:bCs/>
         <w:i w:val="0"/>
@@ -12375,6 +12936,7 @@
     </w:tblStylePr>
     <w:tblStylePr w:type="lastCol">
       <w:rPr>
+        <w:rFonts w:eastAsia="黑体"/>
         <w:b/>
         <w:bCs/>
         <w:i w:val="0"/>
@@ -12432,6 +12994,7 @@
       <w:spacing w:after="0" w:line="240" w:lineRule="auto"/>
     </w:pPr>
     <w:rPr>
+      <w:rFonts w:eastAsia="黑体"/>
       <w:color w:themeColor="background1" w:val="FFFFFF"/>
     </w:rPr>
     <w:tblPr>
@@ -12450,6 +13013,7 @@
     </w:tcPr>
     <w:tblStylePr w:type="firstRow">
       <w:rPr>
+        <w:rFonts w:eastAsia="黑体"/>
         <w:b/>
         <w:bCs/>
       </w:rPr>
@@ -12546,6 +13110,7 @@
       <w:spacing w:after="0" w:line="240" w:lineRule="auto"/>
     </w:pPr>
     <w:rPr>
+      <w:rFonts w:eastAsia="黑体"/>
       <w:color w:themeColor="background1" w:val="FFFFFF"/>
     </w:rPr>
     <w:tblPr>
@@ -12564,6 +13129,7 @@
     </w:tcPr>
     <w:tblStylePr w:type="firstRow">
       <w:rPr>
+        <w:rFonts w:eastAsia="黑体"/>
         <w:b/>
         <w:bCs/>
       </w:rPr>
@@ -12660,6 +13226,7 @@
       <w:spacing w:after="0" w:line="240" w:lineRule="auto"/>
     </w:pPr>
     <w:rPr>
+      <w:rFonts w:eastAsia="黑体"/>
       <w:color w:themeColor="background1" w:val="FFFFFF"/>
     </w:rPr>
     <w:tblPr>
@@ -12678,6 +13245,7 @@
     </w:tcPr>
     <w:tblStylePr w:type="firstRow">
       <w:rPr>
+        <w:rFonts w:eastAsia="黑体"/>
         <w:b/>
         <w:bCs/>
       </w:rPr>
@@ -12774,6 +13342,7 @@
       <w:spacing w:after="0" w:line="240" w:lineRule="auto"/>
     </w:pPr>
     <w:rPr>
+      <w:rFonts w:eastAsia="黑体"/>
       <w:color w:themeColor="background1" w:val="FFFFFF"/>
     </w:rPr>
     <w:tblPr>
@@ -12792,6 +13361,7 @@
     </w:tcPr>
     <w:tblStylePr w:type="firstRow">
       <w:rPr>
+        <w:rFonts w:eastAsia="黑体"/>
         <w:b/>
         <w:bCs/>
       </w:rPr>
@@ -12888,6 +13458,7 @@
       <w:spacing w:after="0" w:line="240" w:lineRule="auto"/>
     </w:pPr>
     <w:rPr>
+      <w:rFonts w:eastAsia="黑体"/>
       <w:color w:themeColor="background1" w:val="FFFFFF"/>
     </w:rPr>
     <w:tblPr>
@@ -12906,6 +13477,7 @@
     </w:tcPr>
     <w:tblStylePr w:type="firstRow">
       <w:rPr>
+        <w:rFonts w:eastAsia="黑体"/>
         <w:b/>
         <w:bCs/>
       </w:rPr>
@@ -13002,6 +13574,7 @@
       <w:spacing w:after="0" w:line="240" w:lineRule="auto"/>
     </w:pPr>
     <w:rPr>
+      <w:rFonts w:eastAsia="黑体"/>
       <w:color w:themeColor="background1" w:val="FFFFFF"/>
     </w:rPr>
     <w:tblPr>
@@ -13020,6 +13593,7 @@
     </w:tcPr>
     <w:tblStylePr w:type="firstRow">
       <w:rPr>
+        <w:rFonts w:eastAsia="黑体"/>
         <w:b/>
         <w:bCs/>
       </w:rPr>
@@ -13116,6 +13690,7 @@
       <w:spacing w:after="0" w:line="240" w:lineRule="auto"/>
     </w:pPr>
     <w:rPr>
+      <w:rFonts w:eastAsia="黑体"/>
       <w:color w:themeColor="background1" w:val="FFFFFF"/>
     </w:rPr>
     <w:tblPr>
@@ -13134,6 +13709,7 @@
     </w:tcPr>
     <w:tblStylePr w:type="firstRow">
       <w:rPr>
+        <w:rFonts w:eastAsia="黑体"/>
         <w:b/>
         <w:bCs/>
       </w:rPr>
@@ -13230,6 +13806,7 @@
       <w:spacing w:after="0" w:line="240" w:lineRule="auto"/>
     </w:pPr>
     <w:rPr>
+      <w:rFonts w:eastAsia="黑体"/>
       <w:color w:themeColor="text1" w:val="000000"/>
     </w:rPr>
     <w:tblPr>
@@ -13256,6 +13833,7 @@
     </w:tcPr>
     <w:tblStylePr w:type="firstRow">
       <w:rPr>
+        <w:rFonts w:eastAsia="黑体"/>
         <w:b/>
         <w:bCs/>
       </w:rPr>
@@ -13274,6 +13852,7 @@
     </w:tblStylePr>
     <w:tblStylePr w:type="lastRow">
       <w:rPr>
+        <w:rFonts w:eastAsia="黑体"/>
         <w:b/>
         <w:bCs/>
         <w:color w:themeColor="background1" w:val="FFFFFF"/>
@@ -13288,6 +13867,7 @@
     </w:tblStylePr>
     <w:tblStylePr w:type="firstCol">
       <w:rPr>
+        <w:rFonts w:eastAsia="黑体"/>
         <w:color w:themeColor="background1" w:val="FFFFFF"/>
       </w:rPr>
       <w:tblPr/>
@@ -13305,6 +13885,7 @@
     </w:tblStylePr>
     <w:tblStylePr w:type="lastCol">
       <w:rPr>
+        <w:rFonts w:eastAsia="黑体"/>
         <w:color w:themeColor="background1" w:val="FFFFFF"/>
       </w:rPr>
       <w:tblPr/>
@@ -13334,11 +13915,13 @@
     </w:tblStylePr>
     <w:tblStylePr w:type="neCell">
       <w:rPr>
+        <w:rFonts w:eastAsia="黑体"/>
         <w:color w:themeColor="text1" w:val="000000"/>
       </w:rPr>
     </w:tblStylePr>
     <w:tblStylePr w:type="nwCell">
       <w:rPr>
+        <w:rFonts w:eastAsia="黑体"/>
         <w:color w:themeColor="text1" w:val="000000"/>
       </w:rPr>
     </w:tblStylePr>
@@ -13352,6 +13935,7 @@
       <w:spacing w:after="0" w:line="240" w:lineRule="auto"/>
     </w:pPr>
     <w:rPr>
+      <w:rFonts w:eastAsia="黑体"/>
       <w:color w:themeColor="text1" w:val="000000"/>
     </w:rPr>
     <w:tblPr>
@@ -13378,6 +13962,7 @@
     </w:tcPr>
     <w:tblStylePr w:type="firstRow">
       <w:rPr>
+        <w:rFonts w:eastAsia="黑体"/>
         <w:b/>
         <w:bCs/>
       </w:rPr>
@@ -13396,6 +13981,7 @@
     </w:tblStylePr>
     <w:tblStylePr w:type="lastRow">
       <w:rPr>
+        <w:rFonts w:eastAsia="黑体"/>
         <w:b/>
         <w:bCs/>
         <w:color w:themeColor="background1" w:val="FFFFFF"/>
@@ -13410,6 +13996,7 @@
     </w:tblStylePr>
     <w:tblStylePr w:type="firstCol">
       <w:rPr>
+        <w:rFonts w:eastAsia="黑体"/>
         <w:color w:themeColor="background1" w:val="FFFFFF"/>
       </w:rPr>
       <w:tblPr/>
@@ -13427,6 +14014,7 @@
     </w:tblStylePr>
     <w:tblStylePr w:type="lastCol">
       <w:rPr>
+        <w:rFonts w:eastAsia="黑体"/>
         <w:color w:themeColor="background1" w:val="FFFFFF"/>
       </w:rPr>
       <w:tblPr/>
@@ -13456,11 +14044,13 @@
     </w:tblStylePr>
     <w:tblStylePr w:type="neCell">
       <w:rPr>
+        <w:rFonts w:eastAsia="黑体"/>
         <w:color w:themeColor="text1" w:val="000000"/>
       </w:rPr>
     </w:tblStylePr>
     <w:tblStylePr w:type="nwCell">
       <w:rPr>
+        <w:rFonts w:eastAsia="黑体"/>
         <w:color w:themeColor="text1" w:val="000000"/>
       </w:rPr>
     </w:tblStylePr>
@@ -13474,6 +14064,7 @@
       <w:spacing w:after="0" w:line="240" w:lineRule="auto"/>
     </w:pPr>
     <w:rPr>
+      <w:rFonts w:eastAsia="黑体"/>
       <w:color w:themeColor="text1" w:val="000000"/>
     </w:rPr>
     <w:tblPr>
@@ -13500,6 +14091,7 @@
     </w:tcPr>
     <w:tblStylePr w:type="firstRow">
       <w:rPr>
+        <w:rFonts w:eastAsia="黑体"/>
         <w:b/>
         <w:bCs/>
       </w:rPr>
@@ -13518,6 +14110,7 @@
     </w:tblStylePr>
     <w:tblStylePr w:type="lastRow">
       <w:rPr>
+        <w:rFonts w:eastAsia="黑体"/>
         <w:b/>
         <w:bCs/>
         <w:color w:themeColor="background1" w:val="FFFFFF"/>
@@ -13532,6 +14125,7 @@
     </w:tblStylePr>
     <w:tblStylePr w:type="firstCol">
       <w:rPr>
+        <w:rFonts w:eastAsia="黑体"/>
         <w:color w:themeColor="background1" w:val="FFFFFF"/>
       </w:rPr>
       <w:tblPr/>
@@ -13549,6 +14143,7 @@
     </w:tblStylePr>
     <w:tblStylePr w:type="lastCol">
       <w:rPr>
+        <w:rFonts w:eastAsia="黑体"/>
         <w:color w:themeColor="background1" w:val="FFFFFF"/>
       </w:rPr>
       <w:tblPr/>
@@ -13578,11 +14173,13 @@
     </w:tblStylePr>
     <w:tblStylePr w:type="neCell">
       <w:rPr>
+        <w:rFonts w:eastAsia="黑体"/>
         <w:color w:themeColor="text1" w:val="000000"/>
       </w:rPr>
     </w:tblStylePr>
     <w:tblStylePr w:type="nwCell">
       <w:rPr>
+        <w:rFonts w:eastAsia="黑体"/>
         <w:color w:themeColor="text1" w:val="000000"/>
       </w:rPr>
     </w:tblStylePr>
@@ -13596,6 +14193,7 @@
       <w:spacing w:after="0" w:line="240" w:lineRule="auto"/>
     </w:pPr>
     <w:rPr>
+      <w:rFonts w:eastAsia="黑体"/>
       <w:color w:themeColor="text1" w:val="000000"/>
     </w:rPr>
     <w:tblPr>
@@ -13622,6 +14220,7 @@
     </w:tcPr>
     <w:tblStylePr w:type="firstRow">
       <w:rPr>
+        <w:rFonts w:eastAsia="黑体"/>
         <w:b/>
         <w:bCs/>
       </w:rPr>
@@ -13640,6 +14239,7 @@
     </w:tblStylePr>
     <w:tblStylePr w:type="lastRow">
       <w:rPr>
+        <w:rFonts w:eastAsia="黑体"/>
         <w:b/>
         <w:bCs/>
         <w:color w:themeColor="background1" w:val="FFFFFF"/>
@@ -13654,6 +14254,7 @@
     </w:tblStylePr>
     <w:tblStylePr w:type="firstCol">
       <w:rPr>
+        <w:rFonts w:eastAsia="黑体"/>
         <w:color w:themeColor="background1" w:val="FFFFFF"/>
       </w:rPr>
       <w:tblPr/>
@@ -13671,6 +14272,7 @@
     </w:tblStylePr>
     <w:tblStylePr w:type="lastCol">
       <w:rPr>
+        <w:rFonts w:eastAsia="黑体"/>
         <w:color w:themeColor="background1" w:val="FFFFFF"/>
       </w:rPr>
       <w:tblPr/>
@@ -13708,6 +14310,7 @@
       <w:spacing w:after="0" w:line="240" w:lineRule="auto"/>
     </w:pPr>
     <w:rPr>
+      <w:rFonts w:eastAsia="黑体"/>
       <w:color w:themeColor="text1" w:val="000000"/>
     </w:rPr>
     <w:tblPr>
@@ -13734,6 +14337,7 @@
     </w:tcPr>
     <w:tblStylePr w:type="firstRow">
       <w:rPr>
+        <w:rFonts w:eastAsia="黑体"/>
         <w:b/>
         <w:bCs/>
       </w:rPr>
@@ -13752,6 +14356,7 @@
     </w:tblStylePr>
     <w:tblStylePr w:type="lastRow">
       <w:rPr>
+        <w:rFonts w:eastAsia="黑体"/>
         <w:b/>
         <w:bCs/>
         <w:color w:themeColor="background1" w:val="FFFFFF"/>
@@ -13766,6 +14371,7 @@
     </w:tblStylePr>
     <w:tblStylePr w:type="firstCol">
       <w:rPr>
+        <w:rFonts w:eastAsia="黑体"/>
         <w:color w:themeColor="background1" w:val="FFFFFF"/>
       </w:rPr>
       <w:tblPr/>
@@ -13783,6 +14389,7 @@
     </w:tblStylePr>
     <w:tblStylePr w:type="lastCol">
       <w:rPr>
+        <w:rFonts w:eastAsia="黑体"/>
         <w:color w:themeColor="background1" w:val="FFFFFF"/>
       </w:rPr>
       <w:tblPr/>
@@ -13812,11 +14419,13 @@
     </w:tblStylePr>
     <w:tblStylePr w:type="neCell">
       <w:rPr>
+        <w:rFonts w:eastAsia="黑体"/>
         <w:color w:themeColor="text1" w:val="000000"/>
       </w:rPr>
     </w:tblStylePr>
     <w:tblStylePr w:type="nwCell">
       <w:rPr>
+        <w:rFonts w:eastAsia="黑体"/>
         <w:color w:themeColor="text1" w:val="000000"/>
       </w:rPr>
     </w:tblStylePr>
@@ -13830,6 +14439,7 @@
       <w:spacing w:after="0" w:line="240" w:lineRule="auto"/>
     </w:pPr>
     <w:rPr>
+      <w:rFonts w:eastAsia="黑体"/>
       <w:color w:themeColor="text1" w:val="000000"/>
     </w:rPr>
     <w:tblPr>
@@ -13856,6 +14466,7 @@
     </w:tcPr>
     <w:tblStylePr w:type="firstRow">
       <w:rPr>
+        <w:rFonts w:eastAsia="黑体"/>
         <w:b/>
         <w:bCs/>
       </w:rPr>
@@ -13874,6 +14485,7 @@
     </w:tblStylePr>
     <w:tblStylePr w:type="lastRow">
       <w:rPr>
+        <w:rFonts w:eastAsia="黑体"/>
         <w:b/>
         <w:bCs/>
         <w:color w:themeColor="background1" w:val="FFFFFF"/>
@@ -13888,6 +14500,7 @@
     </w:tblStylePr>
     <w:tblStylePr w:type="firstCol">
       <w:rPr>
+        <w:rFonts w:eastAsia="黑体"/>
         <w:color w:themeColor="background1" w:val="FFFFFF"/>
       </w:rPr>
       <w:tblPr/>
@@ -13905,6 +14518,7 @@
     </w:tblStylePr>
     <w:tblStylePr w:type="lastCol">
       <w:rPr>
+        <w:rFonts w:eastAsia="黑体"/>
         <w:color w:themeColor="background1" w:val="FFFFFF"/>
       </w:rPr>
       <w:tblPr/>
@@ -13934,11 +14548,13 @@
     </w:tblStylePr>
     <w:tblStylePr w:type="neCell">
       <w:rPr>
+        <w:rFonts w:eastAsia="黑体"/>
         <w:color w:themeColor="text1" w:val="000000"/>
       </w:rPr>
     </w:tblStylePr>
     <w:tblStylePr w:type="nwCell">
       <w:rPr>
+        <w:rFonts w:eastAsia="黑体"/>
         <w:color w:themeColor="text1" w:val="000000"/>
       </w:rPr>
     </w:tblStylePr>
@@ -13952,6 +14568,7 @@
       <w:spacing w:after="0" w:line="240" w:lineRule="auto"/>
     </w:pPr>
     <w:rPr>
+      <w:rFonts w:eastAsia="黑体"/>
       <w:color w:themeColor="text1" w:val="000000"/>
     </w:rPr>
     <w:tblPr>
@@ -13978,6 +14595,7 @@
     </w:tcPr>
     <w:tblStylePr w:type="firstRow">
       <w:rPr>
+        <w:rFonts w:eastAsia="黑体"/>
         <w:b/>
         <w:bCs/>
       </w:rPr>
@@ -13996,6 +14614,7 @@
     </w:tblStylePr>
     <w:tblStylePr w:type="lastRow">
       <w:rPr>
+        <w:rFonts w:eastAsia="黑体"/>
         <w:b/>
         <w:bCs/>
         <w:color w:themeColor="background1" w:val="FFFFFF"/>
@@ -14010,6 +14629,7 @@
     </w:tblStylePr>
     <w:tblStylePr w:type="firstCol">
       <w:rPr>
+        <w:rFonts w:eastAsia="黑体"/>
         <w:color w:themeColor="background1" w:val="FFFFFF"/>
       </w:rPr>
       <w:tblPr/>
@@ -14027,6 +14647,7 @@
     </w:tblStylePr>
     <w:tblStylePr w:type="lastCol">
       <w:rPr>
+        <w:rFonts w:eastAsia="黑体"/>
         <w:color w:themeColor="background1" w:val="FFFFFF"/>
       </w:rPr>
       <w:tblPr/>
@@ -14056,11 +14677,13 @@
     </w:tblStylePr>
     <w:tblStylePr w:type="neCell">
       <w:rPr>
+        <w:rFonts w:eastAsia="黑体"/>
         <w:color w:themeColor="text1" w:val="000000"/>
       </w:rPr>
     </w:tblStylePr>
     <w:tblStylePr w:type="nwCell">
       <w:rPr>
+        <w:rFonts w:eastAsia="黑体"/>
         <w:color w:themeColor="text1" w:val="000000"/>
       </w:rPr>
     </w:tblStylePr>
@@ -14074,6 +14697,7 @@
       <w:spacing w:after="0" w:line="240" w:lineRule="auto"/>
     </w:pPr>
     <w:rPr>
+      <w:rFonts w:eastAsia="黑体"/>
       <w:color w:themeColor="text1" w:val="000000"/>
     </w:rPr>
     <w:tblPr>
@@ -14092,6 +14716,7 @@
     </w:tcPr>
     <w:tblStylePr w:type="firstRow">
       <w:rPr>
+        <w:rFonts w:eastAsia="黑体"/>
         <w:b/>
         <w:bCs/>
         <w:color w:themeColor="background1" w:val="FFFFFF"/>
@@ -14106,6 +14731,7 @@
     </w:tblStylePr>
     <w:tblStylePr w:type="lastRow">
       <w:rPr>
+        <w:rFonts w:eastAsia="黑体"/>
         <w:b/>
         <w:bCs/>
         <w:color w:themeColor="accent2" w:themeShade="CC" w:val="9E3A38"/>
@@ -14120,12 +14746,14 @@
     </w:tblStylePr>
     <w:tblStylePr w:type="firstCol">
       <w:rPr>
+        <w:rFonts w:eastAsia="黑体"/>
         <w:b/>
         <w:bCs/>
       </w:rPr>
     </w:tblStylePr>
     <w:tblStylePr w:type="lastCol">
       <w:rPr>
+        <w:rFonts w:eastAsia="黑体"/>
         <w:b/>
         <w:bCs/>
       </w:rPr>
@@ -14160,6 +14788,7 @@
       <w:spacing w:after="0" w:line="240" w:lineRule="auto"/>
     </w:pPr>
     <w:rPr>
+      <w:rFonts w:eastAsia="黑体"/>
       <w:color w:themeColor="text1" w:val="000000"/>
     </w:rPr>
     <w:tblPr>
@@ -14178,6 +14807,7 @@
     </w:tcPr>
     <w:tblStylePr w:type="firstRow">
       <w:rPr>
+        <w:rFonts w:eastAsia="黑体"/>
         <w:b/>
         <w:bCs/>
         <w:color w:themeColor="background1" w:val="FFFFFF"/>
@@ -14192,6 +14822,7 @@
     </w:tblStylePr>
     <w:tblStylePr w:type="lastRow">
       <w:rPr>
+        <w:rFonts w:eastAsia="黑体"/>
         <w:b/>
         <w:bCs/>
         <w:color w:themeColor="accent2" w:themeShade="CC" w:val="9E3A38"/>
@@ -14206,12 +14837,14 @@
     </w:tblStylePr>
     <w:tblStylePr w:type="firstCol">
       <w:rPr>
+        <w:rFonts w:eastAsia="黑体"/>
         <w:b/>
         <w:bCs/>
       </w:rPr>
     </w:tblStylePr>
     <w:tblStylePr w:type="lastCol">
       <w:rPr>
+        <w:rFonts w:eastAsia="黑体"/>
         <w:b/>
         <w:bCs/>
       </w:rPr>
@@ -14246,6 +14879,7 @@
       <w:spacing w:after="0" w:line="240" w:lineRule="auto"/>
     </w:pPr>
     <w:rPr>
+      <w:rFonts w:eastAsia="黑体"/>
       <w:color w:themeColor="text1" w:val="000000"/>
     </w:rPr>
     <w:tblPr>
@@ -14264,6 +14898,7 @@
     </w:tcPr>
     <w:tblStylePr w:type="firstRow">
       <w:rPr>
+        <w:rFonts w:eastAsia="黑体"/>
         <w:b/>
         <w:bCs/>
         <w:color w:themeColor="background1" w:val="FFFFFF"/>
@@ -14278,6 +14913,7 @@
     </w:tblStylePr>
     <w:tblStylePr w:type="lastRow">
       <w:rPr>
+        <w:rFonts w:eastAsia="黑体"/>
         <w:b/>
         <w:bCs/>
         <w:color w:themeColor="accent2" w:themeShade="CC" w:val="9E3A38"/>
@@ -14292,12 +14928,14 @@
     </w:tblStylePr>
     <w:tblStylePr w:type="firstCol">
       <w:rPr>
+        <w:rFonts w:eastAsia="黑体"/>
         <w:b/>
         <w:bCs/>
       </w:rPr>
     </w:tblStylePr>
     <w:tblStylePr w:type="lastCol">
       <w:rPr>
+        <w:rFonts w:eastAsia="黑体"/>
         <w:b/>
         <w:bCs/>
       </w:rPr>
@@ -14332,6 +14970,7 @@
       <w:spacing w:after="0" w:line="240" w:lineRule="auto"/>
     </w:pPr>
     <w:rPr>
+      <w:rFonts w:eastAsia="黑体"/>
       <w:color w:themeColor="text1" w:val="000000"/>
     </w:rPr>
     <w:tblPr>
@@ -14350,6 +14989,7 @@
     </w:tcPr>
     <w:tblStylePr w:type="firstRow">
       <w:rPr>
+        <w:rFonts w:eastAsia="黑体"/>
         <w:b/>
         <w:bCs/>
         <w:color w:themeColor="background1" w:val="FFFFFF"/>
@@ -14364,6 +15004,7 @@
     </w:tblStylePr>
     <w:tblStylePr w:type="lastRow">
       <w:rPr>
+        <w:rFonts w:eastAsia="黑体"/>
         <w:b/>
         <w:bCs/>
         <w:color w:themeColor="accent4" w:themeShade="CC" w:val="664E82"/>
@@ -14378,12 +15019,14 @@
     </w:tblStylePr>
     <w:tblStylePr w:type="firstCol">
       <w:rPr>
+        <w:rFonts w:eastAsia="黑体"/>
         <w:b/>
         <w:bCs/>
       </w:rPr>
     </w:tblStylePr>
     <w:tblStylePr w:type="lastCol">
       <w:rPr>
+        <w:rFonts w:eastAsia="黑体"/>
         <w:b/>
         <w:bCs/>
       </w:rPr>
@@ -14418,6 +15061,7 @@
       <w:spacing w:after="0" w:line="240" w:lineRule="auto"/>
     </w:pPr>
     <w:rPr>
+      <w:rFonts w:eastAsia="黑体"/>
       <w:color w:themeColor="text1" w:val="000000"/>
     </w:rPr>
     <w:tblPr>
@@ -14436,6 +15080,7 @@
     </w:tcPr>
     <w:tblStylePr w:type="firstRow">
       <w:rPr>
+        <w:rFonts w:eastAsia="黑体"/>
         <w:b/>
         <w:bCs/>
         <w:color w:themeColor="background1" w:val="FFFFFF"/>
@@ -14450,6 +15095,7 @@
     </w:tblStylePr>
     <w:tblStylePr w:type="lastRow">
       <w:rPr>
+        <w:rFonts w:eastAsia="黑体"/>
         <w:b/>
         <w:bCs/>
         <w:color w:themeColor="accent3" w:themeShade="CC" w:val="7E9C40"/>
@@ -14464,12 +15110,14 @@
     </w:tblStylePr>
     <w:tblStylePr w:type="firstCol">
       <w:rPr>
+        <w:rFonts w:eastAsia="黑体"/>
         <w:b/>
         <w:bCs/>
       </w:rPr>
     </w:tblStylePr>
     <w:tblStylePr w:type="lastCol">
       <w:rPr>
+        <w:rFonts w:eastAsia="黑体"/>
         <w:b/>
         <w:bCs/>
       </w:rPr>
@@ -14504,6 +15152,7 @@
       <w:spacing w:after="0" w:line="240" w:lineRule="auto"/>
     </w:pPr>
     <w:rPr>
+      <w:rFonts w:eastAsia="黑体"/>
       <w:color w:themeColor="text1" w:val="000000"/>
     </w:rPr>
     <w:tblPr>
@@ -14522,6 +15171,7 @@
     </w:tcPr>
     <w:tblStylePr w:type="firstRow">
       <w:rPr>
+        <w:rFonts w:eastAsia="黑体"/>
         <w:b/>
         <w:bCs/>
         <w:color w:themeColor="background1" w:val="FFFFFF"/>
@@ -14536,6 +15186,7 @@
     </w:tblStylePr>
     <w:tblStylePr w:type="lastRow">
       <w:rPr>
+        <w:rFonts w:eastAsia="黑体"/>
         <w:b/>
         <w:bCs/>
         <w:color w:themeColor="accent6" w:themeShade="CC" w:val="F2730A"/>
@@ -14550,12 +15201,14 @@
     </w:tblStylePr>
     <w:tblStylePr w:type="firstCol">
       <w:rPr>
+        <w:rFonts w:eastAsia="黑体"/>
         <w:b/>
         <w:bCs/>
       </w:rPr>
     </w:tblStylePr>
     <w:tblStylePr w:type="lastCol">
       <w:rPr>
+        <w:rFonts w:eastAsia="黑体"/>
         <w:b/>
         <w:bCs/>
       </w:rPr>
@@ -14590,6 +15243,7 @@
       <w:spacing w:after="0" w:line="240" w:lineRule="auto"/>
     </w:pPr>
     <w:rPr>
+      <w:rFonts w:eastAsia="黑体"/>
       <w:color w:themeColor="text1" w:val="000000"/>
     </w:rPr>
     <w:tblPr>
@@ -14608,6 +15262,7 @@
     </w:tcPr>
     <w:tblStylePr w:type="firstRow">
       <w:rPr>
+        <w:rFonts w:eastAsia="黑体"/>
         <w:b/>
         <w:bCs/>
         <w:color w:themeColor="background1" w:val="FFFFFF"/>
@@ -14622,6 +15277,7 @@
     </w:tblStylePr>
     <w:tblStylePr w:type="lastRow">
       <w:rPr>
+        <w:rFonts w:eastAsia="黑体"/>
         <w:b/>
         <w:bCs/>
         <w:color w:themeColor="accent5" w:themeShade="CC" w:val="348DA5"/>
@@ -14636,12 +15292,14 @@
     </w:tblStylePr>
     <w:tblStylePr w:type="firstCol">
       <w:rPr>
+        <w:rFonts w:eastAsia="黑体"/>
         <w:b/>
         <w:bCs/>
       </w:rPr>
     </w:tblStylePr>
     <w:tblStylePr w:type="lastCol">
       <w:rPr>
+        <w:rFonts w:eastAsia="黑体"/>
         <w:b/>
         <w:bCs/>
       </w:rPr>
@@ -14676,6 +15334,7 @@
       <w:spacing w:after="0" w:line="240" w:lineRule="auto"/>
     </w:pPr>
     <w:rPr>
+      <w:rFonts w:eastAsia="黑体"/>
       <w:color w:themeColor="text1" w:val="000000"/>
     </w:rPr>
     <w:tblPr>
@@ -14697,6 +15356,7 @@
     </w:tcPr>
     <w:tblStylePr w:type="firstRow">
       <w:rPr>
+        <w:rFonts w:eastAsia="黑体"/>
         <w:b/>
         <w:bCs/>
       </w:rPr>
@@ -14707,6 +15367,7 @@
     </w:tblStylePr>
     <w:tblStylePr w:type="lastRow">
       <w:rPr>
+        <w:rFonts w:eastAsia="黑体"/>
         <w:b/>
         <w:bCs/>
         <w:color w:themeColor="text1" w:val="000000"/>
@@ -14718,6 +15379,7 @@
     </w:tblStylePr>
     <w:tblStylePr w:type="firstCol">
       <w:rPr>
+        <w:rFonts w:eastAsia="黑体"/>
         <w:color w:themeColor="background1" w:val="FFFFFF"/>
       </w:rPr>
       <w:tblPr/>
@@ -14727,6 +15389,7 @@
     </w:tblStylePr>
     <w:tblStylePr w:type="lastCol">
       <w:rPr>
+        <w:rFonts w:eastAsia="黑体"/>
         <w:color w:themeColor="background1" w:val="FFFFFF"/>
       </w:rPr>
       <w:tblPr/>
@@ -14756,6 +15419,7 @@
       <w:spacing w:after="0" w:line="240" w:lineRule="auto"/>
     </w:pPr>
     <w:rPr>
+      <w:rFonts w:eastAsia="黑体"/>
       <w:color w:themeColor="text1" w:val="000000"/>
     </w:rPr>
     <w:tblPr>
@@ -14777,6 +15441,7 @@
     </w:tcPr>
     <w:tblStylePr w:type="firstRow">
       <w:rPr>
+        <w:rFonts w:eastAsia="黑体"/>
         <w:b/>
         <w:bCs/>
       </w:rPr>
@@ -14787,6 +15452,7 @@
     </w:tblStylePr>
     <w:tblStylePr w:type="lastRow">
       <w:rPr>
+        <w:rFonts w:eastAsia="黑体"/>
         <w:b/>
         <w:bCs/>
         <w:color w:themeColor="text1" w:val="000000"/>
@@ -14798,6 +15464,7 @@
     </w:tblStylePr>
     <w:tblStylePr w:type="firstCol">
       <w:rPr>
+        <w:rFonts w:eastAsia="黑体"/>
         <w:color w:themeColor="background1" w:val="FFFFFF"/>
       </w:rPr>
       <w:tblPr/>
@@ -14807,6 +15474,7 @@
     </w:tblStylePr>
     <w:tblStylePr w:type="lastCol">
       <w:rPr>
+        <w:rFonts w:eastAsia="黑体"/>
         <w:color w:themeColor="background1" w:val="FFFFFF"/>
       </w:rPr>
       <w:tblPr/>
@@ -14836,6 +15504,7 @@
       <w:spacing w:after="0" w:line="240" w:lineRule="auto"/>
     </w:pPr>
     <w:rPr>
+      <w:rFonts w:eastAsia="黑体"/>
       <w:color w:themeColor="text1" w:val="000000"/>
     </w:rPr>
     <w:tblPr>
@@ -14857,6 +15526,7 @@
     </w:tcPr>
     <w:tblStylePr w:type="firstRow">
       <w:rPr>
+        <w:rFonts w:eastAsia="黑体"/>
         <w:b/>
         <w:bCs/>
       </w:rPr>
@@ -14867,6 +15537,7 @@
     </w:tblStylePr>
     <w:tblStylePr w:type="lastRow">
       <w:rPr>
+        <w:rFonts w:eastAsia="黑体"/>
         <w:b/>
         <w:bCs/>
         <w:color w:themeColor="text1" w:val="000000"/>
@@ -14878,6 +15549,7 @@
     </w:tblStylePr>
     <w:tblStylePr w:type="firstCol">
       <w:rPr>
+        <w:rFonts w:eastAsia="黑体"/>
         <w:color w:themeColor="background1" w:val="FFFFFF"/>
       </w:rPr>
       <w:tblPr/>
@@ -14887,6 +15559,7 @@
     </w:tblStylePr>
     <w:tblStylePr w:type="lastCol">
       <w:rPr>
+        <w:rFonts w:eastAsia="黑体"/>
         <w:color w:themeColor="background1" w:val="FFFFFF"/>
       </w:rPr>
       <w:tblPr/>
@@ -14916,6 +15589,7 @@
       <w:spacing w:after="0" w:line="240" w:lineRule="auto"/>
     </w:pPr>
     <w:rPr>
+      <w:rFonts w:eastAsia="黑体"/>
       <w:color w:themeColor="text1" w:val="000000"/>
     </w:rPr>
     <w:tblPr>
@@ -14937,6 +15611,7 @@
     </w:tcPr>
     <w:tblStylePr w:type="firstRow">
       <w:rPr>
+        <w:rFonts w:eastAsia="黑体"/>
         <w:b/>
         <w:bCs/>
       </w:rPr>
@@ -14947,6 +15622,7 @@
     </w:tblStylePr>
     <w:tblStylePr w:type="lastRow">
       <w:rPr>
+        <w:rFonts w:eastAsia="黑体"/>
         <w:b/>
         <w:bCs/>
         <w:color w:themeColor="text1" w:val="000000"/>
@@ -14958,6 +15634,7 @@
     </w:tblStylePr>
     <w:tblStylePr w:type="firstCol">
       <w:rPr>
+        <w:rFonts w:eastAsia="黑体"/>
         <w:color w:themeColor="background1" w:val="FFFFFF"/>
       </w:rPr>
       <w:tblPr/>
@@ -14967,6 +15644,7 @@
     </w:tblStylePr>
     <w:tblStylePr w:type="lastCol">
       <w:rPr>
+        <w:rFonts w:eastAsia="黑体"/>
         <w:color w:themeColor="background1" w:val="FFFFFF"/>
       </w:rPr>
       <w:tblPr/>
@@ -14996,6 +15674,7 @@
       <w:spacing w:after="0" w:line="240" w:lineRule="auto"/>
     </w:pPr>
     <w:rPr>
+      <w:rFonts w:eastAsia="黑体"/>
       <w:color w:themeColor="text1" w:val="000000"/>
     </w:rPr>
     <w:tblPr>
@@ -15017,6 +15696,7 @@
     </w:tcPr>
     <w:tblStylePr w:type="firstRow">
       <w:rPr>
+        <w:rFonts w:eastAsia="黑体"/>
         <w:b/>
         <w:bCs/>
       </w:rPr>
@@ -15027,6 +15707,7 @@
     </w:tblStylePr>
     <w:tblStylePr w:type="lastRow">
       <w:rPr>
+        <w:rFonts w:eastAsia="黑体"/>
         <w:b/>
         <w:bCs/>
         <w:color w:themeColor="text1" w:val="000000"/>
@@ -15038,6 +15719,7 @@
     </w:tblStylePr>
     <w:tblStylePr w:type="firstCol">
       <w:rPr>
+        <w:rFonts w:eastAsia="黑体"/>
         <w:color w:themeColor="background1" w:val="FFFFFF"/>
       </w:rPr>
       <w:tblPr/>
@@ -15047,6 +15729,7 @@
     </w:tblStylePr>
     <w:tblStylePr w:type="lastCol">
       <w:rPr>
+        <w:rFonts w:eastAsia="黑体"/>
         <w:color w:themeColor="background1" w:val="FFFFFF"/>
       </w:rPr>
       <w:tblPr/>
@@ -15076,6 +15759,7 @@
       <w:spacing w:after="0" w:line="240" w:lineRule="auto"/>
     </w:pPr>
     <w:rPr>
+      <w:rFonts w:eastAsia="黑体"/>
       <w:color w:themeColor="text1" w:val="000000"/>
     </w:rPr>
     <w:tblPr>
@@ -15097,6 +15781,7 @@
     </w:tcPr>
     <w:tblStylePr w:type="firstRow">
       <w:rPr>
+        <w:rFonts w:eastAsia="黑体"/>
         <w:b/>
         <w:bCs/>
       </w:rPr>
@@ -15107,6 +15792,7 @@
     </w:tblStylePr>
     <w:tblStylePr w:type="lastRow">
       <w:rPr>
+        <w:rFonts w:eastAsia="黑体"/>
         <w:b/>
         <w:bCs/>
         <w:color w:themeColor="text1" w:val="000000"/>
@@ -15118,6 +15804,7 @@
     </w:tblStylePr>
     <w:tblStylePr w:type="firstCol">
       <w:rPr>
+        <w:rFonts w:eastAsia="黑体"/>
         <w:color w:themeColor="background1" w:val="FFFFFF"/>
       </w:rPr>
       <w:tblPr/>
@@ -15127,6 +15814,7 @@
     </w:tblStylePr>
     <w:tblStylePr w:type="lastCol">
       <w:rPr>
+        <w:rFonts w:eastAsia="黑体"/>
         <w:color w:themeColor="background1" w:val="FFFFFF"/>
       </w:rPr>
       <w:tblPr/>
@@ -15156,6 +15844,7 @@
       <w:spacing w:after="0" w:line="240" w:lineRule="auto"/>
     </w:pPr>
     <w:rPr>
+      <w:rFonts w:eastAsia="黑体"/>
       <w:color w:themeColor="text1" w:val="000000"/>
     </w:rPr>
     <w:tblPr>
@@ -15177,6 +15866,7 @@
     </w:tcPr>
     <w:tblStylePr w:type="firstRow">
       <w:rPr>
+        <w:rFonts w:eastAsia="黑体"/>
         <w:b/>
         <w:bCs/>
       </w:rPr>
@@ -15187,6 +15877,7 @@
     </w:tblStylePr>
     <w:tblStylePr w:type="lastRow">
       <w:rPr>
+        <w:rFonts w:eastAsia="黑体"/>
         <w:b/>
         <w:bCs/>
         <w:color w:themeColor="text1" w:val="000000"/>
@@ -15198,6 +15889,7 @@
     </w:tblStylePr>
     <w:tblStylePr w:type="firstCol">
       <w:rPr>
+        <w:rFonts w:eastAsia="黑体"/>
         <w:color w:themeColor="background1" w:val="FFFFFF"/>
       </w:rPr>
       <w:tblPr/>
@@ -15207,6 +15899,7 @@
     </w:tblStylePr>
     <w:tblStylePr w:type="lastCol">
       <w:rPr>
+        <w:rFonts w:eastAsia="黑体"/>
         <w:color w:themeColor="background1" w:val="FFFFFF"/>
       </w:rPr>
       <w:tblPr/>
@@ -15239,6 +15932,7 @@
     <w:name w:val="KeywordTok"/>
     <w:basedOn w:val="VerbatimChar"/>
     <w:rPr>
+      <w:rFonts w:eastAsia="黑体"/>
       <w:b/>
       <w:color w:val="007020"/>
     </w:rPr>
@@ -15247,6 +15941,7 @@
     <w:name w:val="DataTypeTok"/>
     <w:basedOn w:val="VerbatimChar"/>
     <w:rPr>
+      <w:rFonts w:eastAsia="黑体"/>
       <w:color w:val="902000"/>
     </w:rPr>
   </w:style>
@@ -15254,6 +15949,7 @@
     <w:name w:val="DecValTok"/>
     <w:basedOn w:val="VerbatimChar"/>
     <w:rPr>
+      <w:rFonts w:eastAsia="黑体"/>
       <w:color w:val="40a070"/>
     </w:rPr>
   </w:style>
@@ -15261,6 +15957,7 @@
     <w:name w:val="BaseNTok"/>
     <w:basedOn w:val="VerbatimChar"/>
     <w:rPr>
+      <w:rFonts w:eastAsia="黑体"/>
       <w:color w:val="40a070"/>
     </w:rPr>
   </w:style>
@@ -15268,6 +15965,7 @@
     <w:name w:val="FloatTok"/>
     <w:basedOn w:val="VerbatimChar"/>
     <w:rPr>
+      <w:rFonts w:eastAsia="黑体"/>
       <w:color w:val="40a070"/>
     </w:rPr>
   </w:style>
@@ -15275,6 +15973,7 @@
     <w:name w:val="ConstantTok"/>
     <w:basedOn w:val="VerbatimChar"/>
     <w:rPr>
+      <w:rFonts w:eastAsia="黑体"/>
       <w:color w:val="880000"/>
     </w:rPr>
   </w:style>
@@ -15282,6 +15981,7 @@
     <w:name w:val="CharTok"/>
     <w:basedOn w:val="VerbatimChar"/>
     <w:rPr>
+      <w:rFonts w:eastAsia="黑体"/>
       <w:color w:val="4070a0"/>
     </w:rPr>
   </w:style>
@@ -15289,6 +15989,7 @@
     <w:name w:val="SpecialCharTok"/>
     <w:basedOn w:val="VerbatimChar"/>
     <w:rPr>
+      <w:rFonts w:eastAsia="黑体"/>
       <w:color w:val="4070a0"/>
     </w:rPr>
   </w:style>
@@ -15296,6 +15997,7 @@
     <w:name w:val="StringTok"/>
     <w:basedOn w:val="VerbatimChar"/>
     <w:rPr>
+      <w:rFonts w:eastAsia="黑体"/>
       <w:color w:val="4070a0"/>
     </w:rPr>
   </w:style>
@@ -15303,6 +16005,7 @@
     <w:name w:val="VerbatimStringTok"/>
     <w:basedOn w:val="VerbatimChar"/>
     <w:rPr>
+      <w:rFonts w:eastAsia="黑体"/>
       <w:color w:val="4070a0"/>
     </w:rPr>
   </w:style>
@@ -15310,6 +16013,7 @@
     <w:name w:val="SpecialStringTok"/>
     <w:basedOn w:val="VerbatimChar"/>
     <w:rPr>
+      <w:rFonts w:eastAsia="黑体"/>
       <w:color w:val="bb6688"/>
     </w:rPr>
   </w:style>
@@ -15317,6 +16021,7 @@
     <w:name w:val="ImportTok"/>
     <w:basedOn w:val="VerbatimChar"/>
     <w:rPr>
+      <w:rFonts w:eastAsia="黑体"/>
       <w:b/>
       <w:color w:val="008000"/>
     </w:rPr>
@@ -15325,6 +16030,7 @@
     <w:name w:val="CommentTok"/>
     <w:basedOn w:val="VerbatimChar"/>
     <w:rPr>
+      <w:rFonts w:eastAsia="黑体"/>
       <w:i/>
       <w:color w:val="60a0b0"/>
     </w:rPr>
@@ -15333,6 +16039,7 @@
     <w:name w:val="DocumentationTok"/>
     <w:basedOn w:val="VerbatimChar"/>
     <w:rPr>
+      <w:rFonts w:eastAsia="黑体"/>
       <w:i/>
       <w:color w:val="ba2121"/>
     </w:rPr>
@@ -15341,6 +16048,7 @@
     <w:name w:val="AnnotationTok"/>
     <w:basedOn w:val="VerbatimChar"/>
     <w:rPr>
+      <w:rFonts w:eastAsia="黑体"/>
       <w:b/>
       <w:i/>
       <w:color w:val="60a0b0"/>
@@ -15350,6 +16058,7 @@
     <w:name w:val="CommentVarTok"/>
     <w:basedOn w:val="VerbatimChar"/>
     <w:rPr>
+      <w:rFonts w:eastAsia="黑体"/>
       <w:b/>
       <w:i/>
       <w:color w:val="60a0b0"/>
@@ -15359,6 +16068,7 @@
     <w:name w:val="OtherTok"/>
     <w:basedOn w:val="VerbatimChar"/>
     <w:rPr>
+      <w:rFonts w:eastAsia="黑体"/>
       <w:color w:val="007020"/>
     </w:rPr>
   </w:style>
@@ -15366,6 +16076,7 @@
     <w:name w:val="FunctionTok"/>
     <w:basedOn w:val="VerbatimChar"/>
     <w:rPr>
+      <w:rFonts w:eastAsia="黑体"/>
       <w:color w:val="06287e"/>
     </w:rPr>
   </w:style>
@@ -15373,6 +16084,7 @@
     <w:name w:val="VariableTok"/>
     <w:basedOn w:val="VerbatimChar"/>
     <w:rPr>
+      <w:rFonts w:eastAsia="黑体"/>
       <w:color w:val="19177c"/>
     </w:rPr>
   </w:style>
@@ -15380,6 +16092,7 @@
     <w:name w:val="ControlFlowTok"/>
     <w:basedOn w:val="VerbatimChar"/>
     <w:rPr>
+      <w:rFonts w:eastAsia="黑体"/>
       <w:b/>
       <w:color w:val="007020"/>
     </w:rPr>
@@ -15388,6 +16101,7 @@
     <w:name w:val="OperatorTok"/>
     <w:basedOn w:val="VerbatimChar"/>
     <w:rPr>
+      <w:rFonts w:eastAsia="黑体"/>
       <w:color w:val="666666"/>
     </w:rPr>
   </w:style>
@@ -15395,18 +16109,22 @@
     <w:name w:val="BuiltInTok"/>
     <w:basedOn w:val="VerbatimChar"/>
     <w:rPr>
+      <w:rFonts w:eastAsia="黑体"/>
       <w:color w:val="008000"/>
     </w:rPr>
   </w:style>
   <w:style w:type="character" w:customStyle="1" w:styleId="ExtensionTok">
     <w:name w:val="ExtensionTok"/>
     <w:basedOn w:val="VerbatimChar"/>
-    <w:rPr/>
+    <w:rPr>
+      <w:rFonts w:eastAsia="黑体"/>
+    </w:rPr>
   </w:style>
   <w:style w:type="character" w:customStyle="1" w:styleId="PreprocessorTok">
     <w:name w:val="PreprocessorTok"/>
     <w:basedOn w:val="VerbatimChar"/>
     <w:rPr>
+      <w:rFonts w:eastAsia="黑体"/>
       <w:color w:val="bc7a00"/>
     </w:rPr>
   </w:style>
@@ -15414,18 +16132,22 @@
     <w:name w:val="AttributeTok"/>
     <w:basedOn w:val="VerbatimChar"/>
     <w:rPr>
+      <w:rFonts w:eastAsia="黑体"/>
       <w:color w:val="7d9029"/>
     </w:rPr>
   </w:style>
   <w:style w:type="character" w:customStyle="1" w:styleId="RegionMarkerTok">
     <w:name w:val="RegionMarkerTok"/>
     <w:basedOn w:val="VerbatimChar"/>
-    <w:rPr/>
+    <w:rPr>
+      <w:rFonts w:eastAsia="黑体"/>
+    </w:rPr>
   </w:style>
   <w:style w:type="character" w:customStyle="1" w:styleId="InformationTok">
     <w:name w:val="InformationTok"/>
     <w:basedOn w:val="VerbatimChar"/>
     <w:rPr>
+      <w:rFonts w:eastAsia="黑体"/>
       <w:b/>
       <w:i/>
       <w:color w:val="60a0b0"/>
@@ -15435,6 +16157,7 @@
     <w:name w:val="WarningTok"/>
     <w:basedOn w:val="VerbatimChar"/>
     <w:rPr>
+      <w:rFonts w:eastAsia="黑体"/>
       <w:b/>
       <w:i/>
       <w:color w:val="60a0b0"/>
@@ -15444,6 +16167,7 @@
     <w:name w:val="AlertTok"/>
     <w:basedOn w:val="VerbatimChar"/>
     <w:rPr>
+      <w:rFonts w:eastAsia="黑体"/>
       <w:b/>
       <w:color w:val="ff0000"/>
     </w:rPr>
@@ -15452,6 +16176,7 @@
     <w:name w:val="ErrorTok"/>
     <w:basedOn w:val="VerbatimChar"/>
     <w:rPr>
+      <w:rFonts w:eastAsia="黑体"/>
       <w:b/>
       <w:color w:val="ff0000"/>
     </w:rPr>
@@ -15459,7 +16184,9 @@
   <w:style w:type="character" w:customStyle="1" w:styleId="NormalTok">
     <w:name w:val="NormalTok"/>
     <w:basedOn w:val="VerbatimChar"/>
-    <w:rPr/>
+    <w:rPr>
+      <w:rFonts w:eastAsia="黑体"/>
+    </w:rPr>
   </w:style>
 </w:styles>
 </file>
@@ -15508,12 +16235,12 @@
     <a:fontScheme name="Office">
       <a:majorFont>
         <a:latin typeface="Calibri"/>
-        <a:ea typeface=""/>
+        <a:ea typeface="黑体"/>
         <a:cs typeface=""/>
         <a:font script="Jpan" typeface="ＭＳ ゴシック"/>
         <a:font script="Hang" typeface="맑은 고딕"/>
-        <a:font script="Hans" typeface="宋体"/>
-        <a:font script="Hant" typeface="新細明體"/>
+        <a:font script="Hans" typeface="黑体"/>
+        <a:font script="Hant" typeface="黑体"/>
         <a:font script="Arab" typeface="Times New Roman"/>
         <a:font script="Hebr" typeface="Times New Roman"/>
         <a:font script="Thai" typeface="Angsana New"/>
@@ -15543,12 +16270,12 @@
       </a:majorFont>
       <a:minorFont>
         <a:latin typeface="Cambria"/>
-        <a:ea typeface=""/>
+        <a:ea typeface="黑体"/>
         <a:cs typeface=""/>
         <a:font script="Jpan" typeface="ＭＳ 明朝"/>
         <a:font script="Hang" typeface="맑은 고딕"/>
-        <a:font script="Hans" typeface="宋体"/>
-        <a:font script="Hant" typeface="新細明體"/>
+        <a:font script="Hans" typeface="黑体"/>
+        <a:font script="Hant" typeface="黑体"/>
         <a:font script="Arab" typeface="Arial"/>
         <a:font script="Hebr" typeface="Arial"/>
         <a:font script="Thai" typeface="Cordia New"/>

--- a/02-放大电路/02-功率放大电路/F类功率放大电路/F类功率放大电路.docx
+++ b/02-放大电路/02-功率放大电路/F类功率放大电路/F类功率放大电路.docx
@@ -3164,7 +3164,7 @@
           <w:color w:val="555555"/>
           <w:sz w:val="21"/>
         </w:rPr>
-        <w:t>材料收集者：杜文杰，WX手机：19519196569，QQ:3478827729</w:t>
+        <w:t>材料收集者：杜文杰，微信/手机：19519196569，QQ:3478827729</w:t>
       </w:r>
     </w:p>
     <w:sectPr>
